--- a/notes/Project_Notes.docx
+++ b/notes/Project_Notes.docx
@@ -575,6 +575,33 @@
       <w:r>
         <w:t xml:space="preserve"> data that does hold consistent clinical values.</w:t>
       </w:r>
+      <w:r>
+        <w:t xml:space="preserve"> Additionally, clinical data are rarely married well, if at all, with single cell meta data once submitted to the GEO databases. This often comes with a lack of identifiers that ties a single cell assay with original patient or their clinical variables (</w:t>
+      </w:r>
+      <w:proofErr w:type="spellStart"/>
+      <w:r>
+        <w:t>gleason</w:t>
+      </w:r>
+      <w:proofErr w:type="spellEnd"/>
+      <w:r>
+        <w:t xml:space="preserve"> </w:t>
+      </w:r>
+      <w:proofErr w:type="gramStart"/>
+      <w:r>
+        <w:t>scores,  PSA</w:t>
+      </w:r>
+      <w:proofErr w:type="gramEnd"/>
+      <w:r>
+        <w:t xml:space="preserve">, pathologic T, </w:t>
+      </w:r>
+      <w:proofErr w:type="spellStart"/>
+      <w:r>
+        <w:t>etc</w:t>
+      </w:r>
+      <w:proofErr w:type="spellEnd"/>
+      <w:r>
+        <w:t>).</w:t>
+      </w:r>
     </w:p>
     <w:p>
       <w:r>
@@ -585,7 +612,21 @@
         <w:t>Datasets with Clinical Data:</w:t>
       </w:r>
       <w:r>
-        <w:t xml:space="preserve"> GSE141445 (Chen et. al., 2021), GSE176031(Song, H, et. al., 2021), GSE150692(Crowley et. al., 2020), GSE18194(Chen, et. al. 2023), GSE</w:t>
+        <w:t xml:space="preserve"> GSE141445 (Chen et. al., 2021), GSE176031(Song, H, et. al., 2021), GSE150692(Crowley et. al., 2020), GSE18194(Chen, et. al. 2023),</w:t>
+      </w:r>
+      <w:r>
+        <w:t xml:space="preserve"> </w:t>
+      </w:r>
+      <w:proofErr w:type="spellStart"/>
+      <w:r>
+        <w:t>SubSeries</w:t>
+      </w:r>
+      <w:proofErr w:type="spellEnd"/>
+      <w:r>
+        <w:t xml:space="preserve"> </w:t>
+      </w:r>
+      <w:r>
+        <w:t>GSE117403 (Henry et. al. 2018).</w:t>
       </w:r>
     </w:p>
     <w:p>
@@ -719,6 +760,7 @@
         <w:pStyle w:val="ListParagraph"/>
       </w:pPr>
       <w:r>
+        <w:lastRenderedPageBreak/>
         <w:t>Outputs: Proportion Matrices on the sample level</w:t>
       </w:r>
     </w:p>
@@ -758,7 +800,6 @@
           <w:b/>
           <w:bCs/>
         </w:rPr>
-        <w:lastRenderedPageBreak/>
         <w:t>Possible Outputs:</w:t>
       </w:r>
       <w:r>

--- a/notes/Project_Notes.docx
+++ b/notes/Project_Notes.docx
@@ -551,10 +551,16 @@
     </w:p>
     <w:p>
       <w:r>
-        <w:t>Last night I found that</w:t>
-      </w:r>
-      <w:r>
-        <w:t xml:space="preserve"> most of the single cell data has clinical data. However, they are sparse (not enough for one dataset), or inconsistent (not </w:t>
+        <w:t>I found that</w:t>
+      </w:r>
+      <w:r>
+        <w:t xml:space="preserve"> most of the single cell data has clinical data. However, they are sparse (not enough </w:t>
+      </w:r>
+      <w:r>
+        <w:t>coverage for all samples included within the dataset</w:t>
+      </w:r>
+      <w:r>
+        <w:t xml:space="preserve">), or inconsistent (not </w:t>
       </w:r>
       <w:proofErr w:type="gramStart"/>
       <w:r>
@@ -562,21 +568,60 @@
       </w:r>
       <w:proofErr w:type="gramEnd"/>
       <w:r>
-        <w:t xml:space="preserve"> the same metric across all samples within the same dataset). To fill in missing data or acquire consistent data (multiple metrics for correlation analysis), we can deconvolve cell types within biopsies</w:t>
-      </w:r>
-      <w:r>
-        <w:t xml:space="preserve"> and still use the clinical data from </w:t>
+        <w:t xml:space="preserve"> the same </w:t>
+      </w:r>
+      <w:r>
+        <w:t>clinical variable appears</w:t>
+      </w:r>
+      <w:r>
+        <w:t xml:space="preserve"> across all samples within the same dataset). To </w:t>
+      </w:r>
+      <w:r>
+        <w:t xml:space="preserve">compensate for </w:t>
+      </w:r>
+      <w:r>
+        <w:t xml:space="preserve">missing data or acquire consistent data </w:t>
+      </w:r>
+      <w:r>
+        <w:t xml:space="preserve">for a correlation analysis, </w:t>
+      </w:r>
+      <w:r>
+        <w:t>we can deconvolve cell types within</w:t>
+      </w:r>
+      <w:r>
+        <w:t xml:space="preserve"> </w:t>
       </w:r>
       <w:proofErr w:type="spellStart"/>
       <w:r>
-        <w:t>bulkRNASeq</w:t>
+        <w:t>bulkRNA</w:t>
       </w:r>
       <w:proofErr w:type="spellEnd"/>
       <w:r>
-        <w:t xml:space="preserve"> data that does hold consistent clinical values.</w:t>
-      </w:r>
-      <w:r>
-        <w:t xml:space="preserve"> Additionally, clinical data are rarely married well, if at all, with single cell meta data once submitted to the GEO databases. This often comes with a lack of identifiers that ties a single cell assay with original patient or their clinical variables (</w:t>
+        <w:t>-Seq</w:t>
+      </w:r>
+      <w:r>
+        <w:t xml:space="preserve"> biopsies</w:t>
+      </w:r>
+      <w:r>
+        <w:t xml:space="preserve"> and still use the clinical data</w:t>
+      </w:r>
+      <w:r>
+        <w:t xml:space="preserve"> available. </w:t>
+      </w:r>
+      <w:r>
+        <w:t>Additionally, clinical data are rarely married well, if at all, with single cell meta data once submitted to the GEO databases. This often comes with a lack of identifiers that ties a single cell assay</w:t>
+      </w:r>
+      <w:r>
+        <w:t xml:space="preserve"> sample (GSMXXXXXX) identifiers </w:t>
+      </w:r>
+      <w:r>
+        <w:t>with original patient</w:t>
+      </w:r>
+      <w:r>
+        <w:t xml:space="preserve"> IDs and their paired clinical variables </w:t>
+      </w:r>
+      <w:r>
+        <w:t>(</w:t>
       </w:r>
       <w:proofErr w:type="spellStart"/>
       <w:r>

--- a/notes/Project_Notes.docx
+++ b/notes/Project_Notes.docx
@@ -554,7 +554,24 @@
         <w:t>I found that</w:t>
       </w:r>
       <w:r>
-        <w:t xml:space="preserve"> most of the single cell data has clinical data. However, they are sparse (not enough </w:t>
+        <w:t xml:space="preserve"> most of the single cell data</w:t>
+      </w:r>
+      <w:r>
+        <w:t xml:space="preserve"> possess a volume of </w:t>
+      </w:r>
+      <w:r>
+        <w:t xml:space="preserve">clinical data. </w:t>
+      </w:r>
+      <w:proofErr w:type="gramStart"/>
+      <w:r>
+        <w:t>However</w:t>
+      </w:r>
+      <w:proofErr w:type="gramEnd"/>
+      <w:r>
+        <w:t xml:space="preserve"> the data is either</w:t>
+      </w:r>
+      <w:r>
+        <w:t xml:space="preserve"> sparse (not enough </w:t>
       </w:r>
       <w:r>
         <w:t>coverage for all samples included within the dataset</w:t>
@@ -603,16 +620,45 @@
         <w:t xml:space="preserve"> biopsies</w:t>
       </w:r>
       <w:r>
-        <w:t xml:space="preserve"> and still use the clinical data</w:t>
-      </w:r>
-      <w:r>
-        <w:t xml:space="preserve"> available. </w:t>
-      </w:r>
-      <w:r>
-        <w:t>Additionally, clinical data are rarely married well, if at all, with single cell meta data once submitted to the GEO databases. This often comes with a lack of identifiers that ties a single cell assay</w:t>
-      </w:r>
-      <w:r>
-        <w:t xml:space="preserve"> sample (GSMXXXXXX) identifiers </w:t>
+        <w:t xml:space="preserve"> and use their paired clinical data</w:t>
+      </w:r>
+      <w:r>
+        <w:t xml:space="preserve">. </w:t>
+      </w:r>
+      <w:r>
+        <w:t xml:space="preserve">Additionally, </w:t>
+      </w:r>
+      <w:proofErr w:type="spellStart"/>
+      <w:r>
+        <w:t>scRNA</w:t>
+      </w:r>
+      <w:proofErr w:type="spellEnd"/>
+      <w:r>
+        <w:t xml:space="preserve">-Seq </w:t>
+      </w:r>
+      <w:r>
+        <w:t>clinical data are rarely married well, if at all, with single cell meta data once submitted to the GEO databases. This often comes with a lack of identifie</w:t>
+      </w:r>
+      <w:r>
+        <w:t>rs</w:t>
+      </w:r>
+      <w:r>
+        <w:t xml:space="preserve"> that tie</w:t>
+      </w:r>
+      <w:r>
+        <w:t>s to</w:t>
+      </w:r>
+      <w:r>
+        <w:t xml:space="preserve"> a single cell assay</w:t>
+      </w:r>
+      <w:r>
+        <w:t xml:space="preserve"> sample (GSMXXXXXX)</w:t>
+      </w:r>
+      <w:r>
+        <w:t>,</w:t>
+      </w:r>
+      <w:r>
+        <w:t xml:space="preserve"> identifiers </w:t>
       </w:r>
       <w:r>
         <w:t>with original patient</w:t>
@@ -645,7 +691,10 @@
       </w:r>
       <w:proofErr w:type="spellEnd"/>
       <w:r>
-        <w:t>).</w:t>
+        <w:t>)</w:t>
+      </w:r>
+      <w:r>
+        <w:t>, or different clinical variables measured between studies.</w:t>
       </w:r>
     </w:p>
     <w:p>
@@ -781,6 +830,7 @@
         <w:pStyle w:val="ListParagraph"/>
       </w:pPr>
       <w:r>
+        <w:lastRenderedPageBreak/>
         <w:t xml:space="preserve">Input: </w:t>
       </w:r>
       <w:proofErr w:type="spellStart"/>
@@ -805,7 +855,6 @@
         <w:pStyle w:val="ListParagraph"/>
       </w:pPr>
       <w:r>
-        <w:lastRenderedPageBreak/>
         <w:t>Outputs: Proportion Matrices on the sample level</w:t>
       </w:r>
     </w:p>

--- a/notes/Project_Notes.docx
+++ b/notes/Project_Notes.docx
@@ -226,6 +226,207 @@
           <w:bCs/>
         </w:rPr>
         <w:t xml:space="preserve"> Characterization</w:t>
+      </w:r>
+    </w:p>
+    <w:p>
+      <w:pPr>
+        <w:pStyle w:val="ListParagraph"/>
+        <w:numPr>
+          <w:ilvl w:val="0"/>
+          <w:numId w:val="2"/>
+        </w:numPr>
+      </w:pPr>
+      <w:r>
+        <w:t>Pre-</w:t>
+      </w:r>
+      <w:proofErr w:type="gramStart"/>
+      <w:r>
+        <w:t xml:space="preserve">processing </w:t>
+      </w:r>
+      <w:r>
+        <w:t xml:space="preserve"> 5</w:t>
+      </w:r>
+      <w:proofErr w:type="gramEnd"/>
+      <w:r>
+        <w:t xml:space="preserve"> </w:t>
+      </w:r>
+      <w:r>
+        <w:t>Single-Cell datasets with multipl</w:t>
+      </w:r>
+      <w:r>
+        <w:t xml:space="preserve">e </w:t>
+      </w:r>
+      <w:r>
+        <w:t xml:space="preserve">conditions (Healthy, Adjacent Normal, Tumor Core, Benign). </w:t>
+      </w:r>
+      <w:proofErr w:type="spellStart"/>
+      <w:r>
+        <w:t>MetaData</w:t>
+      </w:r>
+      <w:proofErr w:type="spellEnd"/>
+      <w:r>
+        <w:t xml:space="preserve"> will have to include the following columns</w:t>
+      </w:r>
+      <w:r>
+        <w:t xml:space="preserve"> at a minimum</w:t>
+      </w:r>
+      <w:r>
+        <w:t>:</w:t>
+      </w:r>
+    </w:p>
+    <w:p>
+      <w:pPr>
+        <w:rPr>
+          <w:b/>
+          <w:bCs/>
+        </w:rPr>
+      </w:pPr>
+    </w:p>
+    <w:p>
+      <w:pPr>
+        <w:rPr>
+          <w:b/>
+          <w:bCs/>
+        </w:rPr>
+      </w:pPr>
+    </w:p>
+    <w:p>
+      <w:pPr>
+        <w:rPr>
+          <w:b/>
+          <w:bCs/>
+        </w:rPr>
+      </w:pPr>
+    </w:p>
+    <w:p>
+      <w:pPr>
+        <w:rPr>
+          <w:b/>
+          <w:bCs/>
+        </w:rPr>
+      </w:pPr>
+    </w:p>
+    <w:p>
+      <w:pPr>
+        <w:rPr>
+          <w:b/>
+          <w:bCs/>
+        </w:rPr>
+      </w:pPr>
+      <w:r>
+        <w:rPr>
+          <w:b/>
+          <w:bCs/>
+        </w:rPr>
+        <w:lastRenderedPageBreak/>
+        <w:t>Final Sample Sheet</w:t>
+      </w:r>
+    </w:p>
+    <w:p>
+      <w:pPr>
+        <w:ind w:firstLine="720"/>
+      </w:pPr>
+      <w:r>
+        <w:br/>
+      </w:r>
+      <w:r>
+        <w:rPr>
+          <w:b/>
+          <w:bCs/>
+        </w:rPr>
+        <w:t>(</w:t>
+      </w:r>
+      <w:proofErr w:type="spellStart"/>
+      <w:proofErr w:type="gramStart"/>
+      <w:r>
+        <w:rPr>
+          <w:b/>
+          <w:bCs/>
+        </w:rPr>
+        <w:t>orig.ident</w:t>
+      </w:r>
+      <w:proofErr w:type="spellEnd"/>
+      <w:proofErr w:type="gramEnd"/>
+      <w:r>
+        <w:rPr>
+          <w:b/>
+          <w:bCs/>
+        </w:rPr>
+        <w:t xml:space="preserve">, </w:t>
+      </w:r>
+      <w:proofErr w:type="spellStart"/>
+      <w:r>
+        <w:rPr>
+          <w:b/>
+          <w:bCs/>
+        </w:rPr>
+        <w:t>geo_</w:t>
+      </w:r>
+      <w:proofErr w:type="gramStart"/>
+      <w:r>
+        <w:rPr>
+          <w:b/>
+          <w:bCs/>
+        </w:rPr>
+        <w:t>accession</w:t>
+      </w:r>
+      <w:proofErr w:type="spellEnd"/>
+      <w:r>
+        <w:rPr>
+          <w:b/>
+          <w:bCs/>
+        </w:rPr>
+        <w:t xml:space="preserve">,  </w:t>
+      </w:r>
+      <w:proofErr w:type="spellStart"/>
+      <w:r>
+        <w:rPr>
+          <w:b/>
+          <w:bCs/>
+        </w:rPr>
+        <w:t>sample</w:t>
+      </w:r>
+      <w:proofErr w:type="gramEnd"/>
+      <w:r>
+        <w:rPr>
+          <w:b/>
+          <w:bCs/>
+        </w:rPr>
+        <w:t>_title</w:t>
+      </w:r>
+      <w:proofErr w:type="spellEnd"/>
+      <w:r>
+        <w:rPr>
+          <w:b/>
+          <w:bCs/>
+        </w:rPr>
+        <w:t>, disease state of the sample</w:t>
+      </w:r>
+      <w:r>
+        <w:rPr>
+          <w:b/>
+          <w:bCs/>
+        </w:rPr>
+        <w:t xml:space="preserve">, </w:t>
+      </w:r>
+      <w:proofErr w:type="spellStart"/>
+      <w:r>
+        <w:rPr>
+          <w:b/>
+          <w:bCs/>
+        </w:rPr>
+        <w:t>patientID</w:t>
+      </w:r>
+      <w:proofErr w:type="spellEnd"/>
+      <w:r>
+        <w:rPr>
+          <w:b/>
+          <w:bCs/>
+        </w:rPr>
+        <w:t>)</w:t>
+      </w:r>
+      <w:r>
+        <w:t xml:space="preserve"> </w:t>
       </w:r>
     </w:p>
     <w:p>
@@ -237,143 +438,7 @@
         </w:numPr>
       </w:pPr>
       <w:r>
-        <w:t>Pre-</w:t>
-      </w:r>
-      <w:proofErr w:type="gramStart"/>
-      <w:r>
-        <w:t xml:space="preserve">processing </w:t>
-      </w:r>
-      <w:r>
-        <w:t xml:space="preserve"> 5</w:t>
-      </w:r>
-      <w:proofErr w:type="gramEnd"/>
-      <w:r>
-        <w:t xml:space="preserve"> </w:t>
-      </w:r>
-      <w:r>
-        <w:t>Single-Cell datasets with multipl</w:t>
-      </w:r>
-      <w:r>
-        <w:t xml:space="preserve">e </w:t>
-      </w:r>
-      <w:r>
-        <w:t xml:space="preserve">conditions (Healthy, Adjacent Normal, Tumor Core, Benign). </w:t>
-      </w:r>
-      <w:proofErr w:type="spellStart"/>
-      <w:r>
-        <w:t>MetaData</w:t>
-      </w:r>
-      <w:proofErr w:type="spellEnd"/>
-      <w:r>
-        <w:t xml:space="preserve"> will have to include the following columns</w:t>
-      </w:r>
-      <w:r>
-        <w:t xml:space="preserve"> at a minimum</w:t>
-      </w:r>
-      <w:r>
-        <w:t>:</w:t>
-      </w:r>
-      <w:r>
-        <w:br/>
-      </w:r>
-      <w:r>
-        <w:rPr>
-          <w:b/>
-          <w:bCs/>
-        </w:rPr>
-        <w:t>(</w:t>
-      </w:r>
-      <w:proofErr w:type="spellStart"/>
-      <w:proofErr w:type="gramStart"/>
-      <w:r>
-        <w:rPr>
-          <w:b/>
-          <w:bCs/>
-        </w:rPr>
-        <w:t>orig.ident</w:t>
-      </w:r>
-      <w:proofErr w:type="spellEnd"/>
-      <w:proofErr w:type="gramEnd"/>
-      <w:r>
-        <w:rPr>
-          <w:b/>
-          <w:bCs/>
-        </w:rPr>
-        <w:t xml:space="preserve">, </w:t>
-      </w:r>
-      <w:proofErr w:type="spellStart"/>
-      <w:r>
-        <w:rPr>
-          <w:b/>
-          <w:bCs/>
-        </w:rPr>
-        <w:t>geo_</w:t>
-      </w:r>
-      <w:proofErr w:type="gramStart"/>
-      <w:r>
-        <w:rPr>
-          <w:b/>
-          <w:bCs/>
-        </w:rPr>
-        <w:t>accession</w:t>
-      </w:r>
-      <w:proofErr w:type="spellEnd"/>
-      <w:r>
-        <w:rPr>
-          <w:b/>
-          <w:bCs/>
-        </w:rPr>
-        <w:t xml:space="preserve">,  </w:t>
-      </w:r>
-      <w:proofErr w:type="spellStart"/>
-      <w:r>
-        <w:rPr>
-          <w:b/>
-          <w:bCs/>
-        </w:rPr>
-        <w:t>sample</w:t>
-      </w:r>
-      <w:proofErr w:type="gramEnd"/>
-      <w:r>
-        <w:rPr>
-          <w:b/>
-          <w:bCs/>
-        </w:rPr>
-        <w:t>_title</w:t>
-      </w:r>
-      <w:proofErr w:type="spellEnd"/>
-      <w:r>
-        <w:rPr>
-          <w:b/>
-          <w:bCs/>
-        </w:rPr>
-        <w:t>, disease state of the sample</w:t>
-      </w:r>
-      <w:r>
-        <w:rPr>
-          <w:b/>
-          <w:bCs/>
-        </w:rPr>
-        <w:t xml:space="preserve">, </w:t>
-      </w:r>
-      <w:proofErr w:type="spellStart"/>
-      <w:r>
-        <w:rPr>
-          <w:b/>
-          <w:bCs/>
-        </w:rPr>
-        <w:t>patientID</w:t>
-      </w:r>
-      <w:proofErr w:type="spellEnd"/>
-      <w:r>
-        <w:rPr>
-          <w:b/>
-          <w:bCs/>
-        </w:rPr>
-        <w:t>)</w:t>
-      </w:r>
-      <w:r>
-        <w:t xml:space="preserve"> </w:t>
+        <w:t xml:space="preserve"> Quality Control of SC RNA-Seq datasets</w:t>
       </w:r>
     </w:p>
     <w:p>
@@ -385,7 +450,7 @@
         </w:numPr>
       </w:pPr>
       <w:r>
-        <w:t xml:space="preserve"> Quality Control of SC RNA-Seq datasets</w:t>
+        <w:t>Directly run Azimuth on each raw/normalized dataset using the Human Prostate or Human PBMC/Immune reference. Azimuth operates robustly at the individual dataset level.</w:t>
       </w:r>
     </w:p>
     <w:p>
@@ -397,7 +462,78 @@
         </w:numPr>
       </w:pPr>
       <w:r>
-        <w:t>Directly run Azimuth on each raw/normalized dataset using the Human Prostate or Human PBMC/Immune reference. Azimuth operates robustly at the individual dataset level.</w:t>
+        <w:t xml:space="preserve">Integration of </w:t>
+      </w:r>
+      <w:proofErr w:type="spellStart"/>
+      <w:r>
+        <w:t>scRNA</w:t>
+      </w:r>
+      <w:proofErr w:type="spellEnd"/>
+      <w:r>
+        <w:t>-Seq dataset</w:t>
+      </w:r>
+      <w:r>
+        <w:t xml:space="preserve"> to show the cell type stratifications and </w:t>
+      </w:r>
+      <w:proofErr w:type="spellStart"/>
+      <w:r>
+        <w:t>GeneMarkers</w:t>
+      </w:r>
+      <w:proofErr w:type="spellEnd"/>
+      <w:r>
+        <w:t xml:space="preserve"> for each condition, and sample.</w:t>
+      </w:r>
+    </w:p>
+    <w:p>
+      <w:pPr>
+        <w:pStyle w:val="ListParagraph"/>
+        <w:rPr>
+          <w:b/>
+          <w:bCs/>
+        </w:rPr>
+      </w:pPr>
+      <w:r>
+        <w:rPr>
+          <w:b/>
+          <w:bCs/>
+        </w:rPr>
+        <w:t xml:space="preserve">Q: What are cell type proportions per condition of single cell data and which markers can be used as identifying strata? </w:t>
+      </w:r>
+    </w:p>
+    <w:p>
+      <w:r>
+        <w:rPr>
+          <w:b/>
+          <w:bCs/>
+        </w:rPr>
+        <w:tab/>
+        <w:t>Input:</w:t>
+      </w:r>
+      <w:r>
+        <w:t xml:space="preserve"> 5 </w:t>
+      </w:r>
+      <w:proofErr w:type="spellStart"/>
+      <w:r>
+        <w:t>scRNA</w:t>
+      </w:r>
+      <w:proofErr w:type="spellEnd"/>
+      <w:r>
+        <w:t>-Seq datasets</w:t>
+      </w:r>
+    </w:p>
+    <w:p>
+      <w:r>
+        <w:tab/>
+      </w:r>
+      <w:r>
+        <w:rPr>
+          <w:b/>
+          <w:bCs/>
+        </w:rPr>
+        <w:t>Output:</w:t>
+      </w:r>
+      <w:r>
+        <w:t xml:space="preserve"> 1 Large Seurat Object, Clustered data after titration, UMAP, Gene Markers in between Annotated cell types for each condition.</w:t>
       </w:r>
     </w:p>
     <w:p>
@@ -409,79 +545,336 @@
         </w:numPr>
       </w:pPr>
       <w:r>
+        <w:t xml:space="preserve">Perform </w:t>
+      </w:r>
+      <w:proofErr w:type="spellStart"/>
+      <w:r>
+        <w:rPr>
+          <w:rStyle w:val="HTMLCode"/>
+          <w:rFonts w:eastAsiaTheme="majorEastAsia"/>
+        </w:rPr>
+        <w:t>FindMarkers</w:t>
+      </w:r>
+      <w:proofErr w:type="spellEnd"/>
+      <w:r>
+        <w:t xml:space="preserve"> / GO analysis </w:t>
+      </w:r>
+      <w:r>
+        <w:rPr>
+          <w:b/>
+          <w:bCs/>
+        </w:rPr>
+        <w:t>only once</w:t>
+      </w:r>
+      <w:r>
+        <w:t xml:space="preserve"> on the final, integrated dataset to validate Azimuth annotations or discover disease-specific novel sub-clusters (e.g., specialized TAMs or exhausted T cells).</w:t>
+      </w:r>
+    </w:p>
+    <w:p>
+      <w:pPr>
+        <w:rPr>
+          <w:b/>
+          <w:bCs/>
+        </w:rPr>
+      </w:pPr>
+      <w:r>
+        <w:rPr>
+          <w:b/>
+          <w:bCs/>
+        </w:rPr>
+        <w:t>Short Term Questions</w:t>
+      </w:r>
+    </w:p>
+    <w:p>
+      <w:pPr>
+        <w:ind w:left="720"/>
+      </w:pPr>
+      <w:r>
+        <w:t>Q1: Which cell types track with the disease states of prostate cancer?</w:t>
+      </w:r>
+    </w:p>
+    <w:p>
+      <w:pPr>
+        <w:ind w:firstLine="720"/>
+      </w:pPr>
+      <w:r>
+        <w:t>Q2: Do immune composition patterns differ between tumor core and adjacent normal tissue within the same patient?</w:t>
+      </w:r>
+    </w:p>
+    <w:p>
+      <w:pPr>
+        <w:rPr>
+          <w:b/>
+          <w:bCs/>
+        </w:rPr>
+      </w:pPr>
+      <w:r>
+        <w:rPr>
+          <w:b/>
+          <w:bCs/>
+        </w:rPr>
+        <w:t xml:space="preserve">Rationale for </w:t>
+      </w:r>
+      <w:proofErr w:type="gramStart"/>
+      <w:r>
+        <w:rPr>
+          <w:b/>
+          <w:bCs/>
+        </w:rPr>
+        <w:t>still keeping</w:t>
+      </w:r>
+      <w:proofErr w:type="gramEnd"/>
+      <w:r>
+        <w:rPr>
+          <w:b/>
+          <w:bCs/>
+        </w:rPr>
+        <w:t xml:space="preserve"> deconvolution</w:t>
+      </w:r>
+    </w:p>
+    <w:p>
+      <w:r>
+        <w:t>I found that</w:t>
+      </w:r>
+      <w:r>
+        <w:t xml:space="preserve"> most of the single cell data</w:t>
+      </w:r>
+      <w:r>
+        <w:t xml:space="preserve"> possess a volume of </w:t>
+      </w:r>
+      <w:r>
+        <w:t xml:space="preserve">clinical data. </w:t>
+      </w:r>
+      <w:proofErr w:type="gramStart"/>
+      <w:r>
+        <w:t>However</w:t>
+      </w:r>
+      <w:proofErr w:type="gramEnd"/>
+      <w:r>
+        <w:t xml:space="preserve"> the data is either</w:t>
+      </w:r>
+      <w:r>
+        <w:t xml:space="preserve"> sparse (not enough </w:t>
+      </w:r>
+      <w:r>
+        <w:t>coverage for all samples included within the dataset</w:t>
+      </w:r>
+      <w:r>
+        <w:t xml:space="preserve">), or inconsistent (not </w:t>
+      </w:r>
+      <w:proofErr w:type="gramStart"/>
+      <w:r>
+        <w:t>all of</w:t>
+      </w:r>
+      <w:proofErr w:type="gramEnd"/>
+      <w:r>
+        <w:t xml:space="preserve"> the same </w:t>
+      </w:r>
+      <w:r>
+        <w:t>clinical variable appears</w:t>
+      </w:r>
+      <w:r>
+        <w:t xml:space="preserve"> across all samples within the same dataset). To </w:t>
+      </w:r>
+      <w:r>
+        <w:t xml:space="preserve">compensate for </w:t>
+      </w:r>
+      <w:r>
+        <w:t xml:space="preserve">missing data or acquire consistent data </w:t>
+      </w:r>
+      <w:r>
+        <w:t xml:space="preserve">for a correlation analysis, </w:t>
+      </w:r>
+      <w:r>
+        <w:t>we can deconvolve cell types within</w:t>
+      </w:r>
+      <w:r>
+        <w:t xml:space="preserve"> </w:t>
+      </w:r>
+      <w:proofErr w:type="spellStart"/>
+      <w:r>
+        <w:t>bulkRNA</w:t>
+      </w:r>
+      <w:proofErr w:type="spellEnd"/>
+      <w:r>
+        <w:t>-Seq</w:t>
+      </w:r>
+      <w:r>
+        <w:t xml:space="preserve"> biopsies</w:t>
+      </w:r>
+      <w:r>
+        <w:t xml:space="preserve"> and use their paired clinical data</w:t>
+      </w:r>
+      <w:r>
+        <w:t xml:space="preserve">. </w:t>
+      </w:r>
+      <w:r>
+        <w:t xml:space="preserve">Additionally, </w:t>
+      </w:r>
+      <w:proofErr w:type="spellStart"/>
+      <w:r>
+        <w:t>scRNA</w:t>
+      </w:r>
+      <w:proofErr w:type="spellEnd"/>
+      <w:r>
+        <w:t xml:space="preserve">-Seq </w:t>
+      </w:r>
+      <w:r>
+        <w:t>clinical data are rarely married well, if at all, with single cell meta data once submitted to the GEO databases. This often comes with a lack of identifie</w:t>
+      </w:r>
+      <w:r>
+        <w:t>rs</w:t>
+      </w:r>
+      <w:r>
+        <w:t xml:space="preserve"> that tie</w:t>
+      </w:r>
+      <w:r>
+        <w:t>s to</w:t>
+      </w:r>
+      <w:r>
+        <w:t xml:space="preserve"> a single cell assay</w:t>
+      </w:r>
+      <w:r>
+        <w:t xml:space="preserve"> sample (GSMXXXXXX)</w:t>
+      </w:r>
+      <w:r>
+        <w:t>,</w:t>
+      </w:r>
+      <w:r>
+        <w:t xml:space="preserve"> identifiers </w:t>
+      </w:r>
+      <w:r>
+        <w:t>with original patient</w:t>
+      </w:r>
+      <w:r>
+        <w:t xml:space="preserve"> IDs and their paired clinical variables </w:t>
+      </w:r>
+      <w:r>
+        <w:t>(</w:t>
+      </w:r>
+      <w:proofErr w:type="spellStart"/>
+      <w:r>
+        <w:t>gleason</w:t>
+      </w:r>
+      <w:proofErr w:type="spellEnd"/>
+      <w:r>
+        <w:t xml:space="preserve"> </w:t>
+      </w:r>
+      <w:proofErr w:type="gramStart"/>
+      <w:r>
+        <w:t>scores,  PSA</w:t>
+      </w:r>
+      <w:proofErr w:type="gramEnd"/>
+      <w:r>
+        <w:t xml:space="preserve">, pathologic T, </w:t>
+      </w:r>
+      <w:proofErr w:type="spellStart"/>
+      <w:r>
+        <w:t>etc</w:t>
+      </w:r>
+      <w:proofErr w:type="spellEnd"/>
+      <w:r>
+        <w:t>)</w:t>
+      </w:r>
+      <w:r>
+        <w:t>, or different clinical variables measured between studies.</w:t>
+      </w:r>
+    </w:p>
+    <w:p>
+      <w:r>
+        <w:rPr>
+          <w:b/>
+          <w:bCs/>
+        </w:rPr>
         <w:lastRenderedPageBreak/>
-        <w:t xml:space="preserve">Integration of </w:t>
+        <w:t>Datasets with Clinical Data:</w:t>
+      </w:r>
+      <w:r>
+        <w:t xml:space="preserve"> GSE141445 (Chen et. al., 2021), GSE176031(Song, H, et. al., 2021), GSE150692(Crowley et. al., 2020), GSE18194(Chen, et. al. 2023),</w:t>
+      </w:r>
+      <w:r>
+        <w:t xml:space="preserve"> </w:t>
       </w:r>
       <w:proofErr w:type="spellStart"/>
       <w:r>
+        <w:t>SubSeries</w:t>
+      </w:r>
+      <w:proofErr w:type="spellEnd"/>
+      <w:r>
+        <w:t xml:space="preserve"> </w:t>
+      </w:r>
+      <w:r>
+        <w:t>GSE117403 (Henry et. al. 2018)</w:t>
+      </w:r>
+    </w:p>
+    <w:p>
+      <w:pPr>
+        <w:rPr>
+          <w:b/>
+          <w:bCs/>
+        </w:rPr>
+      </w:pPr>
+      <w:r>
+        <w:rPr>
+          <w:b/>
+          <w:bCs/>
+        </w:rPr>
+        <w:t xml:space="preserve">Part 2: </w:t>
+      </w:r>
+      <w:r>
+        <w:rPr>
+          <w:b/>
+          <w:bCs/>
+        </w:rPr>
+        <w:t xml:space="preserve">Cell Type Deconvolution on </w:t>
+      </w:r>
+      <w:proofErr w:type="spellStart"/>
+      <w:r>
+        <w:rPr>
+          <w:b/>
+          <w:bCs/>
+        </w:rPr>
+        <w:t>BulkRNA</w:t>
+      </w:r>
+      <w:proofErr w:type="spellEnd"/>
+      <w:r>
+        <w:rPr>
+          <w:b/>
+          <w:bCs/>
+        </w:rPr>
+        <w:t>-Seq Data</w:t>
+      </w:r>
+      <w:r>
+        <w:rPr>
+          <w:b/>
+          <w:bCs/>
+        </w:rPr>
+        <w:t>:</w:t>
+      </w:r>
+    </w:p>
+    <w:p>
+      <w:r>
+        <w:t xml:space="preserve">Rationale: </w:t>
+      </w:r>
+      <w:r>
+        <w:rPr>
+          <w:rStyle w:val="horizontal-container"/>
+        </w:rPr>
+        <w:t xml:space="preserve">Not all </w:t>
+      </w:r>
+      <w:proofErr w:type="spellStart"/>
+      <w:r>
+        <w:rPr>
+          <w:rStyle w:val="horizontal-container"/>
+        </w:rPr>
         <w:t>scRNA</w:t>
       </w:r>
       <w:proofErr w:type="spellEnd"/>
       <w:r>
-        <w:t>-Seq dataset</w:t>
-      </w:r>
-      <w:r>
-        <w:t xml:space="preserve"> to show the cell type stratifications and </w:t>
-      </w:r>
-      <w:proofErr w:type="spellStart"/>
-      <w:r>
-        <w:t>GeneMarkers</w:t>
-      </w:r>
-      <w:proofErr w:type="spellEnd"/>
-      <w:r>
-        <w:t xml:space="preserve"> for each condition, and sample.</w:t>
-      </w:r>
-    </w:p>
-    <w:p>
-      <w:pPr>
-        <w:pStyle w:val="ListParagraph"/>
-        <w:rPr>
-          <w:b/>
-          <w:bCs/>
-        </w:rPr>
-      </w:pPr>
-      <w:r>
-        <w:rPr>
-          <w:b/>
-          <w:bCs/>
-        </w:rPr>
-        <w:t xml:space="preserve">Q: What are cell type proportions per condition of single cell data and which markers can be used as identifying strata? </w:t>
-      </w:r>
-    </w:p>
-    <w:p>
-      <w:r>
-        <w:rPr>
-          <w:b/>
-          <w:bCs/>
-        </w:rPr>
-        <w:tab/>
-        <w:t>Input:</w:t>
-      </w:r>
-      <w:r>
-        <w:t xml:space="preserve"> 5 </w:t>
-      </w:r>
-      <w:proofErr w:type="spellStart"/>
-      <w:r>
-        <w:t>scRNA</w:t>
-      </w:r>
-      <w:proofErr w:type="spellEnd"/>
-      <w:r>
-        <w:t>-Seq datasets</w:t>
-      </w:r>
-    </w:p>
-    <w:p>
-      <w:r>
-        <w:tab/>
-      </w:r>
-      <w:r>
-        <w:rPr>
-          <w:b/>
-          <w:bCs/>
-        </w:rPr>
-        <w:t>Output:</w:t>
-      </w:r>
-      <w:r>
-        <w:t xml:space="preserve"> 1 Large Seurat Object, Clustered data after titration, UMAP, Gene Markers in between Annotated cell types for each condition.</w:t>
+        <w:rPr>
+          <w:rStyle w:val="horizontal-container"/>
+        </w:rPr>
+        <w:t>-Seq datasets have clinicals variables attached (Gleason, PSA, BCR).</w:t>
       </w:r>
     </w:p>
     <w:p>
@@ -493,304 +886,15 @@
         </w:numPr>
       </w:pPr>
       <w:r>
-        <w:t xml:space="preserve">Perform </w:t>
+        <w:t xml:space="preserve">Pre-process the </w:t>
       </w:r>
       <w:proofErr w:type="spellStart"/>
       <w:r>
-        <w:rPr>
-          <w:rStyle w:val="HTMLCode"/>
-          <w:rFonts w:eastAsiaTheme="majorEastAsia"/>
-        </w:rPr>
-        <w:t>FindMarkers</w:t>
+        <w:t>bulkRNA</w:t>
       </w:r>
       <w:proofErr w:type="spellEnd"/>
       <w:r>
-        <w:t xml:space="preserve"> / GO analysis </w:t>
-      </w:r>
-      <w:r>
-        <w:rPr>
-          <w:b/>
-          <w:bCs/>
-        </w:rPr>
-        <w:t>only once</w:t>
-      </w:r>
-      <w:r>
-        <w:t xml:space="preserve"> on the final, integrated dataset to validate Azimuth annotations or discover disease-specific novel sub-clusters (e.g., specialized TAMs or exhausted T cells).</w:t>
-      </w:r>
-    </w:p>
-    <w:p>
-      <w:pPr>
-        <w:rPr>
-          <w:b/>
-          <w:bCs/>
-        </w:rPr>
-      </w:pPr>
-      <w:r>
-        <w:rPr>
-          <w:b/>
-          <w:bCs/>
-        </w:rPr>
-        <w:t>Short Term Questions</w:t>
-      </w:r>
-    </w:p>
-    <w:p>
-      <w:pPr>
-        <w:ind w:left="720"/>
-      </w:pPr>
-      <w:r>
-        <w:t>Q1: Which cell types track with the disease states of prostate cancer?</w:t>
-      </w:r>
-    </w:p>
-    <w:p>
-      <w:pPr>
-        <w:ind w:firstLine="720"/>
-      </w:pPr>
-      <w:r>
-        <w:t>Q2: Do immune composition patterns differ between tumor core and adjacent normal tissue within the same patient?</w:t>
-      </w:r>
-    </w:p>
-    <w:p>
-      <w:r>
-        <w:t>I found that</w:t>
-      </w:r>
-      <w:r>
-        <w:t xml:space="preserve"> most of the single cell data</w:t>
-      </w:r>
-      <w:r>
-        <w:t xml:space="preserve"> possess a volume of </w:t>
-      </w:r>
-      <w:r>
-        <w:t xml:space="preserve">clinical data. </w:t>
-      </w:r>
-      <w:proofErr w:type="gramStart"/>
-      <w:r>
-        <w:t>However</w:t>
-      </w:r>
-      <w:proofErr w:type="gramEnd"/>
-      <w:r>
-        <w:t xml:space="preserve"> the data is either</w:t>
-      </w:r>
-      <w:r>
-        <w:t xml:space="preserve"> sparse (not enough </w:t>
-      </w:r>
-      <w:r>
-        <w:t>coverage for all samples included within the dataset</w:t>
-      </w:r>
-      <w:r>
-        <w:t xml:space="preserve">), or inconsistent (not </w:t>
-      </w:r>
-      <w:proofErr w:type="gramStart"/>
-      <w:r>
-        <w:t>all of</w:t>
-      </w:r>
-      <w:proofErr w:type="gramEnd"/>
-      <w:r>
-        <w:t xml:space="preserve"> the same </w:t>
-      </w:r>
-      <w:r>
-        <w:t>clinical variable appears</w:t>
-      </w:r>
-      <w:r>
-        <w:t xml:space="preserve"> across all samples within the same dataset). To </w:t>
-      </w:r>
-      <w:r>
-        <w:t xml:space="preserve">compensate for </w:t>
-      </w:r>
-      <w:r>
-        <w:t xml:space="preserve">missing data or acquire consistent data </w:t>
-      </w:r>
-      <w:r>
-        <w:t xml:space="preserve">for a correlation analysis, </w:t>
-      </w:r>
-      <w:r>
-        <w:t>we can deconvolve cell types within</w:t>
-      </w:r>
-      <w:r>
-        <w:t xml:space="preserve"> </w:t>
-      </w:r>
-      <w:proofErr w:type="spellStart"/>
-      <w:r>
-        <w:t>bulkRNA</w:t>
-      </w:r>
-      <w:proofErr w:type="spellEnd"/>
-      <w:r>
-        <w:t>-Seq</w:t>
-      </w:r>
-      <w:r>
-        <w:t xml:space="preserve"> biopsies</w:t>
-      </w:r>
-      <w:r>
-        <w:t xml:space="preserve"> and use their paired clinical data</w:t>
-      </w:r>
-      <w:r>
-        <w:t xml:space="preserve">. </w:t>
-      </w:r>
-      <w:r>
-        <w:t xml:space="preserve">Additionally, </w:t>
-      </w:r>
-      <w:proofErr w:type="spellStart"/>
-      <w:r>
-        <w:t>scRNA</w:t>
-      </w:r>
-      <w:proofErr w:type="spellEnd"/>
-      <w:r>
-        <w:t xml:space="preserve">-Seq </w:t>
-      </w:r>
-      <w:r>
-        <w:t>clinical data are rarely married well, if at all, with single cell meta data once submitted to the GEO databases. This often comes with a lack of identifie</w:t>
-      </w:r>
-      <w:r>
-        <w:t>rs</w:t>
-      </w:r>
-      <w:r>
-        <w:t xml:space="preserve"> that tie</w:t>
-      </w:r>
-      <w:r>
-        <w:t>s to</w:t>
-      </w:r>
-      <w:r>
-        <w:t xml:space="preserve"> a single cell assay</w:t>
-      </w:r>
-      <w:r>
-        <w:t xml:space="preserve"> sample (GSMXXXXXX)</w:t>
-      </w:r>
-      <w:r>
-        <w:t>,</w:t>
-      </w:r>
-      <w:r>
-        <w:t xml:space="preserve"> identifiers </w:t>
-      </w:r>
-      <w:r>
-        <w:t>with original patient</w:t>
-      </w:r>
-      <w:r>
-        <w:t xml:space="preserve"> IDs and their paired clinical variables </w:t>
-      </w:r>
-      <w:r>
-        <w:t>(</w:t>
-      </w:r>
-      <w:proofErr w:type="spellStart"/>
-      <w:r>
-        <w:t>gleason</w:t>
-      </w:r>
-      <w:proofErr w:type="spellEnd"/>
-      <w:r>
-        <w:t xml:space="preserve"> </w:t>
-      </w:r>
-      <w:proofErr w:type="gramStart"/>
-      <w:r>
-        <w:t>scores,  PSA</w:t>
-      </w:r>
-      <w:proofErr w:type="gramEnd"/>
-      <w:r>
-        <w:t xml:space="preserve">, pathologic T, </w:t>
-      </w:r>
-      <w:proofErr w:type="spellStart"/>
-      <w:r>
-        <w:t>etc</w:t>
-      </w:r>
-      <w:proofErr w:type="spellEnd"/>
-      <w:r>
-        <w:t>)</w:t>
-      </w:r>
-      <w:r>
-        <w:t>, or different clinical variables measured between studies.</w:t>
-      </w:r>
-    </w:p>
-    <w:p>
-      <w:r>
-        <w:rPr>
-          <w:b/>
-          <w:bCs/>
-        </w:rPr>
-        <w:t>Datasets with Clinical Data:</w:t>
-      </w:r>
-      <w:r>
-        <w:t xml:space="preserve"> GSE141445 (Chen et. al., 2021), GSE176031(Song, H, et. al., 2021), GSE150692(Crowley et. al., 2020), GSE18194(Chen, et. al. 2023),</w:t>
-      </w:r>
-      <w:r>
-        <w:t xml:space="preserve"> </w:t>
-      </w:r>
-      <w:proofErr w:type="spellStart"/>
-      <w:r>
-        <w:t>SubSeries</w:t>
-      </w:r>
-      <w:proofErr w:type="spellEnd"/>
-      <w:r>
-        <w:t xml:space="preserve"> </w:t>
-      </w:r>
-      <w:r>
-        <w:t>GSE117403 (Henry et. al. 2018).</w:t>
-      </w:r>
-    </w:p>
-    <w:p>
-      <w:pPr>
-        <w:rPr>
-          <w:b/>
-          <w:bCs/>
-        </w:rPr>
-      </w:pPr>
-      <w:r>
-        <w:rPr>
-          <w:b/>
-          <w:bCs/>
-        </w:rPr>
-        <w:t xml:space="preserve">Part 2: </w:t>
-      </w:r>
-      <w:r>
-        <w:rPr>
-          <w:b/>
-          <w:bCs/>
-        </w:rPr>
-        <w:t xml:space="preserve">Cell Type Deconvolution on </w:t>
-      </w:r>
-      <w:proofErr w:type="spellStart"/>
-      <w:r>
-        <w:rPr>
-          <w:b/>
-          <w:bCs/>
-        </w:rPr>
-        <w:t>BulkRNA</w:t>
-      </w:r>
-      <w:proofErr w:type="spellEnd"/>
-      <w:r>
-        <w:rPr>
-          <w:b/>
-          <w:bCs/>
-        </w:rPr>
-        <w:t>-Seq Data</w:t>
-      </w:r>
-      <w:r>
-        <w:rPr>
-          <w:b/>
-          <w:bCs/>
-        </w:rPr>
-        <w:t>:</w:t>
-      </w:r>
-    </w:p>
-    <w:p>
-      <w:r>
-        <w:t xml:space="preserve">Rationale: </w:t>
-      </w:r>
-      <w:r>
-        <w:rPr>
-          <w:rStyle w:val="horizontal-container"/>
-        </w:rPr>
-        <w:t xml:space="preserve">Not all </w:t>
-      </w:r>
-      <w:proofErr w:type="spellStart"/>
-      <w:r>
-        <w:rPr>
-          <w:rStyle w:val="horizontal-container"/>
-        </w:rPr>
-        <w:t>scRNA</w:t>
-      </w:r>
-      <w:proofErr w:type="spellEnd"/>
-      <w:r>
-        <w:rPr>
-          <w:rStyle w:val="horizontal-container"/>
-        </w:rPr>
-        <w:t>-Seq datasets have clinicals variables attached (Gleason, PSA, BCR).</w:t>
+        <w:t xml:space="preserve">-Seq data from TCGA-PRAD. </w:t>
       </w:r>
     </w:p>
     <w:p>
@@ -802,15 +906,39 @@
         </w:numPr>
       </w:pPr>
       <w:r>
-        <w:t xml:space="preserve">Pre-process the </w:t>
+        <w:t>Use the 5 individual pre-processed datasets as SCDC references for deconvolving the TCGA-PRAD data.</w:t>
+      </w:r>
+    </w:p>
+    <w:p>
+      <w:pPr>
+        <w:pStyle w:val="ListParagraph"/>
+      </w:pPr>
+      <w:r>
+        <w:t xml:space="preserve">Input: </w:t>
       </w:r>
       <w:proofErr w:type="spellStart"/>
       <w:r>
-        <w:t>bulkRNA</w:t>
+        <w:t>scRNA</w:t>
       </w:r>
       <w:proofErr w:type="spellEnd"/>
       <w:r>
-        <w:t xml:space="preserve">-Seq data from TCGA-PRAD. </w:t>
+        <w:t xml:space="preserve">-Seq Data + bulk </w:t>
+      </w:r>
+      <w:proofErr w:type="spellStart"/>
+      <w:r>
+        <w:t>RNASeq</w:t>
+      </w:r>
+      <w:proofErr w:type="spellEnd"/>
+      <w:r>
+        <w:t xml:space="preserve"> data w/ clinical Meta-Data</w:t>
+      </w:r>
+    </w:p>
+    <w:p>
+      <w:pPr>
+        <w:pStyle w:val="ListParagraph"/>
+      </w:pPr>
+      <w:r>
+        <w:t>Outputs: Proportion Matrices on the sample level</w:t>
       </w:r>
     </w:p>
     <w:p>
@@ -822,193 +950,293 @@
         </w:numPr>
       </w:pPr>
       <w:r>
-        <w:t>Use the 5 individual pre-processed datasets as SCDC references for deconvolving the TCGA-PRAD data.</w:t>
-      </w:r>
+        <w:t xml:space="preserve">Find </w:t>
+      </w:r>
+      <w:r>
+        <w:t>statistical</w:t>
+      </w:r>
+      <w:r>
+        <w:t xml:space="preserve"> </w:t>
+      </w:r>
+      <w:r>
+        <w:t>c</w:t>
+      </w:r>
+      <w:r>
+        <w:t>orrelations between the cell type</w:t>
+      </w:r>
+      <w:r>
+        <w:t xml:space="preserve"> proportions of the deconvolved bulk RNA-Seq data (Not Exactly sure on how to do that yet).</w:t>
+      </w:r>
+    </w:p>
+    <w:p>
+      <w:pPr>
+        <w:ind w:firstLine="720"/>
+      </w:pPr>
+      <w:r>
+        <w:rPr>
+          <w:b/>
+          <w:bCs/>
+        </w:rPr>
+        <w:t>Possible Outputs:</w:t>
+      </w:r>
+      <w:r>
+        <w:t xml:space="preserve"> a pairwise correlation matrix of all cell-type proportions; visualize as a heatmap</w:t>
+      </w:r>
+      <w:r>
+        <w:t>,</w:t>
+      </w:r>
+    </w:p>
+    <w:p>
+      <w:pPr>
+        <w:rPr>
+          <w:b/>
+          <w:bCs/>
+        </w:rPr>
+      </w:pPr>
+      <w:r>
+        <w:rPr>
+          <w:b/>
+          <w:bCs/>
+        </w:rPr>
+        <w:t>Short Term Questions</w:t>
+      </w:r>
+    </w:p>
+    <w:p>
+      <w:r>
+        <w:t>Q</w:t>
+      </w:r>
+      <w:r>
+        <w:t>1</w:t>
+      </w:r>
+      <w:r>
+        <w:t>: Which immune populations most strongly track with clinical risk? Are these associations consistent across dataset, or dataset-specific?</w:t>
+      </w:r>
+    </w:p>
+    <w:p>
+      <w:r>
+        <w:t xml:space="preserve">Q2: Are there T cell exhaustion </w:t>
+      </w:r>
+      <w:r>
+        <w:t>signature</w:t>
+      </w:r>
+      <w:r>
+        <w:t xml:space="preserve"> enrich in high-Gleason tumors, and does exhaustion score correlate with CD8 T cell abundance?</w:t>
+      </w:r>
+    </w:p>
+    <w:p>
+      <w:r>
+        <w:t>Q3: Does M1 and M2 like state shift in proportion to the Gleason score and does this polarization ratio predict recurrence better than total macrophage abundance?</w:t>
+      </w:r>
+    </w:p>
+    <w:p>
+      <w:r>
+        <w:t>https://gemini.google.com/app/bf55b47aff5d70fc</w:t>
+      </w:r>
+    </w:p>
+    <w:p>
+      <w:pPr>
+        <w:rPr>
+          <w:b/>
+          <w:bCs/>
+        </w:rPr>
+      </w:pPr>
+      <w:r>
+        <w:rPr>
+          <w:b/>
+          <w:bCs/>
+        </w:rPr>
+        <w:t>Part 1: Characterization ends</w:t>
+      </w:r>
+    </w:p>
+    <w:p>
+      <w:pPr>
+        <w:rPr>
+          <w:b/>
+          <w:bCs/>
+        </w:rPr>
+      </w:pPr>
+      <w:r>
+        <w:rPr>
+          <w:b/>
+          <w:bCs/>
+        </w:rPr>
+        <w:t>Big Questions</w:t>
+      </w:r>
+    </w:p>
+    <w:p>
+      <w:r>
+        <w:t>Do immune composition patterns differ between tumor core and adjacent normal tissue within the same patient, and does this vary with different clin</w:t>
+      </w:r>
+      <w:r>
+        <w:t>i</w:t>
+      </w:r>
+      <w:r>
+        <w:t>cal stages?</w:t>
+      </w:r>
+    </w:p>
+    <w:p>
+      <w:r>
+        <w:t>Can we identify a small panel of cell-type proportion features that classifies high-risk from low-risk patients with reasonable accuracy?</w:t>
+      </w:r>
+    </w:p>
+    <w:p>
+      <w:pPr>
+        <w:rPr>
+          <w:b/>
+          <w:bCs/>
+        </w:rPr>
+      </w:pPr>
     </w:p>
     <w:p>
       <w:pPr>
         <w:pStyle w:val="ListParagraph"/>
       </w:pPr>
-      <w:r>
+    </w:p>
+    <w:p>
+      <w:r>
+        <w:rPr>
+          <w:b/>
+          <w:bCs/>
+        </w:rPr>
         <w:lastRenderedPageBreak/>
-        <w:t xml:space="preserve">Input: </w:t>
+        <w:t>Datasets with Clinical Data:</w:t>
+      </w:r>
+      <w:r>
+        <w:t xml:space="preserve"> GSE141445 (Chen et. al., 2021), GSE176031(Song, H, et. al., 2021), GSE150692(Crowley et. al., 2020), GSE18194(Chen, et. al. 2023), </w:t>
       </w:r>
       <w:proofErr w:type="spellStart"/>
       <w:r>
-        <w:t>scRNA</w:t>
+        <w:t>SubSeries</w:t>
       </w:r>
       <w:proofErr w:type="spellEnd"/>
       <w:r>
-        <w:t xml:space="preserve">-Seq Data + bulk </w:t>
+        <w:t xml:space="preserve"> GSE117403 (Henry et. al. 2018)</w:t>
+      </w:r>
+    </w:p>
+    <w:p>
+      <w:pPr>
+        <w:rPr>
+          <w:b/>
+          <w:bCs/>
+        </w:rPr>
+      </w:pPr>
+      <w:r>
+        <w:rPr>
+          <w:b/>
+          <w:bCs/>
+        </w:rPr>
+        <w:t>Data Acquisition Summary</w:t>
+      </w:r>
+      <w:r>
+        <w:rPr>
+          <w:b/>
+          <w:bCs/>
+        </w:rPr>
+        <w:t xml:space="preserve"> (Materials and Methods)</w:t>
+      </w:r>
+    </w:p>
+    <w:p>
+      <w:r>
+        <w:t xml:space="preserve">Each single cell dataset and </w:t>
+      </w:r>
+      <w:r>
+        <w:t>its</w:t>
+      </w:r>
+      <w:r>
+        <w:t xml:space="preserve"> respective metadata was downloaded using tools provided by the </w:t>
       </w:r>
       <w:proofErr w:type="spellStart"/>
       <w:r>
-        <w:t>RNASeq</w:t>
+        <w:t>GEOquery</w:t>
       </w:r>
       <w:proofErr w:type="spellEnd"/>
       <w:r>
-        <w:t xml:space="preserve"> data w/ clinical Meta-Data</w:t>
-      </w:r>
-    </w:p>
-    <w:p>
-      <w:pPr>
-        <w:pStyle w:val="ListParagraph"/>
-      </w:pPr>
-      <w:r>
-        <w:t>Outputs: Proportion Matrices on the sample level</w:t>
-      </w:r>
-    </w:p>
-    <w:p>
-      <w:pPr>
-        <w:pStyle w:val="ListParagraph"/>
-        <w:numPr>
-          <w:ilvl w:val="0"/>
-          <w:numId w:val="1"/>
-        </w:numPr>
-      </w:pPr>
-      <w:r>
-        <w:t xml:space="preserve">Find </w:t>
-      </w:r>
-      <w:r>
-        <w:t>statistical</w:t>
-      </w:r>
-      <w:r>
-        <w:t xml:space="preserve"> </w:t>
-      </w:r>
-      <w:r>
-        <w:t>c</w:t>
-      </w:r>
-      <w:r>
-        <w:t>orrelations between the cell type</w:t>
-      </w:r>
-      <w:r>
-        <w:t xml:space="preserve"> proportions of the deconvolved bulk RNA-Seq data (Not Exactly sure on how to do that yet).</w:t>
-      </w:r>
-    </w:p>
-    <w:p>
-      <w:pPr>
-        <w:ind w:firstLine="720"/>
-      </w:pPr>
-      <w:r>
-        <w:rPr>
-          <w:b/>
-          <w:bCs/>
-        </w:rPr>
-        <w:t>Possible Outputs:</w:t>
-      </w:r>
-      <w:r>
-        <w:t xml:space="preserve"> a pairwise correlation matrix of all cell-type proportions; visualize as a heatmap</w:t>
-      </w:r>
-      <w:r>
-        <w:t>,</w:t>
-      </w:r>
-    </w:p>
-    <w:p>
-      <w:pPr>
-        <w:rPr>
-          <w:b/>
-          <w:bCs/>
-        </w:rPr>
-      </w:pPr>
-      <w:r>
-        <w:rPr>
-          <w:b/>
-          <w:bCs/>
-        </w:rPr>
-        <w:t>Short Term Questions</w:t>
-      </w:r>
-    </w:p>
-    <w:p>
-      <w:r>
-        <w:t>Q</w:t>
-      </w:r>
-      <w:r>
-        <w:t>1</w:t>
-      </w:r>
-      <w:r>
-        <w:t>: Which immune populations most strongly track with clinical risk? Are these associations consistent across dataset, or dataset-specific?</w:t>
-      </w:r>
-    </w:p>
-    <w:p>
-      <w:r>
-        <w:t xml:space="preserve">Q2: Are there T cell exhaustion </w:t>
-      </w:r>
-      <w:r>
-        <w:t>signature</w:t>
-      </w:r>
-      <w:r>
-        <w:t xml:space="preserve"> enrich in high-Gleason tumors, and does exhaustion score correlate with CD8 T cell abundance?</w:t>
-      </w:r>
-    </w:p>
-    <w:p>
-      <w:r>
-        <w:t>Q3: Does M1 and M2 like state shift in proportion to the Gleason score and does this polarization ratio predict recurrence better than total macrophage abundance?</w:t>
-      </w:r>
-    </w:p>
-    <w:p>
-      <w:r>
-        <w:t>https://gemini.google.com/app/bf55b47aff5d70fc</w:t>
-      </w:r>
-    </w:p>
-    <w:p>
-      <w:pPr>
-        <w:rPr>
-          <w:b/>
-          <w:bCs/>
-        </w:rPr>
-      </w:pPr>
-      <w:r>
-        <w:rPr>
-          <w:b/>
-          <w:bCs/>
-        </w:rPr>
-        <w:t>Part 1: Characterization ends</w:t>
-      </w:r>
-    </w:p>
-    <w:p>
-      <w:pPr>
-        <w:rPr>
-          <w:b/>
-          <w:bCs/>
-        </w:rPr>
-      </w:pPr>
-      <w:r>
-        <w:rPr>
-          <w:b/>
-          <w:bCs/>
-        </w:rPr>
-        <w:t>Big Questions</w:t>
-      </w:r>
-    </w:p>
-    <w:p>
-      <w:r>
-        <w:t>Do immune composition patterns differ between tumor core and adjacent normal tissue within the same patient, and does this vary with different clin</w:t>
-      </w:r>
-      <w:r>
-        <w:t>i</w:t>
-      </w:r>
-      <w:r>
-        <w:t>cal stages?</w:t>
-      </w:r>
-    </w:p>
-    <w:p>
-      <w:r>
-        <w:t>Can we identify a small panel of cell-type proportion features that classifies high-risk from low-risk patients with reasonable accuracy?</w:t>
-      </w:r>
-    </w:p>
-    <w:p>
-      <w:pPr>
-        <w:rPr>
-          <w:b/>
-          <w:bCs/>
-        </w:rPr>
-      </w:pPr>
-    </w:p>
-    <w:p>
-      <w:pPr>
-        <w:pStyle w:val="ListParagraph"/>
-      </w:pPr>
-    </w:p>
+        <w:t xml:space="preserve"> R librar</w:t>
+      </w:r>
+      <w:r>
+        <w:t xml:space="preserve">y then pre-processed with </w:t>
+      </w:r>
+      <w:proofErr w:type="spellStart"/>
+      <w:r>
+        <w:t>tidyverse</w:t>
+      </w:r>
+      <w:proofErr w:type="spellEnd"/>
+      <w:r>
+        <w:t>. Only human sourced prostat</w:t>
+      </w:r>
+      <w:r>
+        <w:t>e biopsy</w:t>
+      </w:r>
+      <w:r>
+        <w:t xml:space="preserve"> samples were used within this project</w:t>
+      </w:r>
+      <w:r>
+        <w:t>. D</w:t>
+      </w:r>
+      <w:r>
+        <w:t>atasets that feature</w:t>
+      </w:r>
+      <w:r>
+        <w:t xml:space="preserve">d a mixed </w:t>
+      </w:r>
+      <w:r>
+        <w:t>species assay collection (GSE150692)</w:t>
+      </w:r>
+      <w:r>
+        <w:t xml:space="preserve"> were filtered for only human assays</w:t>
+      </w:r>
+      <w:r>
+        <w:t>. Each</w:t>
+      </w:r>
+      <w:r>
+        <w:t xml:space="preserve"> dataset</w:t>
+      </w:r>
+      <w:r>
+        <w:t xml:space="preserve"> was chosen </w:t>
+      </w:r>
+      <w:r>
+        <w:t>based on</w:t>
+      </w:r>
+      <w:r>
+        <w:t xml:space="preserve"> conditions available (Healthy, Paired Adjacent Normal/Tumor Core) and lack of specific enrichments from the authors</w:t>
+      </w:r>
+      <w:r>
+        <w:t xml:space="preserve"> to avoid a skew in the upcoming analysis</w:t>
+      </w:r>
+      <w:r>
+        <w:t xml:space="preserve">. For example, </w:t>
+      </w:r>
+      <w:r>
+        <w:t>Kelvin Z. et. al., in Cell Reports 2021 “enriched for immune cells” within their biopsies enabling them to analyze direct view of the immune landscape for their in-depth analysis on the perturbation of immune states paired normal adjacent and tumo</w:t>
+      </w:r>
+      <w:r>
+        <w:t xml:space="preserve">r biopsies so this one was avoided. Cell columns with non-unique genes within the count matrix were summed together to create the Seurat object, while non-unique barcodes from different libraries of the same dataset were marked with </w:t>
+      </w:r>
+      <w:proofErr w:type="gramStart"/>
+      <w:r>
+        <w:t>a .i</w:t>
+      </w:r>
+      <w:proofErr w:type="gramEnd"/>
+      <w:r>
+        <w:t>+1 if authors had not already marked their library barcodes between samples to preserve library complexity.</w:t>
+      </w:r>
+    </w:p>
+    <w:p>
+      <w:pPr>
+        <w:rPr>
+          <w:b/>
+          <w:bCs/>
+        </w:rPr>
+      </w:pPr>
+      <w:r>
+        <w:rPr>
+          <w:b/>
+          <w:bCs/>
+        </w:rPr>
+        <w:t>Dataset QC (Materials and Methods)</w:t>
+      </w:r>
+    </w:p>
+    <w:p/>
     <w:p/>
     <w:p/>
     <w:sectPr>
@@ -1112,8 +1340,100 @@
       </w:pPr>
     </w:lvl>
   </w:abstractNum>
+  <w:abstractNum w:abstractNumId="1" w15:restartNumberingAfterBreak="0">
+    <w:nsid w:val="57410E7E"/>
+    <w:multiLevelType w:val="hybridMultilevel"/>
+    <w:tmpl w:val="D1E0371E"/>
+    <w:lvl w:ilvl="0" w:tplc="0409000F">
+      <w:start w:val="1"/>
+      <w:numFmt w:val="decimal"/>
+      <w:lvlText w:val="%1."/>
+      <w:lvlJc w:val="left"/>
+      <w:pPr>
+        <w:ind w:left="720" w:hanging="360"/>
+      </w:pPr>
+      <w:rPr>
+        <w:rFonts w:hint="default"/>
+      </w:rPr>
+    </w:lvl>
+    <w:lvl w:ilvl="1" w:tplc="04090019" w:tentative="1">
+      <w:start w:val="1"/>
+      <w:numFmt w:val="lowerLetter"/>
+      <w:lvlText w:val="%2."/>
+      <w:lvlJc w:val="left"/>
+      <w:pPr>
+        <w:ind w:left="1440" w:hanging="360"/>
+      </w:pPr>
+    </w:lvl>
+    <w:lvl w:ilvl="2" w:tplc="0409001B" w:tentative="1">
+      <w:start w:val="1"/>
+      <w:numFmt w:val="lowerRoman"/>
+      <w:lvlText w:val="%3."/>
+      <w:lvlJc w:val="right"/>
+      <w:pPr>
+        <w:ind w:left="2160" w:hanging="180"/>
+      </w:pPr>
+    </w:lvl>
+    <w:lvl w:ilvl="3" w:tplc="0409000F" w:tentative="1">
+      <w:start w:val="1"/>
+      <w:numFmt w:val="decimal"/>
+      <w:lvlText w:val="%4."/>
+      <w:lvlJc w:val="left"/>
+      <w:pPr>
+        <w:ind w:left="2880" w:hanging="360"/>
+      </w:pPr>
+    </w:lvl>
+    <w:lvl w:ilvl="4" w:tplc="04090019" w:tentative="1">
+      <w:start w:val="1"/>
+      <w:numFmt w:val="lowerLetter"/>
+      <w:lvlText w:val="%5."/>
+      <w:lvlJc w:val="left"/>
+      <w:pPr>
+        <w:ind w:left="3600" w:hanging="360"/>
+      </w:pPr>
+    </w:lvl>
+    <w:lvl w:ilvl="5" w:tplc="0409001B" w:tentative="1">
+      <w:start w:val="1"/>
+      <w:numFmt w:val="lowerRoman"/>
+      <w:lvlText w:val="%6."/>
+      <w:lvlJc w:val="right"/>
+      <w:pPr>
+        <w:ind w:left="4320" w:hanging="180"/>
+      </w:pPr>
+    </w:lvl>
+    <w:lvl w:ilvl="6" w:tplc="0409000F" w:tentative="1">
+      <w:start w:val="1"/>
+      <w:numFmt w:val="decimal"/>
+      <w:lvlText w:val="%7."/>
+      <w:lvlJc w:val="left"/>
+      <w:pPr>
+        <w:ind w:left="5040" w:hanging="360"/>
+      </w:pPr>
+    </w:lvl>
+    <w:lvl w:ilvl="7" w:tplc="04090019" w:tentative="1">
+      <w:start w:val="1"/>
+      <w:numFmt w:val="lowerLetter"/>
+      <w:lvlText w:val="%8."/>
+      <w:lvlJc w:val="left"/>
+      <w:pPr>
+        <w:ind w:left="5760" w:hanging="360"/>
+      </w:pPr>
+    </w:lvl>
+    <w:lvl w:ilvl="8" w:tplc="0409001B" w:tentative="1">
+      <w:start w:val="1"/>
+      <w:numFmt w:val="lowerRoman"/>
+      <w:lvlText w:val="%9."/>
+      <w:lvlJc w:val="right"/>
+      <w:pPr>
+        <w:ind w:left="6480" w:hanging="180"/>
+      </w:pPr>
+    </w:lvl>
+  </w:abstractNum>
   <w:num w:numId="1" w16cid:durableId="368184092">
     <w:abstractNumId w:val="0"/>
+  </w:num>
+  <w:num w:numId="2" w16cid:durableId="919100901">
+    <w:abstractNumId w:val="1"/>
   </w:num>
 </w:numbering>
 </file>
@@ -2053,6 +2373,25 @@
       <w:szCs w:val="20"/>
     </w:rPr>
   </w:style>
+  <w:style w:type="table" w:styleId="TableGrid">
+    <w:name w:val="Table Grid"/>
+    <w:basedOn w:val="TableNormal"/>
+    <w:uiPriority w:val="39"/>
+    <w:rsid w:val="00112F6E"/>
+    <w:pPr>
+      <w:spacing w:after="0" w:line="240" w:lineRule="auto"/>
+    </w:pPr>
+    <w:tblPr>
+      <w:tblBorders>
+        <w:top w:val="single" w:sz="4" w:space="0" w:color="auto"/>
+        <w:left w:val="single" w:sz="4" w:space="0" w:color="auto"/>
+        <w:bottom w:val="single" w:sz="4" w:space="0" w:color="auto"/>
+        <w:right w:val="single" w:sz="4" w:space="0" w:color="auto"/>
+        <w:insideH w:val="single" w:sz="4" w:space="0" w:color="auto"/>
+        <w:insideV w:val="single" w:sz="4" w:space="0" w:color="auto"/>
+      </w:tblBorders>
+    </w:tblPr>
+  </w:style>
 </w:styles>
 </file>
 

--- a/notes/Project_Notes.docx
+++ b/notes/Project_Notes.docx
@@ -14,6 +14,56 @@
           <w:b/>
           <w:bCs/>
         </w:rPr>
+        <w:t>Logistical Questions</w:t>
+      </w:r>
+    </w:p>
+    <w:p>
+      <w:r>
+        <w:t>L</w:t>
+      </w:r>
+      <w:r>
+        <w:t xml:space="preserve">et’s say </w:t>
+      </w:r>
+      <w:r>
+        <w:t>I</w:t>
+      </w:r>
+      <w:r>
+        <w:t xml:space="preserve"> do the differential expression between conditions between major cell type annotations per cell annotation? (General DEG analysis (condition vs condition)) (Cell type specific differential expression (Tcells of Healthy vs Tumor vs Norm Adj vs Tumor Core)) (1)How would I define the change between the genes between conditions? </w:t>
+      </w:r>
+    </w:p>
+    <w:p>
+      <w:r>
+        <w:t>(2) How would visualize this change between condition per cell type?</w:t>
+      </w:r>
+    </w:p>
+    <w:p>
+      <w:r>
+        <w:t>(3) I know there are a ton of papers that do something like this bu</w:t>
+      </w:r>
+      <w:r>
+        <w:t>t my goal is to show zscaled expression of Cell Type Markers</w:t>
+      </w:r>
+    </w:p>
+    <w:p>
+      <w:pPr>
+        <w:rPr>
+          <w:b/>
+          <w:bCs/>
+        </w:rPr>
+      </w:pPr>
+    </w:p>
+    <w:p>
+      <w:pPr>
+        <w:rPr>
+          <w:b/>
+          <w:bCs/>
+        </w:rPr>
+      </w:pPr>
+      <w:r>
+        <w:rPr>
+          <w:b/>
+          <w:bCs/>
+        </w:rPr>
         <w:t>Overall Research Question:</w:t>
       </w:r>
     </w:p>
@@ -48,95 +98,66 @@
       </w:r>
     </w:p>
     <w:p>
-      <w:proofErr w:type="spellStart"/>
-      <w:r>
-        <w:t>Cellprofile</w:t>
-      </w:r>
-      <w:proofErr w:type="spellEnd"/>
+      <w:r>
+        <w:t xml:space="preserve">Cellprofile </w:t>
+      </w:r>
+      <w:r>
+        <w:sym w:font="Wingdings" w:char="F0E0"/>
+      </w:r>
+      <w:r>
+        <w:t xml:space="preserve"> BCR, Gleason, PSA group</w:t>
+      </w:r>
+    </w:p>
+    <w:p>
+      <w:r>
+        <w:t xml:space="preserve">How does this service the overall research question? </w:t>
+      </w:r>
+      <w:r>
+        <w:sym w:font="Wingdings" w:char="F0E0"/>
+      </w:r>
       <w:r>
         <w:t xml:space="preserve"> </w:t>
       </w:r>
-      <w:r>
-        <w:sym w:font="Wingdings" w:char="F0E0"/>
-      </w:r>
-      <w:r>
-        <w:t xml:space="preserve"> BCR, Gleason, PSA group</w:t>
-      </w:r>
-    </w:p>
-    <w:p>
-      <w:r>
-        <w:t xml:space="preserve">How does this service the overall research question? </w:t>
-      </w:r>
-      <w:r>
-        <w:sym w:font="Wingdings" w:char="F0E0"/>
+    </w:p>
+    <w:p>
+      <w:r>
+        <w:t>Are there transcriptomic latent variables that can help to categorize cell types into fixed risk profiles?</w:t>
+      </w:r>
+    </w:p>
+    <w:p>
+      <w:pPr>
+        <w:rPr>
+          <w:b/>
+          <w:bCs/>
+        </w:rPr>
+      </w:pPr>
+      <w:r>
+        <w:rPr>
+          <w:b/>
+          <w:bCs/>
+        </w:rPr>
+        <w:t>Down the Road Research Questions</w:t>
+      </w:r>
+    </w:p>
+    <w:p>
+      <w:r>
+        <w:t>Do immune composition patterns differ between tumor core and adjacent normal tissue within the same patient, and does this vary with different clincal stages?</w:t>
+      </w:r>
+    </w:p>
+    <w:p>
+      <w:r>
+        <w:t>Does M1 and M2  like state shift in proportion to the Gleason score</w:t>
       </w:r>
       <w:r>
         <w:t xml:space="preserve"> </w:t>
       </w:r>
-    </w:p>
-    <w:p>
-      <w:r>
-        <w:t>Are there transcriptomic latent variables that can help to categorize cell types into fixed risk profiles?</w:t>
-      </w:r>
-    </w:p>
-    <w:p>
-      <w:pPr>
-        <w:rPr>
-          <w:b/>
-          <w:bCs/>
-        </w:rPr>
-      </w:pPr>
-      <w:r>
-        <w:rPr>
-          <w:b/>
-          <w:bCs/>
-        </w:rPr>
-        <w:t>Down the Road Research Questions</w:t>
-      </w:r>
-    </w:p>
-    <w:p>
-      <w:r>
-        <w:t xml:space="preserve">Do immune composition patterns differ between tumor core and adjacent normal tissue within the same patient, and does this vary with different </w:t>
-      </w:r>
-      <w:proofErr w:type="spellStart"/>
-      <w:r>
-        <w:t>clincal</w:t>
-      </w:r>
-      <w:proofErr w:type="spellEnd"/>
-      <w:r>
-        <w:t xml:space="preserve"> stages?</w:t>
-      </w:r>
-    </w:p>
-    <w:p>
-      <w:r>
-        <w:t>Does M1 and M</w:t>
-      </w:r>
-      <w:proofErr w:type="gramStart"/>
-      <w:r>
-        <w:t>2  like</w:t>
-      </w:r>
-      <w:proofErr w:type="gramEnd"/>
-      <w:r>
-        <w:t xml:space="preserve"> state shift in proportion to the Gleason score</w:t>
-      </w:r>
-      <w:r>
-        <w:t xml:space="preserve"> </w:t>
-      </w:r>
       <w:r>
         <w:t>and does this polarization ratio predict recurrence better than total macrophage abundance?</w:t>
       </w:r>
     </w:p>
     <w:p>
       <w:r>
-        <w:t xml:space="preserve">Are there T cell exhaustion </w:t>
-      </w:r>
-      <w:proofErr w:type="spellStart"/>
-      <w:r>
-        <w:t>signisture</w:t>
-      </w:r>
-      <w:proofErr w:type="spellEnd"/>
-      <w:r>
-        <w:t xml:space="preserve"> enrich in high-Gleason tumors, and does exhaustion score correlate</w:t>
+        <w:t>Are there T cell exhaustion signisture enrich in high-Gleason tumors, and does exhaustion score correlate</w:t>
       </w:r>
       <w:r>
         <w:t xml:space="preserve"> with CD8 T cell abundance?</w:t>
@@ -159,6 +180,7 @@
           <w:b/>
           <w:bCs/>
         </w:rPr>
+        <w:lastRenderedPageBreak/>
         <w:t>Part 1</w:t>
       </w:r>
       <w:r>
@@ -168,21 +190,12 @@
         </w:rPr>
         <w:t xml:space="preserve">: </w:t>
       </w:r>
-      <w:proofErr w:type="spellStart"/>
-      <w:r>
-        <w:rPr>
-          <w:b/>
-          <w:bCs/>
-        </w:rPr>
-        <w:t>Intitial</w:t>
-      </w:r>
-      <w:proofErr w:type="spellEnd"/>
-      <w:r>
-        <w:rPr>
-          <w:b/>
-          <w:bCs/>
-        </w:rPr>
-        <w:t xml:space="preserve"> C</w:t>
+      <w:r>
+        <w:rPr>
+          <w:b/>
+          <w:bCs/>
+        </w:rPr>
+        <w:t>Intitial C</w:t>
       </w:r>
       <w:r>
         <w:rPr>
@@ -237,18 +250,10 @@
         </w:numPr>
       </w:pPr>
       <w:r>
-        <w:t>Pre-</w:t>
-      </w:r>
-      <w:proofErr w:type="gramStart"/>
-      <w:r>
-        <w:t xml:space="preserve">processing </w:t>
-      </w:r>
-      <w:r>
-        <w:t xml:space="preserve"> 5</w:t>
-      </w:r>
-      <w:proofErr w:type="gramEnd"/>
-      <w:r>
-        <w:t xml:space="preserve"> </w:t>
+        <w:t xml:space="preserve">Pre-processing </w:t>
+      </w:r>
+      <w:r>
+        <w:t xml:space="preserve"> 5 </w:t>
       </w:r>
       <w:r>
         <w:t>Single-Cell datasets with multipl</w:t>
@@ -257,15 +262,7 @@
         <w:t xml:space="preserve">e </w:t>
       </w:r>
       <w:r>
-        <w:t xml:space="preserve">conditions (Healthy, Adjacent Normal, Tumor Core, Benign). </w:t>
-      </w:r>
-      <w:proofErr w:type="spellStart"/>
-      <w:r>
-        <w:t>MetaData</w:t>
-      </w:r>
-      <w:proofErr w:type="spellEnd"/>
-      <w:r>
-        <w:t xml:space="preserve"> will have to include the following columns</w:t>
+        <w:t>conditions (Healthy, Adjacent Normal, Tumor Core, Benign). MetaData will have to include the following columns</w:t>
       </w:r>
       <w:r>
         <w:t xml:space="preserve"> at a minimum</w:t>
@@ -318,7 +315,6 @@
           <w:b/>
           <w:bCs/>
         </w:rPr>
-        <w:lastRenderedPageBreak/>
         <w:t>Final Sample Sheet</w:t>
       </w:r>
     </w:p>
@@ -327,6 +323,43 @@
         <w:ind w:firstLine="720"/>
       </w:pPr>
       <w:r>
+        <w:drawing>
+          <wp:inline distT="0" distB="0" distL="0" distR="0" wp14:anchorId="127E215E" wp14:editId="551FF39D">
+            <wp:extent cx="2714625" cy="2718395"/>
+            <wp:effectExtent l="0" t="0" r="0" b="6350"/>
+            <wp:docPr id="1940135385" name="Picture 1"/>
+            <wp:cNvGraphicFramePr>
+              <a:graphicFrameLocks xmlns:a="http://schemas.openxmlformats.org/drawingml/2006/main" noChangeAspect="1"/>
+            </wp:cNvGraphicFramePr>
+            <a:graphic xmlns:a="http://schemas.openxmlformats.org/drawingml/2006/main">
+              <a:graphicData uri="http://schemas.openxmlformats.org/drawingml/2006/picture">
+                <pic:pic xmlns:pic="http://schemas.openxmlformats.org/drawingml/2006/picture">
+                  <pic:nvPicPr>
+                    <pic:cNvPr id="1940135385" name=""/>
+                    <pic:cNvPicPr/>
+                  </pic:nvPicPr>
+                  <pic:blipFill>
+                    <a:blip r:embed="rId5"/>
+                    <a:stretch>
+                      <a:fillRect/>
+                    </a:stretch>
+                  </pic:blipFill>
+                  <pic:spPr>
+                    <a:xfrm>
+                      <a:off x="0" y="0"/>
+                      <a:ext cx="2717328" cy="2721102"/>
+                    </a:xfrm>
+                    <a:prstGeom prst="rect">
+                      <a:avLst/>
+                    </a:prstGeom>
+                  </pic:spPr>
+                </pic:pic>
+              </a:graphicData>
+            </a:graphic>
+          </wp:inline>
+        </w:drawing>
+      </w:r>
+      <w:r>
         <w:br/>
       </w:r>
       <w:r>
@@ -334,90 +367,15 @@
           <w:b/>
           <w:bCs/>
         </w:rPr>
-        <w:t>(</w:t>
-      </w:r>
-      <w:proofErr w:type="spellStart"/>
-      <w:proofErr w:type="gramStart"/>
-      <w:r>
-        <w:rPr>
-          <w:b/>
-          <w:bCs/>
-        </w:rPr>
-        <w:t>orig.ident</w:t>
-      </w:r>
-      <w:proofErr w:type="spellEnd"/>
-      <w:proofErr w:type="gramEnd"/>
-      <w:r>
-        <w:rPr>
-          <w:b/>
-          <w:bCs/>
-        </w:rPr>
-        <w:t xml:space="preserve">, </w:t>
-      </w:r>
-      <w:proofErr w:type="spellStart"/>
-      <w:r>
-        <w:rPr>
-          <w:b/>
-          <w:bCs/>
-        </w:rPr>
-        <w:t>geo_</w:t>
-      </w:r>
-      <w:proofErr w:type="gramStart"/>
-      <w:r>
-        <w:rPr>
-          <w:b/>
-          <w:bCs/>
-        </w:rPr>
-        <w:t>accession</w:t>
-      </w:r>
-      <w:proofErr w:type="spellEnd"/>
-      <w:r>
-        <w:rPr>
-          <w:b/>
-          <w:bCs/>
-        </w:rPr>
-        <w:t xml:space="preserve">,  </w:t>
-      </w:r>
-      <w:proofErr w:type="spellStart"/>
-      <w:r>
-        <w:rPr>
-          <w:b/>
-          <w:bCs/>
-        </w:rPr>
-        <w:t>sample</w:t>
-      </w:r>
-      <w:proofErr w:type="gramEnd"/>
-      <w:r>
-        <w:rPr>
-          <w:b/>
-          <w:bCs/>
-        </w:rPr>
-        <w:t>_title</w:t>
-      </w:r>
-      <w:proofErr w:type="spellEnd"/>
-      <w:r>
-        <w:rPr>
-          <w:b/>
-          <w:bCs/>
-        </w:rPr>
-        <w:t>, disease state of the sample</w:t>
-      </w:r>
-      <w:r>
-        <w:rPr>
-          <w:b/>
-          <w:bCs/>
-        </w:rPr>
-        <w:t xml:space="preserve">, </w:t>
-      </w:r>
-      <w:proofErr w:type="spellStart"/>
-      <w:r>
-        <w:rPr>
-          <w:b/>
-          <w:bCs/>
-        </w:rPr>
-        <w:t>patientID</w:t>
-      </w:r>
-      <w:proofErr w:type="spellEnd"/>
+        <w:t>(orig.ident, geo_accession,  sample_title, disease state of the sample</w:t>
+      </w:r>
+      <w:r>
+        <w:rPr>
+          <w:b/>
+          <w:bCs/>
+        </w:rPr>
+        <w:t>, patientID</w:t>
+      </w:r>
       <w:r>
         <w:rPr>
           <w:b/>
@@ -462,26 +420,10 @@
         </w:numPr>
       </w:pPr>
       <w:r>
-        <w:t xml:space="preserve">Integration of </w:t>
-      </w:r>
-      <w:proofErr w:type="spellStart"/>
-      <w:r>
-        <w:t>scRNA</w:t>
-      </w:r>
-      <w:proofErr w:type="spellEnd"/>
-      <w:r>
-        <w:t>-Seq dataset</w:t>
-      </w:r>
-      <w:r>
-        <w:t xml:space="preserve"> to show the cell type stratifications and </w:t>
-      </w:r>
-      <w:proofErr w:type="spellStart"/>
-      <w:r>
-        <w:t>GeneMarkers</w:t>
-      </w:r>
-      <w:proofErr w:type="spellEnd"/>
-      <w:r>
-        <w:t xml:space="preserve"> for each condition, and sample.</w:t>
+        <w:t>Integration of scRNA-Seq dataset</w:t>
+      </w:r>
+      <w:r>
+        <w:t xml:space="preserve"> to show the cell type stratifications and GeneMarkers for each condition, and sample.</w:t>
       </w:r>
     </w:p>
     <w:p>
@@ -510,19 +452,12 @@
         <w:t>Input:</w:t>
       </w:r>
       <w:r>
-        <w:t xml:space="preserve"> 5 </w:t>
-      </w:r>
-      <w:proofErr w:type="spellStart"/>
-      <w:r>
-        <w:t>scRNA</w:t>
-      </w:r>
-      <w:proofErr w:type="spellEnd"/>
-      <w:r>
-        <w:t>-Seq datasets</w:t>
-      </w:r>
-    </w:p>
-    <w:p>
-      <w:r>
+        <w:t xml:space="preserve"> 5 scRNA-Seq datasets</w:t>
+      </w:r>
+    </w:p>
+    <w:p>
+      <w:r>
+        <w:lastRenderedPageBreak/>
         <w:tab/>
       </w:r>
       <w:r>
@@ -547,7 +482,6 @@
       <w:r>
         <w:t xml:space="preserve">Perform </w:t>
       </w:r>
-      <w:proofErr w:type="spellStart"/>
       <w:r>
         <w:rPr>
           <w:rStyle w:val="HTMLCode"/>
@@ -555,7 +489,6 @@
         </w:rPr>
         <w:t>FindMarkers</w:t>
       </w:r>
-      <w:proofErr w:type="spellEnd"/>
       <w:r>
         <w:t xml:space="preserve"> / GO analysis </w:t>
       </w:r>
@@ -613,23 +546,7 @@
           <w:b/>
           <w:bCs/>
         </w:rPr>
-        <w:t xml:space="preserve">Rationale for </w:t>
-      </w:r>
-      <w:proofErr w:type="gramStart"/>
-      <w:r>
-        <w:rPr>
-          <w:b/>
-          <w:bCs/>
-        </w:rPr>
-        <w:t>still keeping</w:t>
-      </w:r>
-      <w:proofErr w:type="gramEnd"/>
-      <w:r>
-        <w:rPr>
-          <w:b/>
-          <w:bCs/>
-        </w:rPr>
-        <w:t xml:space="preserve"> deconvolution</w:t>
+        <w:t>Rationale for still keeping deconvolution</w:t>
       </w:r>
     </w:p>
     <w:p>
@@ -643,13 +560,8 @@
         <w:t xml:space="preserve"> possess a volume of </w:t>
       </w:r>
       <w:r>
-        <w:t xml:space="preserve">clinical data. </w:t>
-      </w:r>
-      <w:proofErr w:type="gramStart"/>
-      <w:r>
-        <w:t>However</w:t>
-      </w:r>
-      <w:proofErr w:type="gramEnd"/>
+        <w:t>clinical data. However</w:t>
+      </w:r>
       <w:r>
         <w:t xml:space="preserve"> the data is either</w:t>
       </w:r>
@@ -660,15 +572,7 @@
         <w:t>coverage for all samples included within the dataset</w:t>
       </w:r>
       <w:r>
-        <w:t xml:space="preserve">), or inconsistent (not </w:t>
-      </w:r>
-      <w:proofErr w:type="gramStart"/>
-      <w:r>
-        <w:t>all of</w:t>
-      </w:r>
-      <w:proofErr w:type="gramEnd"/>
-      <w:r>
-        <w:t xml:space="preserve"> the same </w:t>
+        <w:t xml:space="preserve">), or inconsistent (not all of the same </w:t>
       </w:r>
       <w:r>
         <w:t>clinical variable appears</w:t>
@@ -689,120 +593,77 @@
         <w:t>we can deconvolve cell types within</w:t>
       </w:r>
       <w:r>
+        <w:t xml:space="preserve"> bulkRNA-Seq</w:t>
+      </w:r>
+      <w:r>
+        <w:t xml:space="preserve"> biopsies</w:t>
+      </w:r>
+      <w:r>
+        <w:t xml:space="preserve"> and use their paired clinical data</w:t>
+      </w:r>
+      <w:r>
+        <w:t xml:space="preserve">. </w:t>
+      </w:r>
+      <w:r>
+        <w:t xml:space="preserve">Additionally, </w:t>
+      </w:r>
+      <w:r>
+        <w:t xml:space="preserve">scRNA-Seq </w:t>
+      </w:r>
+      <w:r>
+        <w:t>clinical data are rarely married well, if at all, with single cell meta data once submitted to the GEO databases. This often comes with a lack of identifie</w:t>
+      </w:r>
+      <w:r>
+        <w:t>rs</w:t>
+      </w:r>
+      <w:r>
+        <w:t xml:space="preserve"> that tie</w:t>
+      </w:r>
+      <w:r>
+        <w:t>s to</w:t>
+      </w:r>
+      <w:r>
+        <w:t xml:space="preserve"> a single cell assay</w:t>
+      </w:r>
+      <w:r>
+        <w:t xml:space="preserve"> sample (GSMXXXXXX)</w:t>
+      </w:r>
+      <w:r>
+        <w:t>,</w:t>
+      </w:r>
+      <w:r>
+        <w:t xml:space="preserve"> identifiers </w:t>
+      </w:r>
+      <w:r>
+        <w:t>with original patient</w:t>
+      </w:r>
+      <w:r>
+        <w:t xml:space="preserve"> IDs and their paired clinical variables </w:t>
+      </w:r>
+      <w:r>
+        <w:t>(gleason scores,  PSA, pathologic T, etc)</w:t>
+      </w:r>
+      <w:r>
+        <w:t>, or different clinical variables measured between studies.</w:t>
+      </w:r>
+    </w:p>
+    <w:p>
+      <w:r>
+        <w:rPr>
+          <w:b/>
+          <w:bCs/>
+        </w:rPr>
+        <w:t>Datasets with Clinical Data:</w:t>
+      </w:r>
+      <w:r>
+        <w:t xml:space="preserve"> GSE141445 (Chen et. al., 2021), GSE176031(Song, H, et. al., 2021), GSE150692(Crowley et. al., 2020), GSE18194(Chen, et. al. 2023),</w:t>
+      </w:r>
+      <w:r>
+        <w:t xml:space="preserve"> SubSeries</w:t>
+      </w:r>
+      <w:r>
         <w:t xml:space="preserve"> </w:t>
       </w:r>
-      <w:proofErr w:type="spellStart"/>
-      <w:r>
-        <w:t>bulkRNA</w:t>
-      </w:r>
-      <w:proofErr w:type="spellEnd"/>
-      <w:r>
-        <w:t>-Seq</w:t>
-      </w:r>
-      <w:r>
-        <w:t xml:space="preserve"> biopsies</w:t>
-      </w:r>
-      <w:r>
-        <w:t xml:space="preserve"> and use their paired clinical data</w:t>
-      </w:r>
-      <w:r>
-        <w:t xml:space="preserve">. </w:t>
-      </w:r>
-      <w:r>
-        <w:t xml:space="preserve">Additionally, </w:t>
-      </w:r>
-      <w:proofErr w:type="spellStart"/>
-      <w:r>
-        <w:t>scRNA</w:t>
-      </w:r>
-      <w:proofErr w:type="spellEnd"/>
-      <w:r>
-        <w:t xml:space="preserve">-Seq </w:t>
-      </w:r>
-      <w:r>
-        <w:t>clinical data are rarely married well, if at all, with single cell meta data once submitted to the GEO databases. This often comes with a lack of identifie</w:t>
-      </w:r>
-      <w:r>
-        <w:t>rs</w:t>
-      </w:r>
-      <w:r>
-        <w:t xml:space="preserve"> that tie</w:t>
-      </w:r>
-      <w:r>
-        <w:t>s to</w:t>
-      </w:r>
-      <w:r>
-        <w:t xml:space="preserve"> a single cell assay</w:t>
-      </w:r>
-      <w:r>
-        <w:t xml:space="preserve"> sample (GSMXXXXXX)</w:t>
-      </w:r>
-      <w:r>
-        <w:t>,</w:t>
-      </w:r>
-      <w:r>
-        <w:t xml:space="preserve"> identifiers </w:t>
-      </w:r>
-      <w:r>
-        <w:t>with original patient</w:t>
-      </w:r>
-      <w:r>
-        <w:t xml:space="preserve"> IDs and their paired clinical variables </w:t>
-      </w:r>
-      <w:r>
-        <w:t>(</w:t>
-      </w:r>
-      <w:proofErr w:type="spellStart"/>
-      <w:r>
-        <w:t>gleason</w:t>
-      </w:r>
-      <w:proofErr w:type="spellEnd"/>
-      <w:r>
-        <w:t xml:space="preserve"> </w:t>
-      </w:r>
-      <w:proofErr w:type="gramStart"/>
-      <w:r>
-        <w:t>scores,  PSA</w:t>
-      </w:r>
-      <w:proofErr w:type="gramEnd"/>
-      <w:r>
-        <w:t xml:space="preserve">, pathologic T, </w:t>
-      </w:r>
-      <w:proofErr w:type="spellStart"/>
-      <w:r>
-        <w:t>etc</w:t>
-      </w:r>
-      <w:proofErr w:type="spellEnd"/>
-      <w:r>
-        <w:t>)</w:t>
-      </w:r>
-      <w:r>
-        <w:t>, or different clinical variables measured between studies.</w:t>
-      </w:r>
-    </w:p>
-    <w:p>
-      <w:r>
-        <w:rPr>
-          <w:b/>
-          <w:bCs/>
-        </w:rPr>
-        <w:lastRenderedPageBreak/>
-        <w:t>Datasets with Clinical Data:</w:t>
-      </w:r>
-      <w:r>
-        <w:t xml:space="preserve"> GSE141445 (Chen et. al., 2021), GSE176031(Song, H, et. al., 2021), GSE150692(Crowley et. al., 2020), GSE18194(Chen, et. al. 2023),</w:t>
-      </w:r>
-      <w:r>
-        <w:t xml:space="preserve"> </w:t>
-      </w:r>
-      <w:proofErr w:type="spellStart"/>
-      <w:r>
-        <w:t>SubSeries</w:t>
-      </w:r>
-      <w:proofErr w:type="spellEnd"/>
-      <w:r>
-        <w:t xml:space="preserve"> </w:t>
-      </w:r>
       <w:r>
         <w:t>GSE117403 (Henry et. al. 2018)</w:t>
       </w:r>
@@ -826,23 +687,7 @@
           <w:b/>
           <w:bCs/>
         </w:rPr>
-        <w:t xml:space="preserve">Cell Type Deconvolution on </w:t>
-      </w:r>
-      <w:proofErr w:type="spellStart"/>
-      <w:r>
-        <w:rPr>
-          <w:b/>
-          <w:bCs/>
-        </w:rPr>
-        <w:t>BulkRNA</w:t>
-      </w:r>
-      <w:proofErr w:type="spellEnd"/>
-      <w:r>
-        <w:rPr>
-          <w:b/>
-          <w:bCs/>
-        </w:rPr>
-        <w:t>-Seq Data</w:t>
+        <w:t>Cell Type Deconvolution on BulkRNA-Seq Data</w:t>
       </w:r>
       <w:r>
         <w:rPr>
@@ -860,21 +705,7 @@
         <w:rPr>
           <w:rStyle w:val="horizontal-container"/>
         </w:rPr>
-        <w:t xml:space="preserve">Not all </w:t>
-      </w:r>
-      <w:proofErr w:type="spellStart"/>
-      <w:r>
-        <w:rPr>
-          <w:rStyle w:val="horizontal-container"/>
-        </w:rPr>
-        <w:t>scRNA</w:t>
-      </w:r>
-      <w:proofErr w:type="spellEnd"/>
-      <w:r>
-        <w:rPr>
-          <w:rStyle w:val="horizontal-container"/>
-        </w:rPr>
-        <w:t>-Seq datasets have clinicals variables attached (Gleason, PSA, BCR).</w:t>
+        <w:t>Not all scRNA-Seq datasets have clinicals variables attached (Gleason, PSA, BCR).</w:t>
       </w:r>
     </w:p>
     <w:p>
@@ -886,15 +717,7 @@
         </w:numPr>
       </w:pPr>
       <w:r>
-        <w:t xml:space="preserve">Pre-process the </w:t>
-      </w:r>
-      <w:proofErr w:type="spellStart"/>
-      <w:r>
-        <w:t>bulkRNA</w:t>
-      </w:r>
-      <w:proofErr w:type="spellEnd"/>
-      <w:r>
-        <w:t xml:space="preserve">-Seq data from TCGA-PRAD. </w:t>
+        <w:t xml:space="preserve">Pre-process the bulkRNA-Seq data from TCGA-PRAD. </w:t>
       </w:r>
     </w:p>
     <w:p>
@@ -914,23 +737,7 @@
         <w:pStyle w:val="ListParagraph"/>
       </w:pPr>
       <w:r>
-        <w:t xml:space="preserve">Input: </w:t>
-      </w:r>
-      <w:proofErr w:type="spellStart"/>
-      <w:r>
-        <w:t>scRNA</w:t>
-      </w:r>
-      <w:proofErr w:type="spellEnd"/>
-      <w:r>
-        <w:t xml:space="preserve">-Seq Data + bulk </w:t>
-      </w:r>
-      <w:proofErr w:type="spellStart"/>
-      <w:r>
-        <w:t>RNASeq</w:t>
-      </w:r>
-      <w:proofErr w:type="spellEnd"/>
-      <w:r>
-        <w:t xml:space="preserve"> data w/ clinical Meta-Data</w:t>
+        <w:t>Input: scRNA-Seq Data + bulk RNASeq data w/ clinical Meta-Data</w:t>
       </w:r>
     </w:p>
     <w:p>
@@ -977,6 +784,7 @@
           <w:b/>
           <w:bCs/>
         </w:rPr>
+        <w:lastRenderedPageBreak/>
         <w:t>Possible Outputs:</w:t>
       </w:r>
       <w:r>
@@ -1098,127 +906,101 @@
           <w:b/>
           <w:bCs/>
         </w:rPr>
+        <w:t>Datasets with Clinical Data:</w:t>
+      </w:r>
+      <w:r>
+        <w:t xml:space="preserve"> GSE141445 (Chen et. al., 2021), GSE176031(Song, H, et. al., 2021), GSE150692(Crowley et. al., 2020), GSE18194(Chen, et. al. 2023), SubSeries GSE117403 (Henry et. al. 2018)</w:t>
+      </w:r>
+    </w:p>
+    <w:p>
+      <w:pPr>
+        <w:rPr>
+          <w:b/>
+          <w:bCs/>
+        </w:rPr>
+      </w:pPr>
+      <w:r>
+        <w:rPr>
+          <w:b/>
+          <w:bCs/>
+        </w:rPr>
+        <w:t>Data Acquisition Summary</w:t>
+      </w:r>
+      <w:r>
+        <w:rPr>
+          <w:b/>
+          <w:bCs/>
+        </w:rPr>
+        <w:t xml:space="preserve"> (Materials and Methods)</w:t>
+      </w:r>
+    </w:p>
+    <w:p>
+      <w:r>
+        <w:t xml:space="preserve">Each single cell dataset and </w:t>
+      </w:r>
+      <w:r>
+        <w:t>its</w:t>
+      </w:r>
+      <w:r>
+        <w:t xml:space="preserve"> respective metadata was downloaded using tools provided by the GEOquery R librar</w:t>
+      </w:r>
+      <w:r>
+        <w:t>y then pre-processed with tidyverse</w:t>
+      </w:r>
+      <w:r>
+        <w:t>. Only human sourced prostat</w:t>
+      </w:r>
+      <w:r>
+        <w:t>e biopsy</w:t>
+      </w:r>
+      <w:r>
+        <w:t xml:space="preserve"> samples were used within this project</w:t>
+      </w:r>
+      <w:r>
+        <w:t>. D</w:t>
+      </w:r>
+      <w:r>
+        <w:t>atasets that feature</w:t>
+      </w:r>
+      <w:r>
+        <w:t xml:space="preserve">d a mixed </w:t>
+      </w:r>
+      <w:r>
+        <w:t>species assay collection (GSE150692)</w:t>
+      </w:r>
+      <w:r>
+        <w:t xml:space="preserve"> were filtered for only human assays</w:t>
+      </w:r>
+      <w:r>
+        <w:t>. Each</w:t>
+      </w:r>
+      <w:r>
+        <w:t xml:space="preserve"> dataset</w:t>
+      </w:r>
+      <w:r>
+        <w:t xml:space="preserve"> was chosen </w:t>
+      </w:r>
+      <w:r>
+        <w:t>based on</w:t>
+      </w:r>
+      <w:r>
+        <w:t xml:space="preserve"> conditions available (Healthy, Paired Adjacent Normal/Tumor Core) and lack of specific enrichments from the authors</w:t>
+      </w:r>
+      <w:r>
+        <w:t xml:space="preserve"> to avoid a skew in the upcoming analysis</w:t>
+      </w:r>
+      <w:r>
+        <w:t xml:space="preserve">. For example, </w:t>
+      </w:r>
+      <w:r>
+        <w:t>Kelvin Z. et. al., in Cell Reports 2021 “enriched for immune cells” within their biopsies enabling them to analyze direct view of the immune landscape for their in-depth analysis on the perturbation of immune states paired normal adjacent and tumo</w:t>
+      </w:r>
+      <w:r>
+        <w:t xml:space="preserve">r biopsies </w:t>
+      </w:r>
+      <w:r>
         <w:lastRenderedPageBreak/>
-        <w:t>Datasets with Clinical Data:</w:t>
-      </w:r>
-      <w:r>
-        <w:t xml:space="preserve"> GSE141445 (Chen et. al., 2021), GSE176031(Song, H, et. al., 2021), GSE150692(Crowley et. al., 2020), GSE18194(Chen, et. al. 2023), </w:t>
-      </w:r>
-      <w:proofErr w:type="spellStart"/>
-      <w:r>
-        <w:t>SubSeries</w:t>
-      </w:r>
-      <w:proofErr w:type="spellEnd"/>
-      <w:r>
-        <w:t xml:space="preserve"> GSE117403 (Henry et. al. 2018)</w:t>
-      </w:r>
-    </w:p>
-    <w:p>
-      <w:pPr>
-        <w:rPr>
-          <w:b/>
-          <w:bCs/>
-        </w:rPr>
-      </w:pPr>
-      <w:r>
-        <w:rPr>
-          <w:b/>
-          <w:bCs/>
-        </w:rPr>
-        <w:t>Data Acquisition Summary</w:t>
-      </w:r>
-      <w:r>
-        <w:rPr>
-          <w:b/>
-          <w:bCs/>
-        </w:rPr>
-        <w:t xml:space="preserve"> (Materials and Methods)</w:t>
-      </w:r>
-    </w:p>
-    <w:p>
-      <w:r>
-        <w:t xml:space="preserve">Each single cell dataset and </w:t>
-      </w:r>
-      <w:r>
-        <w:t>its</w:t>
-      </w:r>
-      <w:r>
-        <w:t xml:space="preserve"> respective metadata was downloaded using tools provided by the </w:t>
-      </w:r>
-      <w:proofErr w:type="spellStart"/>
-      <w:r>
-        <w:t>GEOquery</w:t>
-      </w:r>
-      <w:proofErr w:type="spellEnd"/>
-      <w:r>
-        <w:t xml:space="preserve"> R librar</w:t>
-      </w:r>
-      <w:r>
-        <w:t xml:space="preserve">y then pre-processed with </w:t>
-      </w:r>
-      <w:proofErr w:type="spellStart"/>
-      <w:r>
-        <w:t>tidyverse</w:t>
-      </w:r>
-      <w:proofErr w:type="spellEnd"/>
-      <w:r>
-        <w:t>. Only human sourced prostat</w:t>
-      </w:r>
-      <w:r>
-        <w:t>e biopsy</w:t>
-      </w:r>
-      <w:r>
-        <w:t xml:space="preserve"> samples were used within this project</w:t>
-      </w:r>
-      <w:r>
-        <w:t>. D</w:t>
-      </w:r>
-      <w:r>
-        <w:t>atasets that feature</w:t>
-      </w:r>
-      <w:r>
-        <w:t xml:space="preserve">d a mixed </w:t>
-      </w:r>
-      <w:r>
-        <w:t>species assay collection (GSE150692)</w:t>
-      </w:r>
-      <w:r>
-        <w:t xml:space="preserve"> were filtered for only human assays</w:t>
-      </w:r>
-      <w:r>
-        <w:t>. Each</w:t>
-      </w:r>
-      <w:r>
-        <w:t xml:space="preserve"> dataset</w:t>
-      </w:r>
-      <w:r>
-        <w:t xml:space="preserve"> was chosen </w:t>
-      </w:r>
-      <w:r>
-        <w:t>based on</w:t>
-      </w:r>
-      <w:r>
-        <w:t xml:space="preserve"> conditions available (Healthy, Paired Adjacent Normal/Tumor Core) and lack of specific enrichments from the authors</w:t>
-      </w:r>
-      <w:r>
-        <w:t xml:space="preserve"> to avoid a skew in the upcoming analysis</w:t>
-      </w:r>
-      <w:r>
-        <w:t xml:space="preserve">. For example, </w:t>
-      </w:r>
-      <w:r>
-        <w:t>Kelvin Z. et. al., in Cell Reports 2021 “enriched for immune cells” within their biopsies enabling them to analyze direct view of the immune landscape for their in-depth analysis on the perturbation of immune states paired normal adjacent and tumo</w:t>
-      </w:r>
-      <w:r>
-        <w:t xml:space="preserve">r biopsies so this one was avoided. Cell columns with non-unique genes within the count matrix were summed together to create the Seurat object, while non-unique barcodes from different libraries of the same dataset were marked with </w:t>
-      </w:r>
-      <w:proofErr w:type="gramStart"/>
-      <w:r>
-        <w:t>a .i</w:t>
-      </w:r>
-      <w:proofErr w:type="gramEnd"/>
-      <w:r>
-        <w:t>+1 if authors had not already marked their library barcodes between samples to preserve library complexity.</w:t>
+        <w:t>so this one was avoided. Cell columns with non-unique genes within the count matrix were summed together to create the Seurat object, while non-unique barcodes from different libraries of the same dataset were marked with a .i+1 if authors had not already marked their library barcodes between samples to preserve library complexity.</w:t>
       </w:r>
     </w:p>
     <w:p>

--- a/notes/Project_Notes.docx
+++ b/notes/Project_Notes.docx
@@ -28,7 +28,23 @@
         <w:t>I</w:t>
       </w:r>
       <w:r>
-        <w:t xml:space="preserve"> do the differential expression between conditions between major cell type annotations per cell annotation? (General DEG analysis (condition vs condition)) (Cell type specific differential expression (Tcells of Healthy vs Tumor vs Norm Adj vs Tumor Core)) (1)How would I define the change between the genes between conditions? </w:t>
+        <w:t xml:space="preserve"> do the differential expression between conditions between major cell type annotations per cell annotation? (General DEG analysis (condition vs condition)) (Cell type specific differential expression (</w:t>
+      </w:r>
+      <w:proofErr w:type="spellStart"/>
+      <w:r>
+        <w:t>Tcells</w:t>
+      </w:r>
+      <w:proofErr w:type="spellEnd"/>
+      <w:r>
+        <w:t xml:space="preserve"> of Healthy vs Tumor vs Norm Adj vs Tumor Core)) (</w:t>
+      </w:r>
+      <w:proofErr w:type="gramStart"/>
+      <w:r>
+        <w:t>1)How</w:t>
+      </w:r>
+      <w:proofErr w:type="gramEnd"/>
+      <w:r>
+        <w:t xml:space="preserve"> would I define the change between the genes between conditions? </w:t>
       </w:r>
     </w:p>
     <w:p>
@@ -38,10 +54,26 @@
     </w:p>
     <w:p>
       <w:r>
-        <w:t>(3) I know there are a ton of papers that do something like this bu</w:t>
-      </w:r>
-      <w:r>
-        <w:t>t my goal is to show zscaled expression of Cell Type Markers</w:t>
+        <w:t xml:space="preserve">(3) I know there are a ton of papers that do something like </w:t>
+      </w:r>
+      <w:proofErr w:type="gramStart"/>
+      <w:r>
+        <w:t>this</w:t>
+      </w:r>
+      <w:proofErr w:type="gramEnd"/>
+      <w:r>
+        <w:t xml:space="preserve"> bu</w:t>
+      </w:r>
+      <w:r>
+        <w:t xml:space="preserve">t my goal is to show </w:t>
+      </w:r>
+      <w:proofErr w:type="spellStart"/>
+      <w:r>
+        <w:t>zscaled</w:t>
+      </w:r>
+      <w:proofErr w:type="spellEnd"/>
+      <w:r>
+        <w:t xml:space="preserve"> expression of Cell Type Markers</w:t>
       </w:r>
     </w:p>
     <w:p>
@@ -98,8 +130,13 @@
       </w:r>
     </w:p>
     <w:p>
-      <w:r>
-        <w:t xml:space="preserve">Cellprofile </w:t>
+      <w:proofErr w:type="spellStart"/>
+      <w:r>
+        <w:t>Cellprofile</w:t>
+      </w:r>
+      <w:proofErr w:type="spellEnd"/>
+      <w:r>
+        <w:t xml:space="preserve"> </w:t>
       </w:r>
       <w:r>
         <w:sym w:font="Wingdings" w:char="F0E0"/>
@@ -141,12 +178,28 @@
     </w:p>
     <w:p>
       <w:r>
-        <w:t>Do immune composition patterns differ between tumor core and adjacent normal tissue within the same patient, and does this vary with different clincal stages?</w:t>
-      </w:r>
-    </w:p>
-    <w:p>
-      <w:r>
-        <w:t>Does M1 and M2  like state shift in proportion to the Gleason score</w:t>
+        <w:t xml:space="preserve">Do immune composition patterns differ between tumor core and adjacent normal tissue within the same patient, and does this vary with different </w:t>
+      </w:r>
+      <w:proofErr w:type="spellStart"/>
+      <w:r>
+        <w:t>clincal</w:t>
+      </w:r>
+      <w:proofErr w:type="spellEnd"/>
+      <w:r>
+        <w:t xml:space="preserve"> stages?</w:t>
+      </w:r>
+    </w:p>
+    <w:p>
+      <w:r>
+        <w:t>Does M1 and M</w:t>
+      </w:r>
+      <w:proofErr w:type="gramStart"/>
+      <w:r>
+        <w:t>2  like</w:t>
+      </w:r>
+      <w:proofErr w:type="gramEnd"/>
+      <w:r>
+        <w:t xml:space="preserve"> state shift in proportion to the Gleason score</w:t>
       </w:r>
       <w:r>
         <w:t xml:space="preserve"> </w:t>
@@ -157,7 +210,15 @@
     </w:p>
     <w:p>
       <w:r>
-        <w:t>Are there T cell exhaustion signisture enrich in high-Gleason tumors, and does exhaustion score correlate</w:t>
+        <w:t xml:space="preserve">Are there T cell exhaustion </w:t>
+      </w:r>
+      <w:proofErr w:type="spellStart"/>
+      <w:r>
+        <w:t>signisture</w:t>
+      </w:r>
+      <w:proofErr w:type="spellEnd"/>
+      <w:r>
+        <w:t xml:space="preserve"> enrich in high-Gleason tumors, and does exhaustion score correlate</w:t>
       </w:r>
       <w:r>
         <w:t xml:space="preserve"> with CD8 T cell abundance?</w:t>
@@ -190,12 +251,21 @@
         </w:rPr>
         <w:t xml:space="preserve">: </w:t>
       </w:r>
-      <w:r>
-        <w:rPr>
-          <w:b/>
-          <w:bCs/>
-        </w:rPr>
-        <w:t>Intitial C</w:t>
+      <w:proofErr w:type="spellStart"/>
+      <w:r>
+        <w:rPr>
+          <w:b/>
+          <w:bCs/>
+        </w:rPr>
+        <w:t>Intitial</w:t>
+      </w:r>
+      <w:proofErr w:type="spellEnd"/>
+      <w:r>
+        <w:rPr>
+          <w:b/>
+          <w:bCs/>
+        </w:rPr>
+        <w:t xml:space="preserve"> C</w:t>
       </w:r>
       <w:r>
         <w:rPr>
@@ -250,10 +320,18 @@
         </w:numPr>
       </w:pPr>
       <w:r>
-        <w:t xml:space="preserve">Pre-processing </w:t>
-      </w:r>
-      <w:r>
-        <w:t xml:space="preserve"> 5 </w:t>
+        <w:t>Pre-</w:t>
+      </w:r>
+      <w:proofErr w:type="gramStart"/>
+      <w:r>
+        <w:t xml:space="preserve">processing </w:t>
+      </w:r>
+      <w:r>
+        <w:t xml:space="preserve"> 5</w:t>
+      </w:r>
+      <w:proofErr w:type="gramEnd"/>
+      <w:r>
+        <w:t xml:space="preserve"> </w:t>
       </w:r>
       <w:r>
         <w:t>Single-Cell datasets with multipl</w:t>
@@ -262,7 +340,15 @@
         <w:t xml:space="preserve">e </w:t>
       </w:r>
       <w:r>
-        <w:t>conditions (Healthy, Adjacent Normal, Tumor Core, Benign). MetaData will have to include the following columns</w:t>
+        <w:t xml:space="preserve">conditions (Healthy, Adjacent Normal, Tumor Core, Benign). </w:t>
+      </w:r>
+      <w:proofErr w:type="spellStart"/>
+      <w:r>
+        <w:t>MetaData</w:t>
+      </w:r>
+      <w:proofErr w:type="spellEnd"/>
+      <w:r>
+        <w:t xml:space="preserve"> will have to include the following columns</w:t>
       </w:r>
       <w:r>
         <w:t xml:space="preserve"> at a minimum</w:t>
@@ -319,15 +405,12 @@
       </w:r>
     </w:p>
     <w:p>
-      <w:pPr>
-        <w:ind w:firstLine="720"/>
-      </w:pPr>
       <w:r>
         <w:drawing>
-          <wp:inline distT="0" distB="0" distL="0" distR="0" wp14:anchorId="127E215E" wp14:editId="551FF39D">
-            <wp:extent cx="2714625" cy="2718395"/>
-            <wp:effectExtent l="0" t="0" r="0" b="6350"/>
-            <wp:docPr id="1940135385" name="Picture 1"/>
+          <wp:inline distT="0" distB="0" distL="0" distR="0" wp14:anchorId="13A7001D" wp14:editId="728C8EF8">
+            <wp:extent cx="3550596" cy="3582840"/>
+            <wp:effectExtent l="0" t="0" r="5715" b="0"/>
+            <wp:docPr id="1776626597" name="Picture 1" descr="A screenshot of a spreadsheet&#10;&#10;AI-generated content may be incorrect."/>
             <wp:cNvGraphicFramePr>
               <a:graphicFrameLocks xmlns:a="http://schemas.openxmlformats.org/drawingml/2006/main" noChangeAspect="1"/>
             </wp:cNvGraphicFramePr>
@@ -335,7 +418,7 @@
               <a:graphicData uri="http://schemas.openxmlformats.org/drawingml/2006/picture">
                 <pic:pic xmlns:pic="http://schemas.openxmlformats.org/drawingml/2006/picture">
                   <pic:nvPicPr>
-                    <pic:cNvPr id="1940135385" name=""/>
+                    <pic:cNvPr id="1776626597" name="Picture 1" descr="A screenshot of a spreadsheet&#10;&#10;AI-generated content may be incorrect."/>
                     <pic:cNvPicPr/>
                   </pic:nvPicPr>
                   <pic:blipFill>
@@ -347,7 +430,7 @@
                   <pic:spPr>
                     <a:xfrm>
                       <a:off x="0" y="0"/>
-                      <a:ext cx="2717328" cy="2721102"/>
+                      <a:ext cx="3560563" cy="3592897"/>
                     </a:xfrm>
                     <a:prstGeom prst="rect">
                       <a:avLst/>
@@ -367,15 +450,90 @@
           <w:b/>
           <w:bCs/>
         </w:rPr>
-        <w:t>(orig.ident, geo_accession,  sample_title, disease state of the sample</w:t>
-      </w:r>
-      <w:r>
-        <w:rPr>
-          <w:b/>
-          <w:bCs/>
-        </w:rPr>
-        <w:t>, patientID</w:t>
-      </w:r>
+        <w:t>(</w:t>
+      </w:r>
+      <w:proofErr w:type="spellStart"/>
+      <w:proofErr w:type="gramStart"/>
+      <w:r>
+        <w:rPr>
+          <w:b/>
+          <w:bCs/>
+        </w:rPr>
+        <w:t>orig.ident</w:t>
+      </w:r>
+      <w:proofErr w:type="spellEnd"/>
+      <w:proofErr w:type="gramEnd"/>
+      <w:r>
+        <w:rPr>
+          <w:b/>
+          <w:bCs/>
+        </w:rPr>
+        <w:t xml:space="preserve">, </w:t>
+      </w:r>
+      <w:proofErr w:type="spellStart"/>
+      <w:r>
+        <w:rPr>
+          <w:b/>
+          <w:bCs/>
+        </w:rPr>
+        <w:t>geo_</w:t>
+      </w:r>
+      <w:proofErr w:type="gramStart"/>
+      <w:r>
+        <w:rPr>
+          <w:b/>
+          <w:bCs/>
+        </w:rPr>
+        <w:t>accession</w:t>
+      </w:r>
+      <w:proofErr w:type="spellEnd"/>
+      <w:r>
+        <w:rPr>
+          <w:b/>
+          <w:bCs/>
+        </w:rPr>
+        <w:t xml:space="preserve">,  </w:t>
+      </w:r>
+      <w:proofErr w:type="spellStart"/>
+      <w:r>
+        <w:rPr>
+          <w:b/>
+          <w:bCs/>
+        </w:rPr>
+        <w:t>sample</w:t>
+      </w:r>
+      <w:proofErr w:type="gramEnd"/>
+      <w:r>
+        <w:rPr>
+          <w:b/>
+          <w:bCs/>
+        </w:rPr>
+        <w:t>_title</w:t>
+      </w:r>
+      <w:proofErr w:type="spellEnd"/>
+      <w:r>
+        <w:rPr>
+          <w:b/>
+          <w:bCs/>
+        </w:rPr>
+        <w:t>, disease state of the sample</w:t>
+      </w:r>
+      <w:r>
+        <w:rPr>
+          <w:b/>
+          <w:bCs/>
+        </w:rPr>
+        <w:t xml:space="preserve">, </w:t>
+      </w:r>
+      <w:proofErr w:type="spellStart"/>
+      <w:r>
+        <w:rPr>
+          <w:b/>
+          <w:bCs/>
+        </w:rPr>
+        <w:t>patientID</w:t>
+      </w:r>
+      <w:proofErr w:type="spellEnd"/>
       <w:r>
         <w:rPr>
           <w:b/>
@@ -420,10 +578,26 @@
         </w:numPr>
       </w:pPr>
       <w:r>
-        <w:t>Integration of scRNA-Seq dataset</w:t>
-      </w:r>
-      <w:r>
-        <w:t xml:space="preserve"> to show the cell type stratifications and GeneMarkers for each condition, and sample.</w:t>
+        <w:t xml:space="preserve">Integration of </w:t>
+      </w:r>
+      <w:proofErr w:type="spellStart"/>
+      <w:r>
+        <w:t>scRNA</w:t>
+      </w:r>
+      <w:proofErr w:type="spellEnd"/>
+      <w:r>
+        <w:t>-Seq dataset</w:t>
+      </w:r>
+      <w:r>
+        <w:t xml:space="preserve"> to show the cell type stratifications and </w:t>
+      </w:r>
+      <w:proofErr w:type="spellStart"/>
+      <w:r>
+        <w:t>GeneMarkers</w:t>
+      </w:r>
+      <w:proofErr w:type="spellEnd"/>
+      <w:r>
+        <w:t xml:space="preserve"> for each condition, and sample.</w:t>
       </w:r>
     </w:p>
     <w:p>
@@ -439,6 +613,7 @@
           <w:b/>
           <w:bCs/>
         </w:rPr>
+        <w:lastRenderedPageBreak/>
         <w:t xml:space="preserve">Q: What are cell type proportions per condition of single cell data and which markers can be used as identifying strata? </w:t>
       </w:r>
     </w:p>
@@ -452,12 +627,19 @@
         <w:t>Input:</w:t>
       </w:r>
       <w:r>
-        <w:t xml:space="preserve"> 5 scRNA-Seq datasets</w:t>
-      </w:r>
-    </w:p>
-    <w:p>
-      <w:r>
-        <w:lastRenderedPageBreak/>
+        <w:t xml:space="preserve"> 5 </w:t>
+      </w:r>
+      <w:proofErr w:type="spellStart"/>
+      <w:r>
+        <w:t>scRNA</w:t>
+      </w:r>
+      <w:proofErr w:type="spellEnd"/>
+      <w:r>
+        <w:t>-Seq datasets</w:t>
+      </w:r>
+    </w:p>
+    <w:p>
+      <w:r>
         <w:tab/>
       </w:r>
       <w:r>
@@ -482,6 +664,7 @@
       <w:r>
         <w:t xml:space="preserve">Perform </w:t>
       </w:r>
+      <w:proofErr w:type="spellStart"/>
       <w:r>
         <w:rPr>
           <w:rStyle w:val="HTMLCode"/>
@@ -489,6 +672,7 @@
         </w:rPr>
         <w:t>FindMarkers</w:t>
       </w:r>
+      <w:proofErr w:type="spellEnd"/>
       <w:r>
         <w:t xml:space="preserve"> / GO analysis </w:t>
       </w:r>
@@ -546,7 +730,23 @@
           <w:b/>
           <w:bCs/>
         </w:rPr>
-        <w:t>Rationale for still keeping deconvolution</w:t>
+        <w:t xml:space="preserve">Rationale for </w:t>
+      </w:r>
+      <w:proofErr w:type="gramStart"/>
+      <w:r>
+        <w:rPr>
+          <w:b/>
+          <w:bCs/>
+        </w:rPr>
+        <w:t>still keeping</w:t>
+      </w:r>
+      <w:proofErr w:type="gramEnd"/>
+      <w:r>
+        <w:rPr>
+          <w:b/>
+          <w:bCs/>
+        </w:rPr>
+        <w:t xml:space="preserve"> deconvolution</w:t>
       </w:r>
     </w:p>
     <w:p>
@@ -560,8 +760,13 @@
         <w:t xml:space="preserve"> possess a volume of </w:t>
       </w:r>
       <w:r>
-        <w:t>clinical data. However</w:t>
-      </w:r>
+        <w:t xml:space="preserve">clinical data. </w:t>
+      </w:r>
+      <w:proofErr w:type="gramStart"/>
+      <w:r>
+        <w:t>However</w:t>
+      </w:r>
+      <w:proofErr w:type="gramEnd"/>
       <w:r>
         <w:t xml:space="preserve"> the data is either</w:t>
       </w:r>
@@ -572,7 +777,15 @@
         <w:t>coverage for all samples included within the dataset</w:t>
       </w:r>
       <w:r>
-        <w:t xml:space="preserve">), or inconsistent (not all of the same </w:t>
+        <w:t xml:space="preserve">), or inconsistent (not </w:t>
+      </w:r>
+      <w:proofErr w:type="gramStart"/>
+      <w:r>
+        <w:t>all of</w:t>
+      </w:r>
+      <w:proofErr w:type="gramEnd"/>
+      <w:r>
+        <w:t xml:space="preserve"> the same </w:t>
       </w:r>
       <w:r>
         <w:t>clinical variable appears</w:t>
@@ -593,7 +806,15 @@
         <w:t>we can deconvolve cell types within</w:t>
       </w:r>
       <w:r>
-        <w:t xml:space="preserve"> bulkRNA-Seq</w:t>
+        <w:t xml:space="preserve"> </w:t>
+      </w:r>
+      <w:proofErr w:type="spellStart"/>
+      <w:r>
+        <w:t>bulkRNA</w:t>
+      </w:r>
+      <w:proofErr w:type="spellEnd"/>
+      <w:r>
+        <w:t>-Seq</w:t>
       </w:r>
       <w:r>
         <w:t xml:space="preserve"> biopsies</w:t>
@@ -607,8 +828,13 @@
       <w:r>
         <w:t xml:space="preserve">Additionally, </w:t>
       </w:r>
-      <w:r>
-        <w:t xml:space="preserve">scRNA-Seq </w:t>
+      <w:proofErr w:type="spellStart"/>
+      <w:r>
+        <w:t>scRNA</w:t>
+      </w:r>
+      <w:proofErr w:type="spellEnd"/>
+      <w:r>
+        <w:t xml:space="preserve">-Seq </w:t>
       </w:r>
       <w:r>
         <w:t>clinical data are rarely married well, if at all, with single cell meta data once submitted to the GEO databases. This often comes with a lack of identifie</w:t>
@@ -641,7 +867,31 @@
         <w:t xml:space="preserve"> IDs and their paired clinical variables </w:t>
       </w:r>
       <w:r>
-        <w:t>(gleason scores,  PSA, pathologic T, etc)</w:t>
+        <w:t>(</w:t>
+      </w:r>
+      <w:proofErr w:type="spellStart"/>
+      <w:r>
+        <w:t>gleason</w:t>
+      </w:r>
+      <w:proofErr w:type="spellEnd"/>
+      <w:r>
+        <w:t xml:space="preserve"> </w:t>
+      </w:r>
+      <w:proofErr w:type="gramStart"/>
+      <w:r>
+        <w:t>scores,  PSA</w:t>
+      </w:r>
+      <w:proofErr w:type="gramEnd"/>
+      <w:r>
+        <w:t xml:space="preserve">, pathologic T, </w:t>
+      </w:r>
+      <w:proofErr w:type="spellStart"/>
+      <w:r>
+        <w:t>etc</w:t>
+      </w:r>
+      <w:proofErr w:type="spellEnd"/>
+      <w:r>
+        <w:t>)</w:t>
       </w:r>
       <w:r>
         <w:t>, or different clinical variables measured between studies.</w:t>
@@ -659,11 +909,16 @@
         <w:t xml:space="preserve"> GSE141445 (Chen et. al., 2021), GSE176031(Song, H, et. al., 2021), GSE150692(Crowley et. al., 2020), GSE18194(Chen, et. al. 2023),</w:t>
       </w:r>
       <w:r>
-        <w:t xml:space="preserve"> SubSeries</w:t>
-      </w:r>
-      <w:r>
         <w:t xml:space="preserve"> </w:t>
       </w:r>
+      <w:proofErr w:type="spellStart"/>
+      <w:r>
+        <w:t>SubSeries</w:t>
+      </w:r>
+      <w:proofErr w:type="spellEnd"/>
+      <w:r>
+        <w:t xml:space="preserve"> </w:t>
+      </w:r>
       <w:r>
         <w:t>GSE117403 (Henry et. al. 2018)</w:t>
       </w:r>
@@ -687,7 +942,23 @@
           <w:b/>
           <w:bCs/>
         </w:rPr>
-        <w:t>Cell Type Deconvolution on BulkRNA-Seq Data</w:t>
+        <w:t xml:space="preserve">Cell Type Deconvolution on </w:t>
+      </w:r>
+      <w:proofErr w:type="spellStart"/>
+      <w:r>
+        <w:rPr>
+          <w:b/>
+          <w:bCs/>
+        </w:rPr>
+        <w:t>BulkRNA</w:t>
+      </w:r>
+      <w:proofErr w:type="spellEnd"/>
+      <w:r>
+        <w:rPr>
+          <w:b/>
+          <w:bCs/>
+        </w:rPr>
+        <w:t>-Seq Data</w:t>
       </w:r>
       <w:r>
         <w:rPr>
@@ -705,7 +976,21 @@
         <w:rPr>
           <w:rStyle w:val="horizontal-container"/>
         </w:rPr>
-        <w:t>Not all scRNA-Seq datasets have clinicals variables attached (Gleason, PSA, BCR).</w:t>
+        <w:t xml:space="preserve">Not all </w:t>
+      </w:r>
+      <w:proofErr w:type="spellStart"/>
+      <w:r>
+        <w:rPr>
+          <w:rStyle w:val="horizontal-container"/>
+        </w:rPr>
+        <w:t>scRNA</w:t>
+      </w:r>
+      <w:proofErr w:type="spellEnd"/>
+      <w:r>
+        <w:rPr>
+          <w:rStyle w:val="horizontal-container"/>
+        </w:rPr>
+        <w:t>-Seq datasets have clinicals variables attached (Gleason, PSA, BCR).</w:t>
       </w:r>
     </w:p>
     <w:p>
@@ -717,7 +1002,15 @@
         </w:numPr>
       </w:pPr>
       <w:r>
-        <w:t xml:space="preserve">Pre-process the bulkRNA-Seq data from TCGA-PRAD. </w:t>
+        <w:t xml:space="preserve">Pre-process the </w:t>
+      </w:r>
+      <w:proofErr w:type="spellStart"/>
+      <w:r>
+        <w:t>bulkRNA</w:t>
+      </w:r>
+      <w:proofErr w:type="spellEnd"/>
+      <w:r>
+        <w:t xml:space="preserve">-Seq data from TCGA-PRAD. </w:t>
       </w:r>
     </w:p>
     <w:p>
@@ -737,7 +1030,24 @@
         <w:pStyle w:val="ListParagraph"/>
       </w:pPr>
       <w:r>
-        <w:t>Input: scRNA-Seq Data + bulk RNASeq data w/ clinical Meta-Data</w:t>
+        <w:lastRenderedPageBreak/>
+        <w:t xml:space="preserve">Input: </w:t>
+      </w:r>
+      <w:proofErr w:type="spellStart"/>
+      <w:r>
+        <w:t>scRNA</w:t>
+      </w:r>
+      <w:proofErr w:type="spellEnd"/>
+      <w:r>
+        <w:t xml:space="preserve">-Seq Data + bulk </w:t>
+      </w:r>
+      <w:proofErr w:type="spellStart"/>
+      <w:r>
+        <w:t>RNASeq</w:t>
+      </w:r>
+      <w:proofErr w:type="spellEnd"/>
+      <w:r>
+        <w:t xml:space="preserve"> data w/ clinical Meta-Data</w:t>
       </w:r>
     </w:p>
     <w:p>
@@ -784,240 +1094,644 @@
           <w:b/>
           <w:bCs/>
         </w:rPr>
+        <w:t>Possible Outputs:</w:t>
+      </w:r>
+      <w:r>
+        <w:t xml:space="preserve"> a pairwise correlation matrix of all cell-type proportions; visualize as a heatmap</w:t>
+      </w:r>
+      <w:r>
+        <w:t>,</w:t>
+      </w:r>
+    </w:p>
+    <w:p>
+      <w:pPr>
+        <w:rPr>
+          <w:b/>
+          <w:bCs/>
+        </w:rPr>
+      </w:pPr>
+      <w:r>
+        <w:rPr>
+          <w:b/>
+          <w:bCs/>
+        </w:rPr>
+        <w:t>Short Term Questions</w:t>
+      </w:r>
+    </w:p>
+    <w:p>
+      <w:r>
+        <w:t>Q</w:t>
+      </w:r>
+      <w:r>
+        <w:t>1</w:t>
+      </w:r>
+      <w:r>
+        <w:t>: Which immune populations most strongly track with clinical risk? Are these associations consistent across dataset, or dataset-specific?</w:t>
+      </w:r>
+    </w:p>
+    <w:p>
+      <w:r>
+        <w:t xml:space="preserve">Q2: Are there T cell exhaustion </w:t>
+      </w:r>
+      <w:r>
+        <w:t>signature</w:t>
+      </w:r>
+      <w:r>
+        <w:t xml:space="preserve"> enrich in high-Gleason tumors, and does exhaustion score correlate with CD8 T cell abundance?</w:t>
+      </w:r>
+    </w:p>
+    <w:p>
+      <w:r>
+        <w:t>Q3: Does M1 and M2 like state shift in proportion to the Gleason score and does this polarization ratio predict recurrence better than total macrophage abundance?</w:t>
+      </w:r>
+    </w:p>
+    <w:p>
+      <w:r>
+        <w:t>https://gemini.google.com/app/bf55b47aff5d70fc</w:t>
+      </w:r>
+    </w:p>
+    <w:p>
+      <w:pPr>
+        <w:rPr>
+          <w:b/>
+          <w:bCs/>
+        </w:rPr>
+      </w:pPr>
+      <w:r>
+        <w:rPr>
+          <w:b/>
+          <w:bCs/>
+        </w:rPr>
+        <w:t>Part 1: Characterization ends</w:t>
+      </w:r>
+    </w:p>
+    <w:p>
+      <w:pPr>
+        <w:rPr>
+          <w:b/>
+          <w:bCs/>
+        </w:rPr>
+      </w:pPr>
+      <w:r>
+        <w:rPr>
+          <w:b/>
+          <w:bCs/>
+        </w:rPr>
+        <w:t>Big Questions</w:t>
+      </w:r>
+    </w:p>
+    <w:p>
+      <w:r>
+        <w:t>Do immune composition patterns differ between tumor core and adjacent normal tissue within the same patient, and does this vary with different clin</w:t>
+      </w:r>
+      <w:r>
+        <w:t>i</w:t>
+      </w:r>
+      <w:r>
+        <w:t>cal stages?</w:t>
+      </w:r>
+    </w:p>
+    <w:p>
+      <w:r>
+        <w:t>Can we identify a small panel of cell-type proportion features that classifies high-risk from low-risk patients with reasonable accuracy?</w:t>
+      </w:r>
+    </w:p>
+    <w:p>
+      <w:pPr>
+        <w:pStyle w:val="ListParagraph"/>
+      </w:pPr>
+    </w:p>
+    <w:p>
+      <w:r>
+        <w:rPr>
+          <w:b/>
+          <w:bCs/>
+        </w:rPr>
+        <w:t>Datasets with Clinical Data:</w:t>
+      </w:r>
+      <w:r>
+        <w:t xml:space="preserve"> GSE141445 (Chen et. al., 2021), GSE176031(Song, H, et. al., 2021), GSE150692(Crowley et. al., 2020), GSE18194(Chen, et. al. 2023), </w:t>
+      </w:r>
+      <w:proofErr w:type="spellStart"/>
+      <w:r>
+        <w:t>SubSeries</w:t>
+      </w:r>
+      <w:proofErr w:type="spellEnd"/>
+      <w:r>
+        <w:t xml:space="preserve"> GSE117403 (Henry et. al. 2018)</w:t>
+      </w:r>
+    </w:p>
+    <w:p>
+      <w:pPr>
+        <w:rPr>
+          <w:b/>
+          <w:bCs/>
+        </w:rPr>
+      </w:pPr>
+      <w:r>
+        <w:rPr>
+          <w:b/>
+          <w:bCs/>
+        </w:rPr>
+        <w:t>Data Acquisition Summary</w:t>
+      </w:r>
+      <w:r>
+        <w:rPr>
+          <w:b/>
+          <w:bCs/>
+        </w:rPr>
+        <w:t xml:space="preserve"> (Materials and Methods)</w:t>
+      </w:r>
+    </w:p>
+    <w:p>
+      <w:r>
+        <w:t xml:space="preserve">Each single cell dataset and </w:t>
+      </w:r>
+      <w:r>
+        <w:t>its</w:t>
+      </w:r>
+      <w:r>
+        <w:t xml:space="preserve"> respective metadata was downloaded using tools provided by the </w:t>
+      </w:r>
+      <w:proofErr w:type="spellStart"/>
+      <w:r>
+        <w:t>GEOquery</w:t>
+      </w:r>
+      <w:proofErr w:type="spellEnd"/>
+      <w:r>
+        <w:t xml:space="preserve"> R librar</w:t>
+      </w:r>
+      <w:r>
+        <w:t xml:space="preserve">y then pre-processed with </w:t>
+      </w:r>
+      <w:proofErr w:type="spellStart"/>
+      <w:r>
+        <w:t>tidyverse</w:t>
+      </w:r>
+      <w:proofErr w:type="spellEnd"/>
+      <w:r>
+        <w:t>. Only human sourced prostat</w:t>
+      </w:r>
+      <w:r>
+        <w:t>e biopsy</w:t>
+      </w:r>
+      <w:r>
+        <w:t xml:space="preserve"> samples were used within this project</w:t>
+      </w:r>
+      <w:r>
+        <w:t>. D</w:t>
+      </w:r>
+      <w:r>
+        <w:t>atasets that feature</w:t>
+      </w:r>
+      <w:r>
+        <w:t xml:space="preserve">d a mixed </w:t>
+      </w:r>
+      <w:r>
+        <w:t>species assay collection (GSE150692)</w:t>
+      </w:r>
+      <w:r>
+        <w:t xml:space="preserve"> were filtered for only human assays</w:t>
+      </w:r>
+      <w:r>
+        <w:t>. Each</w:t>
+      </w:r>
+      <w:r>
+        <w:t xml:space="preserve"> dataset</w:t>
+      </w:r>
+      <w:r>
+        <w:t xml:space="preserve"> was chosen </w:t>
+      </w:r>
+      <w:r>
+        <w:t>based on</w:t>
+      </w:r>
+      <w:r>
+        <w:t xml:space="preserve"> conditions available (Healthy, Paired Adjacent Normal/Tumor Core) and lack of specific enrichments from the authors</w:t>
+      </w:r>
+      <w:r>
+        <w:t xml:space="preserve"> to avoid a skew in the upcoming analysis</w:t>
+      </w:r>
+      <w:r>
+        <w:t xml:space="preserve">. For </w:t>
+      </w:r>
+      <w:r>
         <w:lastRenderedPageBreak/>
-        <w:t>Possible Outputs:</w:t>
-      </w:r>
-      <w:r>
-        <w:t xml:space="preserve"> a pairwise correlation matrix of all cell-type proportions; visualize as a heatmap</w:t>
+        <w:t xml:space="preserve">example, </w:t>
+      </w:r>
+      <w:r>
+        <w:t>Kelvin Z. et. al., in Cell Reports 2021 “enriched for immune cells” within their biopsies enabling them to analyze direct view of the immune landscape for their in-depth analysis on the perturbation of immune states paired normal adjacent and tumo</w:t>
+      </w:r>
+      <w:r>
+        <w:t xml:space="preserve">r biopsies </w:t>
+      </w:r>
+      <w:proofErr w:type="gramStart"/>
+      <w:r>
+        <w:t>so</w:t>
+      </w:r>
+      <w:proofErr w:type="gramEnd"/>
+      <w:r>
+        <w:t xml:space="preserve"> this one was avoided. Cell columns with non-unique genes within the count matrix were summed together to create the Seurat object, while non-unique barcodes from different libraries of the same dataset were marked with </w:t>
+      </w:r>
+      <w:proofErr w:type="gramStart"/>
+      <w:r>
+        <w:t>a .i</w:t>
+      </w:r>
+      <w:proofErr w:type="gramEnd"/>
+      <w:r>
+        <w:t>+1 if authors had not already marked their library barcodes between samples to preserve library complexity.</w:t>
+      </w:r>
+    </w:p>
+    <w:p>
+      <w:pPr>
+        <w:rPr>
+          <w:b/>
+          <w:bCs/>
+        </w:rPr>
+      </w:pPr>
+      <w:r>
+        <w:rPr>
+          <w:b/>
+          <w:bCs/>
+        </w:rPr>
+        <w:t xml:space="preserve">Dataset Cell </w:t>
+      </w:r>
+      <w:r>
+        <w:rPr>
+          <w:b/>
+          <w:bCs/>
+        </w:rPr>
+        <w:t>QC (Materials and Methods)</w:t>
+      </w:r>
+    </w:p>
+    <w:p>
+      <w:r>
+        <w:t>Each dataset was first screened using</w:t>
+      </w:r>
+      <w:r>
+        <w:t xml:space="preserve"> the</w:t>
+      </w:r>
+      <w:r>
+        <w:t xml:space="preserve"> </w:t>
+      </w:r>
+      <w:proofErr w:type="spellStart"/>
+      <w:r>
+        <w:t>EmptyDroplets</w:t>
+      </w:r>
+      <w:proofErr w:type="spellEnd"/>
+      <w:r>
+        <w:t xml:space="preserve"> from </w:t>
+      </w:r>
+      <w:proofErr w:type="spellStart"/>
+      <w:r>
+        <w:t>DropletUtils</w:t>
+      </w:r>
+      <w:proofErr w:type="spellEnd"/>
+      <w:r>
+        <w:t xml:space="preserve"> [1, 2] and the </w:t>
+      </w:r>
+      <w:proofErr w:type="spellStart"/>
+      <w:r>
+        <w:t>DoubletFinder</w:t>
+      </w:r>
+      <w:proofErr w:type="spellEnd"/>
+      <w:r>
+        <w:t xml:space="preserve"> classifier [3] to determine </w:t>
+      </w:r>
+      <w:r>
+        <w:t xml:space="preserve">whether to what extent </w:t>
+      </w:r>
+      <w:r>
+        <w:t>manual</w:t>
+      </w:r>
+      <w:r>
+        <w:t xml:space="preserve"> filtering </w:t>
+      </w:r>
+      <w:r>
+        <w:t xml:space="preserve">thresholds would be applied to the </w:t>
+      </w:r>
+      <w:proofErr w:type="spellStart"/>
+      <w:r>
+        <w:t>nFeature</w:t>
+      </w:r>
+      <w:proofErr w:type="spellEnd"/>
+      <w:r>
+        <w:t xml:space="preserve"> and </w:t>
+      </w:r>
+      <w:proofErr w:type="spellStart"/>
+      <w:r>
+        <w:t>nCount</w:t>
+      </w:r>
+      <w:proofErr w:type="spellEnd"/>
+      <w:r>
+        <w:t xml:space="preserve"> </w:t>
+      </w:r>
+      <w:r>
+        <w:t>metrics after creating routine scatter plots</w:t>
+      </w:r>
+      <w:r>
+        <w:t>.</w:t>
+      </w:r>
+      <w:r>
+        <w:t xml:space="preserve"> </w:t>
+      </w:r>
+      <w:r>
+        <w:t>This process established expected proportions of doublets and empty droplets within the single-cell dat</w:t>
+      </w:r>
+      <w:r>
+        <w:t>a and inform the magnitude of the manual thresholds</w:t>
+      </w:r>
+      <w:r>
+        <w:t>. To answer if quality control was necessary within the acquired data</w:t>
       </w:r>
       <w:r>
         <w:t>,</w:t>
       </w:r>
-    </w:p>
-    <w:p>
-      <w:pPr>
-        <w:rPr>
-          <w:b/>
-          <w:bCs/>
-        </w:rPr>
-      </w:pPr>
-      <w:r>
-        <w:rPr>
-          <w:b/>
-          <w:bCs/>
-        </w:rPr>
-        <w:t>Short Term Questions</w:t>
-      </w:r>
-    </w:p>
-    <w:p>
-      <w:r>
-        <w:t>Q</w:t>
-      </w:r>
-      <w:r>
-        <w:t>1</w:t>
-      </w:r>
-      <w:r>
-        <w:t>: Which immune populations most strongly track with clinical risk? Are these associations consistent across dataset, or dataset-specific?</w:t>
-      </w:r>
-    </w:p>
-    <w:p>
-      <w:r>
-        <w:t xml:space="preserve">Q2: Are there T cell exhaustion </w:t>
-      </w:r>
-      <w:r>
-        <w:t>signature</w:t>
-      </w:r>
-      <w:r>
-        <w:t xml:space="preserve"> enrich in high-Gleason tumors, and does exhaustion score correlate with CD8 T cell abundance?</w:t>
-      </w:r>
-    </w:p>
-    <w:p>
-      <w:r>
-        <w:t>Q3: Does M1 and M2 like state shift in proportion to the Gleason score and does this polarization ratio predict recurrence better than total macrophage abundance?</w:t>
-      </w:r>
-    </w:p>
-    <w:p>
-      <w:r>
-        <w:t>https://gemini.google.com/app/bf55b47aff5d70fc</w:t>
-      </w:r>
-    </w:p>
-    <w:p>
-      <w:pPr>
-        <w:rPr>
-          <w:b/>
-          <w:bCs/>
-        </w:rPr>
-      </w:pPr>
-      <w:r>
-        <w:rPr>
-          <w:b/>
-          <w:bCs/>
-        </w:rPr>
-        <w:t>Part 1: Characterization ends</w:t>
-      </w:r>
-    </w:p>
-    <w:p>
-      <w:pPr>
-        <w:rPr>
-          <w:b/>
-          <w:bCs/>
-        </w:rPr>
-      </w:pPr>
-      <w:r>
-        <w:rPr>
-          <w:b/>
-          <w:bCs/>
-        </w:rPr>
-        <w:t>Big Questions</w:t>
-      </w:r>
-    </w:p>
-    <w:p>
-      <w:r>
-        <w:t>Do immune composition patterns differ between tumor core and adjacent normal tissue within the same patient, and does this vary with different clin</w:t>
-      </w:r>
-      <w:r>
-        <w:t>i</w:t>
-      </w:r>
-      <w:r>
-        <w:t>cal stages?</w:t>
-      </w:r>
-    </w:p>
-    <w:p>
-      <w:r>
-        <w:t>Can we identify a small panel of cell-type proportion features that classifies high-risk from low-risk patients with reasonable accuracy?</w:t>
-      </w:r>
-    </w:p>
-    <w:p>
-      <w:pPr>
-        <w:rPr>
-          <w:b/>
-          <w:bCs/>
-        </w:rPr>
-      </w:pPr>
-    </w:p>
-    <w:p>
-      <w:pPr>
-        <w:pStyle w:val="ListParagraph"/>
-      </w:pPr>
-    </w:p>
-    <w:p>
-      <w:r>
-        <w:rPr>
-          <w:b/>
-          <w:bCs/>
-        </w:rPr>
-        <w:t>Datasets with Clinical Data:</w:t>
-      </w:r>
-      <w:r>
-        <w:t xml:space="preserve"> GSE141445 (Chen et. al., 2021), GSE176031(Song, H, et. al., 2021), GSE150692(Crowley et. al., 2020), GSE18194(Chen, et. al. 2023), SubSeries GSE117403 (Henry et. al. 2018)</w:t>
-      </w:r>
-    </w:p>
-    <w:p>
-      <w:pPr>
-        <w:rPr>
-          <w:b/>
-          <w:bCs/>
-        </w:rPr>
-      </w:pPr>
-      <w:r>
-        <w:rPr>
-          <w:b/>
-          <w:bCs/>
-        </w:rPr>
-        <w:t>Data Acquisition Summary</w:t>
-      </w:r>
-      <w:r>
-        <w:rPr>
-          <w:b/>
-          <w:bCs/>
-        </w:rPr>
-        <w:t xml:space="preserve"> (Materials and Methods)</w:t>
-      </w:r>
-    </w:p>
-    <w:p>
-      <w:r>
-        <w:t xml:space="preserve">Each single cell dataset and </w:t>
-      </w:r>
-      <w:r>
-        <w:t>its</w:t>
-      </w:r>
-      <w:r>
-        <w:t xml:space="preserve"> respective metadata was downloaded using tools provided by the GEOquery R librar</w:t>
-      </w:r>
-      <w:r>
-        <w:t>y then pre-processed with tidyverse</w:t>
-      </w:r>
-      <w:r>
-        <w:t>. Only human sourced prostat</w:t>
-      </w:r>
-      <w:r>
-        <w:t>e biopsy</w:t>
-      </w:r>
-      <w:r>
-        <w:t xml:space="preserve"> samples were used within this project</w:t>
-      </w:r>
-      <w:r>
-        <w:t>. D</w:t>
-      </w:r>
-      <w:r>
-        <w:t>atasets that feature</w:t>
-      </w:r>
-      <w:r>
-        <w:t xml:space="preserve">d a mixed </w:t>
-      </w:r>
-      <w:r>
-        <w:t>species assay collection (GSE150692)</w:t>
-      </w:r>
-      <w:r>
-        <w:t xml:space="preserve"> were filtered for only human assays</w:t>
-      </w:r>
-      <w:r>
-        <w:t>. Each</w:t>
-      </w:r>
-      <w:r>
-        <w:t xml:space="preserve"> dataset</w:t>
-      </w:r>
-      <w:r>
-        <w:t xml:space="preserve"> was chosen </w:t>
-      </w:r>
-      <w:r>
-        <w:t>based on</w:t>
-      </w:r>
-      <w:r>
-        <w:t xml:space="preserve"> conditions available (Healthy, Paired Adjacent Normal/Tumor Core) and lack of specific enrichments from the authors</w:t>
-      </w:r>
-      <w:r>
-        <w:t xml:space="preserve"> to avoid a skew in the upcoming analysis</w:t>
-      </w:r>
-      <w:r>
-        <w:t xml:space="preserve">. For example, </w:t>
-      </w:r>
-      <w:r>
-        <w:t>Kelvin Z. et. al., in Cell Reports 2021 “enriched for immune cells” within their biopsies enabling them to analyze direct view of the immune landscape for their in-depth analysis on the perturbation of immune states paired normal adjacent and tumo</w:t>
-      </w:r>
-      <w:r>
-        <w:t xml:space="preserve">r biopsies </w:t>
-      </w:r>
-      <w:r>
-        <w:lastRenderedPageBreak/>
-        <w:t>so this one was avoided. Cell columns with non-unique genes within the count matrix were summed together to create the Seurat object, while non-unique barcodes from different libraries of the same dataset were marked with a .i+1 if authors had not already marked their library barcodes between samples to preserve library complexity.</w:t>
-      </w:r>
-    </w:p>
-    <w:p>
-      <w:pPr>
-        <w:rPr>
-          <w:b/>
-          <w:bCs/>
-        </w:rPr>
-      </w:pPr>
-      <w:r>
-        <w:rPr>
-          <w:b/>
-          <w:bCs/>
-        </w:rPr>
-        <w:t>Dataset QC (Materials and Methods)</w:t>
-      </w:r>
-    </w:p>
+      <w:r>
+        <w:t xml:space="preserve"> each dataset </w:t>
+      </w:r>
+      <w:r>
+        <w:t>that was either stated to have been pre-processed</w:t>
+      </w:r>
+      <w:r>
+        <w:t xml:space="preserve"> in their literature</w:t>
+      </w:r>
+      <w:r>
+        <w:t xml:space="preserve"> by the authors</w:t>
+      </w:r>
+      <w:r>
+        <w:t xml:space="preserve"> or demarcations</w:t>
+      </w:r>
+      <w:r>
+        <w:t xml:space="preserve"> posted onto</w:t>
+      </w:r>
+      <w:r>
+        <w:t xml:space="preserve"> files within the</w:t>
+      </w:r>
+      <w:r>
+        <w:t xml:space="preserve"> GEO</w:t>
+      </w:r>
+      <w:r>
+        <w:t xml:space="preserve"> accession repository</w:t>
+      </w:r>
+      <w:r>
+        <w:t xml:space="preserve"> was</w:t>
+      </w:r>
+      <w:r>
+        <w:t xml:space="preserve"> left unedited</w:t>
+      </w:r>
+      <w:r>
+        <w:t>.</w:t>
+      </w:r>
+      <w:r>
+        <w:t xml:space="preserve"> </w:t>
+      </w:r>
+      <w:r>
+        <w:t>W</w:t>
+      </w:r>
+      <w:r>
+        <w:t>hile data that was undeclare</w:t>
+      </w:r>
+      <w:r>
+        <w:t>d or unclear</w:t>
+      </w:r>
+      <w:r>
+        <w:t xml:space="preserve"> to have gone through quality control was </w:t>
+      </w:r>
+      <w:r>
+        <w:t>subject</w:t>
+      </w:r>
+      <w:r>
+        <w:t>ed</w:t>
+      </w:r>
+      <w:r>
+        <w:t xml:space="preserve"> to manual thresholding of their unique feature count (</w:t>
+      </w:r>
+      <w:proofErr w:type="spellStart"/>
+      <w:r>
+        <w:t>nFeature</w:t>
+      </w:r>
+      <w:proofErr w:type="spellEnd"/>
+      <w:r>
+        <w:t>), their UMI count per cell (</w:t>
+      </w:r>
+      <w:proofErr w:type="spellStart"/>
+      <w:r>
+        <w:t>nCount</w:t>
+      </w:r>
+      <w:proofErr w:type="spellEnd"/>
+      <w:r>
+        <w:t>), and the percent of mitochondrial genes per cell with relevant visuals to estimate percentage of cells that would be kept or erased from the original dataset</w:t>
+      </w:r>
+      <w:r>
+        <w:t xml:space="preserve"> after applying Seurat sub</w:t>
+      </w:r>
+      <w:r>
+        <w:t>set</w:t>
+      </w:r>
+      <w:r>
+        <w:t xml:space="preserve"> func</w:t>
+      </w:r>
+      <w:r>
+        <w:t>m</w:t>
+      </w:r>
+      <w:r>
+        <w:t>tion</w:t>
+      </w:r>
+      <w:r>
+        <w:t>.</w:t>
+      </w:r>
+    </w:p>
+    <w:p>
+      <w:pPr>
+        <w:rPr>
+          <w:b/>
+          <w:bCs/>
+        </w:rPr>
+      </w:pPr>
+      <w:r>
+        <w:rPr>
+          <w:b/>
+          <w:bCs/>
+        </w:rPr>
+        <w:t>Result:</w:t>
+      </w:r>
+    </w:p>
+    <w:p>
+      <w:r>
+        <w:t>How do QC thresholds differ across datasets or patients, and what does this variability imply for cross-sample comparisons?</w:t>
+      </w:r>
+      <w:r>
+        <w:t xml:space="preserve"> </w:t>
+      </w:r>
+    </w:p>
+    <w:p>
+      <w:r>
+        <w:t xml:space="preserve">Although there was minimal variation </w:t>
+      </w:r>
+      <w:r>
+        <w:t>between the thresholds between the</w:t>
+      </w:r>
+    </w:p>
+    <w:p>
+      <w:pPr>
+        <w:pStyle w:val="NormalWeb"/>
+      </w:pPr>
+      <w:r>
+        <w:t>1.</w:t>
+      </w:r>
+      <w:r>
+        <w:t xml:space="preserve">LunA, </w:t>
+      </w:r>
+      <w:proofErr w:type="spellStart"/>
+      <w:r>
+        <w:t>Riesenfeld</w:t>
+      </w:r>
+      <w:proofErr w:type="spellEnd"/>
+      <w:r>
+        <w:t xml:space="preserve"> S, Andrews T, Dao TP, Gomes T, participants in the 1st Human Cell Atlas Jamboree, Marioni JC (2019). Distinguishing cells from empty droplets in droplet-based single-cell RNA sequencing data. </w:t>
+      </w:r>
+      <w:r>
+        <w:rPr>
+          <w:rStyle w:val="Emphasis"/>
+          <w:rFonts w:eastAsiaTheme="majorEastAsia"/>
+        </w:rPr>
+        <w:t>Genome Biol.</w:t>
+      </w:r>
+      <w:r>
+        <w:t xml:space="preserve"> 20, 63. </w:t>
+      </w:r>
+    </w:p>
+    <w:p>
+      <w:pPr>
+        <w:pStyle w:val="NormalWeb"/>
+      </w:pPr>
+      <w:r>
+        <w:t xml:space="preserve">2. </w:t>
+      </w:r>
+      <w:proofErr w:type="spellStart"/>
+      <w:r>
+        <w:t>Phipson</w:t>
+      </w:r>
+      <w:proofErr w:type="spellEnd"/>
+      <w:r>
+        <w:t xml:space="preserve"> B, Smyth GK (2010). Permutation P-values should never be zero: calculating exact P-values when permutations are randomly drawn. </w:t>
+      </w:r>
+      <w:r>
+        <w:rPr>
+          <w:rStyle w:val="Emphasis"/>
+          <w:rFonts w:eastAsiaTheme="majorEastAsia"/>
+        </w:rPr>
+        <w:t>Stat. Appl. Genet. Mol. Biol.</w:t>
+      </w:r>
+      <w:r>
+        <w:t xml:space="preserve"> </w:t>
+      </w:r>
+      <w:proofErr w:type="gramStart"/>
+      <w:r>
+        <w:t>9:Article</w:t>
+      </w:r>
+      <w:proofErr w:type="gramEnd"/>
+      <w:r>
+        <w:t xml:space="preserve"> 39. </w:t>
+      </w:r>
+    </w:p>
+    <w:p>
+      <w:pPr>
+        <w:rPr>
+          <w:rFonts w:ascii="Times New Roman" w:eastAsia="Times New Roman" w:hAnsi="Times New Roman" w:cs="Times New Roman"/>
+          <w:kern w:val="0"/>
+          <w14:ligatures w14:val="none"/>
+        </w:rPr>
+      </w:pPr>
+      <w:r>
+        <w:t>3.</w:t>
+      </w:r>
+      <w:r>
+        <w:t xml:space="preserve"> </w:t>
+      </w:r>
+      <w:r>
+        <w:rPr>
+          <w:rFonts w:ascii="Times New Roman" w:eastAsia="Times New Roman" w:hAnsi="Times New Roman" w:cs="Times New Roman"/>
+          <w:kern w:val="0"/>
+          <w14:ligatures w14:val="none"/>
+        </w:rPr>
+        <w:t>McGinnis C, Murrow L, Gartner Z</w:t>
+      </w:r>
+      <w:r>
+        <w:rPr>
+          <w:rFonts w:ascii="Times New Roman" w:eastAsia="Times New Roman" w:hAnsi="Times New Roman" w:cs="Times New Roman"/>
+          <w:kern w:val="0"/>
+          <w14:ligatures w14:val="none"/>
+        </w:rPr>
+        <w:t xml:space="preserve"> </w:t>
+      </w:r>
+      <w:proofErr w:type="spellStart"/>
+      <w:r>
+        <w:rPr>
+          <w:rFonts w:ascii="Times New Roman" w:eastAsia="Times New Roman" w:hAnsi="Times New Roman" w:cs="Times New Roman"/>
+          <w:b/>
+          <w:bCs/>
+          <w:kern w:val="0"/>
+          <w14:ligatures w14:val="none"/>
+        </w:rPr>
+        <w:t>DoubletFinder</w:t>
+      </w:r>
+      <w:proofErr w:type="spellEnd"/>
+      <w:r>
+        <w:rPr>
+          <w:rFonts w:ascii="Times New Roman" w:eastAsia="Times New Roman" w:hAnsi="Times New Roman" w:cs="Times New Roman"/>
+          <w:b/>
+          <w:bCs/>
+          <w:kern w:val="0"/>
+          <w14:ligatures w14:val="none"/>
+        </w:rPr>
+        <w:t xml:space="preserve">: Doublet Detection in Single-Cell RNA Sequencing Data Using Artificial Nearest </w:t>
+      </w:r>
+      <w:proofErr w:type="spellStart"/>
+      <w:proofErr w:type="gramStart"/>
+      <w:r>
+        <w:rPr>
+          <w:rFonts w:ascii="Times New Roman" w:eastAsia="Times New Roman" w:hAnsi="Times New Roman" w:cs="Times New Roman"/>
+          <w:b/>
+          <w:bCs/>
+          <w:kern w:val="0"/>
+          <w14:ligatures w14:val="none"/>
+        </w:rPr>
+        <w:t>Neighbors</w:t>
+      </w:r>
+      <w:r>
+        <w:rPr>
+          <w:rFonts w:ascii="Times New Roman" w:eastAsia="Times New Roman" w:hAnsi="Times New Roman" w:cs="Times New Roman"/>
+          <w:kern w:val="0"/>
+          <w14:ligatures w14:val="none"/>
+        </w:rPr>
+        <w:t>,</w:t>
+      </w:r>
+      <w:r>
+        <w:rPr>
+          <w:rFonts w:ascii="Times New Roman" w:eastAsia="Times New Roman" w:hAnsi="Times New Roman" w:cs="Times New Roman"/>
+          <w:kern w:val="0"/>
+          <w14:ligatures w14:val="none"/>
+        </w:rPr>
+        <w:t>Cell</w:t>
+      </w:r>
+      <w:proofErr w:type="spellEnd"/>
+      <w:proofErr w:type="gramEnd"/>
+      <w:r>
+        <w:rPr>
+          <w:rFonts w:ascii="Times New Roman" w:eastAsia="Times New Roman" w:hAnsi="Times New Roman" w:cs="Times New Roman"/>
+          <w:kern w:val="0"/>
+          <w14:ligatures w14:val="none"/>
+        </w:rPr>
+        <w:t xml:space="preserve"> Systems, 2019; 8, 329-337.e4</w:t>
+      </w:r>
+    </w:p>
+    <w:p>
+      <w:pPr>
+        <w:pStyle w:val="NormalWeb"/>
+      </w:pPr>
+    </w:p>
+    <w:p/>
     <w:p/>
     <w:p/>
     <w:p/>
@@ -2174,6 +2888,33 @@
       </w:tblBorders>
     </w:tblPr>
   </w:style>
+  <w:style w:type="paragraph" w:styleId="NormalWeb">
+    <w:name w:val="Normal (Web)"/>
+    <w:basedOn w:val="Normal"/>
+    <w:uiPriority w:val="99"/>
+    <w:semiHidden/>
+    <w:unhideWhenUsed/>
+    <w:rsid w:val="00BE51F3"/>
+    <w:pPr>
+      <w:spacing w:before="100" w:beforeAutospacing="1" w:after="100" w:afterAutospacing="1" w:line="240" w:lineRule="auto"/>
+    </w:pPr>
+    <w:rPr>
+      <w:rFonts w:ascii="Times New Roman" w:eastAsia="Times New Roman" w:hAnsi="Times New Roman" w:cs="Times New Roman"/>
+      <w:kern w:val="0"/>
+      <w14:ligatures w14:val="none"/>
+    </w:rPr>
+  </w:style>
+  <w:style w:type="character" w:styleId="Emphasis">
+    <w:name w:val="Emphasis"/>
+    <w:basedOn w:val="DefaultParagraphFont"/>
+    <w:uiPriority w:val="20"/>
+    <w:qFormat/>
+    <w:rsid w:val="00BE51F3"/>
+    <w:rPr>
+      <w:i/>
+      <w:iCs/>
+    </w:rPr>
+  </w:style>
 </w:styles>
 </file>
 

--- a/notes/Project_Notes.docx
+++ b/notes/Project_Notes.docx
@@ -1197,11 +1197,6 @@
       </w:r>
     </w:p>
     <w:p>
-      <w:pPr>
-        <w:pStyle w:val="ListParagraph"/>
-      </w:pPr>
-    </w:p>
-    <w:p>
       <w:r>
         <w:rPr>
           <w:b/>
@@ -1312,14 +1307,14 @@
         <w:t xml:space="preserve"> to avoid a skew in the upcoming analysis</w:t>
       </w:r>
       <w:r>
-        <w:t xml:space="preserve">. For </w:t>
+        <w:t xml:space="preserve">. For example, </w:t>
+      </w:r>
+      <w:r>
+        <w:t xml:space="preserve">Kelvin Z. et. al., in Cell Reports 2021 “enriched for immune cells” within their biopsies enabling them to analyze direct view of the immune landscape for their in-depth </w:t>
       </w:r>
       <w:r>
         <w:lastRenderedPageBreak/>
-        <w:t xml:space="preserve">example, </w:t>
-      </w:r>
-      <w:r>
-        <w:t>Kelvin Z. et. al., in Cell Reports 2021 “enriched for immune cells” within their biopsies enabling them to analyze direct view of the immune landscape for their in-depth analysis on the perturbation of immune states paired normal adjacent and tumo</w:t>
+        <w:t>analysis on the perturbation of immune states paired normal adjacent and tumo</w:t>
       </w:r>
       <w:r>
         <w:t xml:space="preserve">r biopsies </w:t>
@@ -1529,13 +1524,7 @@
         <w:t>set</w:t>
       </w:r>
       <w:r>
-        <w:t xml:space="preserve"> func</w:t>
-      </w:r>
-      <w:r>
-        <w:t>m</w:t>
-      </w:r>
-      <w:r>
-        <w:t>tion</w:t>
+        <w:t xml:space="preserve"> function</w:t>
       </w:r>
       <w:r>
         <w:t>.</w:t>
@@ -1553,25 +1542,512 @@
           <w:b/>
           <w:bCs/>
         </w:rPr>
-        <w:t>Result:</w:t>
-      </w:r>
-    </w:p>
-    <w:p>
-      <w:r>
+        <w:t xml:space="preserve">QC </w:t>
+      </w:r>
+      <w:r>
+        <w:rPr>
+          <w:b/>
+          <w:bCs/>
+        </w:rPr>
+        <w:t>Result</w:t>
+      </w:r>
+      <w:r>
+        <w:rPr>
+          <w:b/>
+          <w:bCs/>
+        </w:rPr>
+        <w:t xml:space="preserve"> Section</w:t>
+      </w:r>
+      <w:r>
+        <w:rPr>
+          <w:b/>
+          <w:bCs/>
+        </w:rPr>
+        <w:t>:</w:t>
+      </w:r>
+    </w:p>
+    <w:p>
+      <w:pPr>
+        <w:rPr>
+          <w:b/>
+          <w:bCs/>
+        </w:rPr>
+      </w:pPr>
+      <w:r>
+        <w:rPr>
+          <w:b/>
+          <w:bCs/>
+        </w:rPr>
         <w:t>How do QC thresholds differ across datasets or patients, and what does this variability imply for cross-sample comparisons?</w:t>
       </w:r>
       <w:r>
+        <w:rPr>
+          <w:b/>
+          <w:bCs/>
+        </w:rPr>
         <w:t xml:space="preserve"> </w:t>
       </w:r>
     </w:p>
     <w:p>
-      <w:r>
-        <w:t xml:space="preserve">Although there was minimal variation </w:t>
-      </w:r>
-      <w:r>
-        <w:t>between the thresholds between the</w:t>
-      </w:r>
-    </w:p>
+      <w:pPr>
+        <w:rPr>
+          <w:b/>
+          <w:bCs/>
+        </w:rPr>
+      </w:pPr>
+      <w:r>
+        <w:rPr>
+          <w:b/>
+          <w:bCs/>
+        </w:rPr>
+        <w:t>Checklist: Produce each QC Plot and compare the thresholds before and after.</w:t>
+      </w:r>
+    </w:p>
+    <w:p>
+      <w:r>
+        <w:t>Each</w:t>
+      </w:r>
+      <w:r>
+        <w:t xml:space="preserve"> quality control</w:t>
+      </w:r>
+      <w:r>
+        <w:t xml:space="preserve"> threshold was decided on a per dataset basis depending on the magnitude of correction</w:t>
+      </w:r>
+      <w:r>
+        <w:t>s</w:t>
+      </w:r>
+      <w:r>
+        <w:t xml:space="preserve"> </w:t>
+      </w:r>
+      <w:r>
+        <w:t xml:space="preserve">inferred </w:t>
+      </w:r>
+      <w:r>
+        <w:t>from the screening functions (</w:t>
+      </w:r>
+      <w:proofErr w:type="spellStart"/>
+      <w:r>
+        <w:t>EmptyDroplets</w:t>
+      </w:r>
+      <w:proofErr w:type="spellEnd"/>
+      <w:r>
+        <w:t xml:space="preserve">, </w:t>
+      </w:r>
+      <w:proofErr w:type="spellStart"/>
+      <w:r>
+        <w:t>DoubletFinder</w:t>
+      </w:r>
+      <w:proofErr w:type="spellEnd"/>
+      <w:r>
+        <w:t>,</w:t>
+      </w:r>
+      <w:r>
+        <w:t xml:space="preserve"> and </w:t>
+      </w:r>
+      <w:proofErr w:type="spellStart"/>
+      <w:r>
+        <w:t>SoupX</w:t>
+      </w:r>
+      <w:proofErr w:type="spellEnd"/>
+      <w:r>
+        <w:t>)</w:t>
+      </w:r>
+      <w:r>
+        <w:t>. R</w:t>
+      </w:r>
+      <w:r>
+        <w:t>outine scatter plots</w:t>
+      </w:r>
+      <w:r>
+        <w:t xml:space="preserve"> were</w:t>
+      </w:r>
+      <w:r>
+        <w:t xml:space="preserve"> generated using </w:t>
+      </w:r>
+      <w:proofErr w:type="gramStart"/>
+      <w:r>
+        <w:t>Seurat</w:t>
+      </w:r>
+      <w:r>
+        <w:t>::</w:t>
+      </w:r>
+      <w:proofErr w:type="spellStart"/>
+      <w:proofErr w:type="gramEnd"/>
+      <w:r>
+        <w:t>VlnPlot</w:t>
+      </w:r>
+      <w:proofErr w:type="spellEnd"/>
+      <w:r>
+        <w:t xml:space="preserve"> and</w:t>
+      </w:r>
+      <w:r>
+        <w:t xml:space="preserve"> </w:t>
+      </w:r>
+      <w:proofErr w:type="spellStart"/>
+      <w:r>
+        <w:t>FeatureScatter</w:t>
+      </w:r>
+      <w:proofErr w:type="spellEnd"/>
+      <w:r>
+        <w:t xml:space="preserve"> </w:t>
+      </w:r>
+      <w:r>
+        <w:t xml:space="preserve">functions </w:t>
+      </w:r>
+      <w:r>
+        <w:t>to show the</w:t>
+      </w:r>
+      <w:r>
+        <w:t xml:space="preserve"> relationship between transcriptional </w:t>
+      </w:r>
+      <w:proofErr w:type="gramStart"/>
+      <w:r>
+        <w:t>yield(</w:t>
+      </w:r>
+      <w:proofErr w:type="gramEnd"/>
+      <w:r>
+        <w:t>total detected RNA molecules/UMIs)</w:t>
+      </w:r>
+      <w:r>
+        <w:t xml:space="preserve"> </w:t>
+      </w:r>
+      <w:r>
+        <w:t xml:space="preserve">and gene diversity (number of distinct genes detected) for each cell </w:t>
+      </w:r>
+      <w:r>
+        <w:t>(log10(</w:t>
+      </w:r>
+      <w:proofErr w:type="spellStart"/>
+      <w:r>
+        <w:t>nCount</w:t>
+      </w:r>
+      <w:proofErr w:type="spellEnd"/>
+      <w:r>
+        <w:t xml:space="preserve"> + 1) vs log10(</w:t>
+      </w:r>
+      <w:proofErr w:type="spellStart"/>
+      <w:r>
+        <w:t>nFeature</w:t>
+      </w:r>
+      <w:proofErr w:type="spellEnd"/>
+      <w:r>
+        <w:t xml:space="preserve"> + 1)) visualized using </w:t>
+      </w:r>
+      <w:proofErr w:type="spellStart"/>
+      <w:r>
+        <w:t>ggplot</w:t>
+      </w:r>
+      <w:proofErr w:type="spellEnd"/>
+      <w:r>
+        <w:t xml:space="preserve"> and</w:t>
+      </w:r>
+      <w:r>
+        <w:t xml:space="preserve"> testing volume of droplets retained using</w:t>
+      </w:r>
+      <w:r>
+        <w:t xml:space="preserve"> </w:t>
+      </w:r>
+      <w:r>
+        <w:t>potential thresholds</w:t>
+      </w:r>
+      <w:r>
+        <w:t>. The</w:t>
+      </w:r>
+      <w:r>
+        <w:t xml:space="preserve"> applied</w:t>
+      </w:r>
+      <w:r>
+        <w:t xml:space="preserve"> thresholds for the datasets</w:t>
+      </w:r>
+      <w:r>
+        <w:t xml:space="preserve"> that necessitated QC</w:t>
+      </w:r>
+      <w:r>
+        <w:t xml:space="preserve"> (GSE176031, and GSE181294) are shown in the table below.</w:t>
+      </w:r>
+      <w:r>
+        <w:t xml:space="preserve"> </w:t>
+      </w:r>
+      <w:r>
+        <w:t xml:space="preserve">The variation of the thresholds applied indicate the </w:t>
+      </w:r>
+      <w:r>
+        <w:t>different experimental preparations between the labs and</w:t>
+      </w:r>
+      <w:r>
+        <w:t xml:space="preserve"> their</w:t>
+      </w:r>
+      <w:r>
+        <w:t xml:space="preserve"> varying results</w:t>
+      </w:r>
+      <w:r>
+        <w:t>.</w:t>
+      </w:r>
+      <w:r>
+        <w:t xml:space="preserve"> For example,</w:t>
+      </w:r>
+      <w:r>
+        <w:t xml:space="preserve"> GSE176031 showed </w:t>
+      </w:r>
+      <w:r>
+        <w:t>many</w:t>
+      </w:r>
+      <w:r>
+        <w:t xml:space="preserve"> cells that exceeded 10% mitochondrial</w:t>
+      </w:r>
+      <w:r>
+        <w:t xml:space="preserve"> gene percentage per cell  (median = 7.24%, 95</w:t>
+      </w:r>
+      <w:r>
+        <w:rPr>
+          <w:vertAlign w:val="superscript"/>
+        </w:rPr>
+        <w:t>th</w:t>
+      </w:r>
+      <w:r>
+        <w:t xml:space="preserve">% = </w:t>
+      </w:r>
+      <w:r>
+        <w:lastRenderedPageBreak/>
+        <w:t>56.7%)</w:t>
+      </w:r>
+      <w:r>
+        <w:t xml:space="preserve"> genes per cell</w:t>
+      </w:r>
+      <w:r>
+        <w:t xml:space="preserve"> while the GSE181294 had minimal mitochondrial gene counts</w:t>
+      </w:r>
+      <w:r>
+        <w:t xml:space="preserve"> (</w:t>
+      </w:r>
+      <w:r>
+        <w:t>GRAB MEDIAN AND 95</w:t>
+      </w:r>
+      <w:r>
+        <w:rPr>
+          <w:vertAlign w:val="superscript"/>
+        </w:rPr>
+        <w:t>TH</w:t>
+      </w:r>
+      <w:r>
+        <w:t xml:space="preserve"> percentile of %Mito</w:t>
+      </w:r>
+      <w:r>
+        <w:t>)</w:t>
+      </w:r>
+      <w:r>
+        <w:t>.</w:t>
+      </w:r>
+    </w:p>
+    <w:tbl>
+      <w:tblPr>
+        <w:tblStyle w:val="TableGrid"/>
+        <w:tblW w:w="0" w:type="auto"/>
+        <w:tblLook w:val="04A0" w:firstRow="1" w:lastRow="0" w:firstColumn="1" w:lastColumn="0" w:noHBand="0" w:noVBand="1"/>
+      </w:tblPr>
+      <w:tblGrid>
+        <w:gridCol w:w="3116"/>
+        <w:gridCol w:w="3117"/>
+        <w:gridCol w:w="3117"/>
+      </w:tblGrid>
+      <w:tr>
+        <w:tc>
+          <w:tcPr>
+            <w:tcW w:w="3116" w:type="dxa"/>
+          </w:tcPr>
+          <w:p/>
+        </w:tc>
+        <w:tc>
+          <w:tcPr>
+            <w:tcW w:w="3117" w:type="dxa"/>
+          </w:tcPr>
+          <w:p>
+            <w:r>
+              <w:t>GSE176031</w:t>
+            </w:r>
+          </w:p>
+        </w:tc>
+        <w:tc>
+          <w:tcPr>
+            <w:tcW w:w="3117" w:type="dxa"/>
+          </w:tcPr>
+          <w:p>
+            <w:r>
+              <w:t>GSE181294</w:t>
+            </w:r>
+          </w:p>
+        </w:tc>
+      </w:tr>
+      <w:tr>
+        <w:tc>
+          <w:tcPr>
+            <w:tcW w:w="3116" w:type="dxa"/>
+          </w:tcPr>
+          <w:p>
+            <w:proofErr w:type="spellStart"/>
+            <w:r>
+              <w:t>nfeature_min</w:t>
+            </w:r>
+            <w:proofErr w:type="spellEnd"/>
+          </w:p>
+        </w:tc>
+        <w:tc>
+          <w:tcPr>
+            <w:tcW w:w="3117" w:type="dxa"/>
+          </w:tcPr>
+          <w:p>
+            <w:r>
+              <w:t>200</w:t>
+            </w:r>
+          </w:p>
+        </w:tc>
+        <w:tc>
+          <w:tcPr>
+            <w:tcW w:w="3117" w:type="dxa"/>
+          </w:tcPr>
+          <w:p>
+            <w:r>
+              <w:t>500</w:t>
+            </w:r>
+          </w:p>
+        </w:tc>
+      </w:tr>
+      <w:tr>
+        <w:tc>
+          <w:tcPr>
+            <w:tcW w:w="3116" w:type="dxa"/>
+          </w:tcPr>
+          <w:p>
+            <w:proofErr w:type="spellStart"/>
+            <w:r>
+              <w:t>Nfeature_max</w:t>
+            </w:r>
+            <w:proofErr w:type="spellEnd"/>
+          </w:p>
+        </w:tc>
+        <w:tc>
+          <w:tcPr>
+            <w:tcW w:w="3117" w:type="dxa"/>
+          </w:tcPr>
+          <w:p>
+            <w:r>
+              <w:t>7500</w:t>
+            </w:r>
+          </w:p>
+        </w:tc>
+        <w:tc>
+          <w:tcPr>
+            <w:tcW w:w="3117" w:type="dxa"/>
+          </w:tcPr>
+          <w:p>
+            <w:r>
+              <w:t>8000</w:t>
+            </w:r>
+          </w:p>
+        </w:tc>
+      </w:tr>
+      <w:tr>
+        <w:tc>
+          <w:tcPr>
+            <w:tcW w:w="3116" w:type="dxa"/>
+          </w:tcPr>
+          <w:p>
+            <w:proofErr w:type="spellStart"/>
+            <w:r>
+              <w:t>NCount_min</w:t>
+            </w:r>
+            <w:proofErr w:type="spellEnd"/>
+          </w:p>
+        </w:tc>
+        <w:tc>
+          <w:tcPr>
+            <w:tcW w:w="3117" w:type="dxa"/>
+          </w:tcPr>
+          <w:p>
+            <w:r>
+              <w:t>500</w:t>
+            </w:r>
+          </w:p>
+        </w:tc>
+        <w:tc>
+          <w:tcPr>
+            <w:tcW w:w="3117" w:type="dxa"/>
+          </w:tcPr>
+          <w:p>
+            <w:r>
+              <w:t>1000</w:t>
+            </w:r>
+          </w:p>
+        </w:tc>
+      </w:tr>
+      <w:tr>
+        <w:tc>
+          <w:tcPr>
+            <w:tcW w:w="3116" w:type="dxa"/>
+          </w:tcPr>
+          <w:p>
+            <w:r>
+              <w:t>NCount_max</w:t>
+            </w:r>
+          </w:p>
+        </w:tc>
+        <w:tc>
+          <w:tcPr>
+            <w:tcW w:w="3117" w:type="dxa"/>
+          </w:tcPr>
+          <w:p>
+            <w:r>
+              <w:t>55000</w:t>
+            </w:r>
+          </w:p>
+        </w:tc>
+        <w:tc>
+          <w:tcPr>
+            <w:tcW w:w="3117" w:type="dxa"/>
+          </w:tcPr>
+          <w:p>
+            <w:r>
+              <w:t>70000</w:t>
+            </w:r>
+          </w:p>
+        </w:tc>
+      </w:tr>
+      <w:tr>
+        <w:tc>
+          <w:tcPr>
+            <w:tcW w:w="3116" w:type="dxa"/>
+          </w:tcPr>
+          <w:p>
+            <w:proofErr w:type="spellStart"/>
+            <w:r>
+              <w:t>Mt_threshold</w:t>
+            </w:r>
+            <w:proofErr w:type="spellEnd"/>
+          </w:p>
+        </w:tc>
+        <w:tc>
+          <w:tcPr>
+            <w:tcW w:w="3117" w:type="dxa"/>
+          </w:tcPr>
+          <w:p>
+            <w:r>
+              <w:t>10</w:t>
+            </w:r>
+          </w:p>
+        </w:tc>
+        <w:tc>
+          <w:tcPr>
+            <w:tcW w:w="3117" w:type="dxa"/>
+          </w:tcPr>
+          <w:p>
+            <w:r>
+              <w:t>5</w:t>
+            </w:r>
+          </w:p>
+        </w:tc>
+      </w:tr>
+    </w:tbl>
+    <w:p/>
     <w:p>
       <w:pPr>
         <w:pStyle w:val="NormalWeb"/>

--- a/notes/Project_Notes.docx
+++ b/notes/Project_Notes.docx
@@ -898,32 +898,6 @@
       </w:r>
     </w:p>
     <w:p>
-      <w:r>
-        <w:rPr>
-          <w:b/>
-          <w:bCs/>
-        </w:rPr>
-        <w:t>Datasets with Clinical Data:</w:t>
-      </w:r>
-      <w:r>
-        <w:t xml:space="preserve"> GSE141445 (Chen et. al., 2021), GSE176031(Song, H, et. al., 2021), GSE150692(Crowley et. al., 2020), GSE18194(Chen, et. al. 2023),</w:t>
-      </w:r>
-      <w:r>
-        <w:t xml:space="preserve"> </w:t>
-      </w:r>
-      <w:proofErr w:type="spellStart"/>
-      <w:r>
-        <w:t>SubSeries</w:t>
-      </w:r>
-      <w:proofErr w:type="spellEnd"/>
-      <w:r>
-        <w:t xml:space="preserve"> </w:t>
-      </w:r>
-      <w:r>
-        <w:t>GSE117403 (Henry et. al. 2018)</w:t>
-      </w:r>
-    </w:p>
-    <w:p>
       <w:pPr>
         <w:rPr>
           <w:b/>
@@ -1030,7 +1004,6 @@
         <w:pStyle w:val="ListParagraph"/>
       </w:pPr>
       <w:r>
-        <w:lastRenderedPageBreak/>
         <w:t xml:space="preserve">Input: </w:t>
       </w:r>
       <w:proofErr w:type="spellStart"/>
@@ -1094,6 +1067,7 @@
           <w:b/>
           <w:bCs/>
         </w:rPr>
+        <w:lastRenderedPageBreak/>
         <w:t>Possible Outputs:</w:t>
       </w:r>
       <w:r>
@@ -1146,11 +1120,6 @@
       </w:r>
     </w:p>
     <w:p>
-      <w:r>
-        <w:t>https://gemini.google.com/app/bf55b47aff5d70fc</w:t>
-      </w:r>
-    </w:p>
-    <w:p>
       <w:pPr>
         <w:rPr>
           <w:b/>
@@ -1197,24 +1166,76 @@
       </w:r>
     </w:p>
     <w:p>
-      <w:r>
-        <w:rPr>
-          <w:b/>
-          <w:bCs/>
-        </w:rPr>
-        <w:t>Datasets with Clinical Data:</w:t>
-      </w:r>
-      <w:r>
-        <w:t xml:space="preserve"> GSE141445 (Chen et. al., 2021), GSE176031(Song, H, et. al., 2021), GSE150692(Crowley et. al., 2020), GSE18194(Chen, et. al. 2023), </w:t>
-      </w:r>
-      <w:proofErr w:type="spellStart"/>
-      <w:r>
-        <w:t>SubSeries</w:t>
-      </w:r>
-      <w:proofErr w:type="spellEnd"/>
-      <w:r>
-        <w:t xml:space="preserve"> GSE117403 (Henry et. al. 2018)</w:t>
-      </w:r>
+      <w:pPr>
+        <w:rPr>
+          <w:b/>
+          <w:bCs/>
+        </w:rPr>
+      </w:pPr>
+    </w:p>
+    <w:p>
+      <w:pPr>
+        <w:rPr>
+          <w:b/>
+          <w:bCs/>
+        </w:rPr>
+      </w:pPr>
+    </w:p>
+    <w:p>
+      <w:pPr>
+        <w:rPr>
+          <w:b/>
+          <w:bCs/>
+        </w:rPr>
+      </w:pPr>
+    </w:p>
+    <w:p>
+      <w:pPr>
+        <w:rPr>
+          <w:b/>
+          <w:bCs/>
+        </w:rPr>
+      </w:pPr>
+    </w:p>
+    <w:p>
+      <w:pPr>
+        <w:rPr>
+          <w:b/>
+          <w:bCs/>
+        </w:rPr>
+      </w:pPr>
+    </w:p>
+    <w:p>
+      <w:pPr>
+        <w:rPr>
+          <w:b/>
+          <w:bCs/>
+        </w:rPr>
+      </w:pPr>
+    </w:p>
+    <w:p>
+      <w:pPr>
+        <w:rPr>
+          <w:b/>
+          <w:bCs/>
+        </w:rPr>
+      </w:pPr>
+    </w:p>
+    <w:p>
+      <w:pPr>
+        <w:rPr>
+          <w:b/>
+          <w:bCs/>
+        </w:rPr>
+      </w:pPr>
+    </w:p>
+    <w:p>
+      <w:pPr>
+        <w:rPr>
+          <w:b/>
+          <w:bCs/>
+        </w:rPr>
+      </w:pPr>
     </w:p>
     <w:p>
       <w:pPr>
@@ -1295,7 +1316,11 @@
         <w:t xml:space="preserve"> dataset</w:t>
       </w:r>
       <w:r>
-        <w:t xml:space="preserve"> was chosen </w:t>
+        <w:t xml:space="preserve"> was </w:t>
+      </w:r>
+      <w:r>
+        <w:lastRenderedPageBreak/>
+        <w:t xml:space="preserve">chosen </w:t>
       </w:r>
       <w:r>
         <w:t>based on</w:t>
@@ -1310,533 +1335,491 @@
         <w:t xml:space="preserve">. For example, </w:t>
       </w:r>
       <w:r>
-        <w:t xml:space="preserve">Kelvin Z. et. al., in Cell Reports 2021 “enriched for immune cells” within their biopsies enabling them to analyze direct view of the immune landscape for their in-depth </w:t>
+        <w:t>Kelvin Z. et. al., in Cell Reports 2021 “enriched for immune cells” within their biopsies enabling them to analyze direct view of the immune landscape for their in-depth analysis on the perturbation of immune states paired normal adjacent and tumo</w:t>
+      </w:r>
+      <w:r>
+        <w:t xml:space="preserve">r biopsies so this one was avoided. Cell columns with non-unique genes within the count matrix were summed together to create the Seurat object, while non-unique barcodes from different libraries of the same dataset were marked with </w:t>
+      </w:r>
+      <w:proofErr w:type="gramStart"/>
+      <w:r>
+        <w:t>a .i</w:t>
+      </w:r>
+      <w:proofErr w:type="gramEnd"/>
+      <w:r>
+        <w:t>+1 if authors had not already marked their library barcodes between samples to preserve library complexity.</w:t>
+      </w:r>
+    </w:p>
+    <w:p>
+      <w:pPr>
+        <w:rPr>
+          <w:b/>
+          <w:bCs/>
+        </w:rPr>
+      </w:pPr>
+      <w:r>
+        <w:rPr>
+          <w:b/>
+          <w:bCs/>
+        </w:rPr>
+        <w:t xml:space="preserve">Dataset Cell </w:t>
+      </w:r>
+      <w:r>
+        <w:rPr>
+          <w:b/>
+          <w:bCs/>
+        </w:rPr>
+        <w:t>QC (Materials and Methods)</w:t>
+      </w:r>
+      <w:r>
+        <w:rPr>
+          <w:b/>
+          <w:bCs/>
+        </w:rPr>
+        <w:t xml:space="preserve"> [This paragraph has redundancies]</w:t>
+      </w:r>
+    </w:p>
+    <w:p>
+      <w:r>
+        <w:t>Each dataset was first screened using</w:t>
+      </w:r>
+      <w:r>
+        <w:t xml:space="preserve"> the</w:t>
+      </w:r>
+      <w:r>
+        <w:t xml:space="preserve"> </w:t>
+      </w:r>
+      <w:proofErr w:type="spellStart"/>
+      <w:r>
+        <w:t>EmptyDroplets</w:t>
+      </w:r>
+      <w:proofErr w:type="spellEnd"/>
+      <w:r>
+        <w:t xml:space="preserve"> from </w:t>
+      </w:r>
+      <w:proofErr w:type="spellStart"/>
+      <w:r>
+        <w:t>DropletUtils</w:t>
+      </w:r>
+      <w:proofErr w:type="spellEnd"/>
+      <w:r>
+        <w:t xml:space="preserve"> [1, 2] and the </w:t>
+      </w:r>
+      <w:proofErr w:type="spellStart"/>
+      <w:r>
+        <w:t>DoubletFinder</w:t>
+      </w:r>
+      <w:proofErr w:type="spellEnd"/>
+      <w:r>
+        <w:t xml:space="preserve"> classifier [3] to determine </w:t>
+      </w:r>
+      <w:r>
+        <w:t xml:space="preserve">whether to what extent </w:t>
+      </w:r>
+      <w:r>
+        <w:t>manual</w:t>
+      </w:r>
+      <w:r>
+        <w:t xml:space="preserve"> filtering </w:t>
+      </w:r>
+      <w:r>
+        <w:t xml:space="preserve">thresholds would be applied to the </w:t>
+      </w:r>
+      <w:proofErr w:type="spellStart"/>
+      <w:r>
+        <w:t>nFeature</w:t>
+      </w:r>
+      <w:proofErr w:type="spellEnd"/>
+      <w:r>
+        <w:t xml:space="preserve"> and </w:t>
+      </w:r>
+      <w:proofErr w:type="spellStart"/>
+      <w:r>
+        <w:t>nCount</w:t>
+      </w:r>
+      <w:proofErr w:type="spellEnd"/>
+      <w:r>
+        <w:t xml:space="preserve"> </w:t>
+      </w:r>
+      <w:r>
+        <w:t>metrics after creating routine scatter plots</w:t>
+      </w:r>
+      <w:r>
+        <w:t>.</w:t>
+      </w:r>
+      <w:r>
+        <w:t xml:space="preserve"> </w:t>
+      </w:r>
+      <w:r>
+        <w:t>This process established expected proportions of doublets and empty droplets within the single-cell dat</w:t>
+      </w:r>
+      <w:r>
+        <w:t>a and inform the magnitude of the manual thresholds</w:t>
+      </w:r>
+      <w:r>
+        <w:t>. To answer if quality control was necessary within the acquired data</w:t>
+      </w:r>
+      <w:r>
+        <w:t>,</w:t>
+      </w:r>
+      <w:r>
+        <w:t xml:space="preserve"> each dataset </w:t>
+      </w:r>
+      <w:r>
+        <w:t>that was either stated to have been pre-processed</w:t>
+      </w:r>
+      <w:r>
+        <w:t xml:space="preserve"> in their literature</w:t>
+      </w:r>
+      <w:r>
+        <w:t xml:space="preserve"> by the authors</w:t>
+      </w:r>
+      <w:r>
+        <w:t xml:space="preserve"> or demarcations</w:t>
+      </w:r>
+      <w:r>
+        <w:t xml:space="preserve"> posted onto</w:t>
+      </w:r>
+      <w:r>
+        <w:t xml:space="preserve"> files within the</w:t>
+      </w:r>
+      <w:r>
+        <w:t xml:space="preserve"> GEO</w:t>
+      </w:r>
+      <w:r>
+        <w:t xml:space="preserve"> accession repository</w:t>
+      </w:r>
+      <w:r>
+        <w:t xml:space="preserve"> was</w:t>
+      </w:r>
+      <w:r>
+        <w:t xml:space="preserve"> left unedited</w:t>
+      </w:r>
+      <w:r>
+        <w:t>.</w:t>
+      </w:r>
+      <w:r>
+        <w:t xml:space="preserve"> </w:t>
+      </w:r>
+      <w:r>
+        <w:t>W</w:t>
+      </w:r>
+      <w:r>
+        <w:t>hile data that was undeclare</w:t>
+      </w:r>
+      <w:r>
+        <w:t>d or unclear</w:t>
+      </w:r>
+      <w:r>
+        <w:t xml:space="preserve"> to have gone through quality control was </w:t>
+      </w:r>
+      <w:r>
+        <w:t>subject</w:t>
+      </w:r>
+      <w:r>
+        <w:t>ed</w:t>
+      </w:r>
+      <w:r>
+        <w:t xml:space="preserve"> to manual thresholding of their unique feature count (</w:t>
+      </w:r>
+      <w:proofErr w:type="spellStart"/>
+      <w:r>
+        <w:t>nFeature</w:t>
+      </w:r>
+      <w:proofErr w:type="spellEnd"/>
+      <w:r>
+        <w:t>), their UMI count per cell (</w:t>
+      </w:r>
+      <w:proofErr w:type="spellStart"/>
+      <w:r>
+        <w:t>nCount</w:t>
+      </w:r>
+      <w:proofErr w:type="spellEnd"/>
+      <w:r>
+        <w:t>), and the percent of mitochondrial genes per cell with relevant visuals to estimate percentage of cells that would be kept or erased from the original dataset</w:t>
+      </w:r>
+      <w:r>
+        <w:t xml:space="preserve"> after applying Seurat sub</w:t>
+      </w:r>
+      <w:r>
+        <w:t>set</w:t>
+      </w:r>
+      <w:r>
+        <w:t xml:space="preserve"> function</w:t>
+      </w:r>
+      <w:r>
+        <w:t xml:space="preserve">. </w:t>
+      </w:r>
+      <w:r>
+        <w:t xml:space="preserve">Routine scatter plots were generated using </w:t>
+      </w:r>
+      <w:proofErr w:type="gramStart"/>
+      <w:r>
+        <w:t>Seurat::</w:t>
+      </w:r>
+      <w:proofErr w:type="spellStart"/>
+      <w:proofErr w:type="gramEnd"/>
+      <w:r>
+        <w:t>VlnPlot</w:t>
+      </w:r>
+      <w:proofErr w:type="spellEnd"/>
+      <w:r>
+        <w:t xml:space="preserve"> and </w:t>
+      </w:r>
+      <w:proofErr w:type="spellStart"/>
+      <w:r>
+        <w:t>FeatureScatter</w:t>
+      </w:r>
+      <w:proofErr w:type="spellEnd"/>
+      <w:r>
+        <w:t xml:space="preserve"> functions to show the relationship between transcriptional </w:t>
+      </w:r>
+      <w:proofErr w:type="gramStart"/>
+      <w:r>
+        <w:t>yield(</w:t>
+      </w:r>
+      <w:proofErr w:type="gramEnd"/>
+      <w:r>
+        <w:t>total detected RNA molecules/UMIs) and gene diversity (number of distinct genes detected) for each cell (log10(</w:t>
+      </w:r>
+      <w:proofErr w:type="spellStart"/>
+      <w:r>
+        <w:t>nCount</w:t>
+      </w:r>
+      <w:proofErr w:type="spellEnd"/>
+      <w:r>
+        <w:t xml:space="preserve"> + 1) vs log10(</w:t>
+      </w:r>
+      <w:proofErr w:type="spellStart"/>
+      <w:r>
+        <w:t>nFeature</w:t>
+      </w:r>
+      <w:proofErr w:type="spellEnd"/>
+      <w:r>
+        <w:t xml:space="preserve"> + 1)) visualized using </w:t>
+      </w:r>
+      <w:proofErr w:type="spellStart"/>
+      <w:r>
+        <w:t>ggplot</w:t>
+      </w:r>
+      <w:proofErr w:type="spellEnd"/>
+      <w:r>
+        <w:t xml:space="preserve"> and testing volume of droplets retained using potential thresholds.</w:t>
+      </w:r>
+    </w:p>
+    <w:p>
+      <w:pPr>
+        <w:rPr>
+          <w:b/>
+          <w:bCs/>
+        </w:rPr>
+      </w:pPr>
+      <w:r>
+        <w:rPr>
+          <w:b/>
+          <w:bCs/>
+        </w:rPr>
+        <w:t xml:space="preserve">How do QC thresholds differ across datasets or patients, and what does this variability imply for cross-sample comparisons? </w:t>
+      </w:r>
+    </w:p>
+    <w:p>
+      <w:pPr>
+        <w:rPr>
+          <w:b/>
+          <w:bCs/>
+        </w:rPr>
+      </w:pPr>
+      <w:r>
+        <w:rPr>
+          <w:b/>
+          <w:bCs/>
+        </w:rPr>
+        <w:t xml:space="preserve">QC </w:t>
+      </w:r>
+      <w:r>
+        <w:rPr>
+          <w:b/>
+          <w:bCs/>
+        </w:rPr>
+        <w:t>Result</w:t>
+      </w:r>
+      <w:r>
+        <w:rPr>
+          <w:b/>
+          <w:bCs/>
+        </w:rPr>
+        <w:t xml:space="preserve"> Section</w:t>
+      </w:r>
+      <w:r>
+        <w:rPr>
+          <w:b/>
+          <w:bCs/>
+        </w:rPr>
+        <w:t>:</w:t>
+      </w:r>
+    </w:p>
+    <w:p>
+      <w:pPr>
+        <w:rPr>
+          <w:b/>
+          <w:bCs/>
+        </w:rPr>
+      </w:pPr>
+      <w:r>
+        <w:t>The</w:t>
+      </w:r>
+      <w:r>
+        <w:t xml:space="preserve"> applied</w:t>
+      </w:r>
+      <w:r>
+        <w:t xml:space="preserve"> thresholds for the datasets</w:t>
+      </w:r>
+      <w:r>
+        <w:t xml:space="preserve"> that necessitated QC</w:t>
+      </w:r>
+      <w:r>
+        <w:t xml:space="preserve"> (GSE176031, and GSE181294) are shown in the table below.</w:t>
+      </w:r>
+      <w:r>
+        <w:t xml:space="preserve"> </w:t>
+      </w:r>
+      <w:r>
+        <w:t xml:space="preserve">The variation of the thresholds applied indicate the </w:t>
+      </w:r>
+      <w:r>
+        <w:t>different experimental preparations between the labs and</w:t>
+      </w:r>
+      <w:r>
+        <w:t xml:space="preserve"> their</w:t>
+      </w:r>
+      <w:r>
+        <w:t xml:space="preserve"> varying results</w:t>
+      </w:r>
+      <w:r>
+        <w:t>.</w:t>
+      </w:r>
+      <w:r>
+        <w:t xml:space="preserve"> For example,</w:t>
+      </w:r>
+      <w:r>
+        <w:t xml:space="preserve"> GSE176031 showed </w:t>
+      </w:r>
+      <w:r>
+        <w:t>many</w:t>
+      </w:r>
+      <w:r>
+        <w:t xml:space="preserve"> cells that exceeded 10% mitochondrial</w:t>
+      </w:r>
+      <w:r>
+        <w:t xml:space="preserve"> gene percentage per cell  (median = 7.24%, 95</w:t>
+      </w:r>
+      <w:r>
+        <w:rPr>
+          <w:vertAlign w:val="superscript"/>
+        </w:rPr>
+        <w:t>th</w:t>
+      </w:r>
+      <w:r>
+        <w:t>% = 56.7%)</w:t>
+      </w:r>
+      <w:r>
+        <w:t xml:space="preserve"> genes per cell</w:t>
+      </w:r>
+      <w:r>
+        <w:t xml:space="preserve"> while the GSE181294 </w:t>
       </w:r>
       <w:r>
         <w:lastRenderedPageBreak/>
-        <w:t>analysis on the perturbation of immune states paired normal adjacent and tumo</w:t>
-      </w:r>
-      <w:r>
-        <w:t xml:space="preserve">r biopsies </w:t>
-      </w:r>
-      <w:proofErr w:type="gramStart"/>
-      <w:r>
-        <w:t>so</w:t>
-      </w:r>
-      <w:proofErr w:type="gramEnd"/>
-      <w:r>
-        <w:t xml:space="preserve"> this one was avoided. Cell columns with non-unique genes within the count matrix were summed together to create the Seurat object, while non-unique barcodes from different libraries of the same dataset were marked with </w:t>
-      </w:r>
-      <w:proofErr w:type="gramStart"/>
-      <w:r>
-        <w:t>a .i</w:t>
-      </w:r>
-      <w:proofErr w:type="gramEnd"/>
-      <w:r>
-        <w:t>+1 if authors had not already marked their library barcodes between samples to preserve library complexity.</w:t>
-      </w:r>
-    </w:p>
-    <w:p>
-      <w:pPr>
-        <w:rPr>
-          <w:b/>
-          <w:bCs/>
-        </w:rPr>
-      </w:pPr>
-      <w:r>
-        <w:rPr>
-          <w:b/>
-          <w:bCs/>
-        </w:rPr>
-        <w:t xml:space="preserve">Dataset Cell </w:t>
-      </w:r>
-      <w:r>
-        <w:rPr>
-          <w:b/>
-          <w:bCs/>
-        </w:rPr>
-        <w:t>QC (Materials and Methods)</w:t>
-      </w:r>
-    </w:p>
-    <w:p>
-      <w:r>
-        <w:t>Each dataset was first screened using</w:t>
-      </w:r>
-      <w:r>
-        <w:t xml:space="preserve"> the</w:t>
+        <w:t>had minimal mitochondrial gene counts</w:t>
+      </w:r>
+      <w:r>
+        <w:t xml:space="preserve"> (</w:t>
+      </w:r>
+      <w:r>
+        <w:t>GRAB MEDIAN AND 95</w:t>
+      </w:r>
+      <w:r>
+        <w:rPr>
+          <w:vertAlign w:val="superscript"/>
+        </w:rPr>
+        <w:t>TH</w:t>
+      </w:r>
+      <w:r>
+        <w:t xml:space="preserve"> percentile of %Mito</w:t>
+      </w:r>
+      <w:r>
+        <w:t>)</w:t>
+      </w:r>
+      <w:r>
+        <w:t>.</w:t>
+      </w:r>
+      <w:r>
+        <w:t xml:space="preserve">This could be due to human error during preparation or the </w:t>
+      </w:r>
+      <w:r>
+        <w:t xml:space="preserve">observation </w:t>
+      </w:r>
+      <w:r>
+        <w:t>that one was prepared with</w:t>
+      </w:r>
+      <w:r>
+        <w:t xml:space="preserve"> two different single cell methods </w:t>
       </w:r>
       <w:r>
         <w:t xml:space="preserve"> </w:t>
       </w:r>
-      <w:proofErr w:type="spellStart"/>
-      <w:r>
-        <w:t>EmptyDroplets</w:t>
-      </w:r>
-      <w:proofErr w:type="spellEnd"/>
-      <w:r>
-        <w:t xml:space="preserve"> from </w:t>
-      </w:r>
-      <w:proofErr w:type="spellStart"/>
-      <w:r>
-        <w:t>DropletUtils</w:t>
-      </w:r>
-      <w:proofErr w:type="spellEnd"/>
-      <w:r>
-        <w:t xml:space="preserve"> [1, 2] and the </w:t>
-      </w:r>
-      <w:proofErr w:type="spellStart"/>
-      <w:r>
-        <w:t>DoubletFinder</w:t>
-      </w:r>
-      <w:proofErr w:type="spellEnd"/>
-      <w:r>
-        <w:t xml:space="preserve"> classifier [3] to determine </w:t>
-      </w:r>
-      <w:r>
-        <w:t xml:space="preserve">whether to what extent </w:t>
-      </w:r>
-      <w:r>
-        <w:t>manual</w:t>
-      </w:r>
-      <w:r>
-        <w:t xml:space="preserve"> filtering </w:t>
-      </w:r>
-      <w:r>
-        <w:t xml:space="preserve">thresholds would be applied to the </w:t>
-      </w:r>
-      <w:proofErr w:type="spellStart"/>
-      <w:r>
-        <w:t>nFeature</w:t>
-      </w:r>
-      <w:proofErr w:type="spellEnd"/>
-      <w:r>
-        <w:t xml:space="preserve"> and </w:t>
-      </w:r>
-      <w:proofErr w:type="spellStart"/>
-      <w:r>
-        <w:t>nCount</w:t>
-      </w:r>
-      <w:proofErr w:type="spellEnd"/>
+      <w:r>
+        <w:t>(Seq</w:t>
+      </w:r>
+      <w:r>
+        <w:t>-</w:t>
+      </w:r>
+      <w:r>
+        <w:t xml:space="preserve">Well vs 10x Chromium), but regardless the thresholds indicate that these datasets </w:t>
+      </w:r>
+      <w:r>
+        <w:t>exhibit distinct baseline distribution of transcript yield and quality</w:t>
+      </w:r>
+      <w:r>
+        <w:t>. This</w:t>
+      </w:r>
+      <w:r>
+        <w:t xml:space="preserve"> implies</w:t>
+      </w:r>
+      <w:r>
+        <w:t xml:space="preserve"> that these datasets are not directly comparable due to the different contexts of preparation.</w:t>
+      </w:r>
+      <w:r>
+        <w:t xml:space="preserve"> Consequently,</w:t>
+      </w:r>
       <w:r>
         <w:t xml:space="preserve"> </w:t>
       </w:r>
       <w:r>
-        <w:t>metrics after creating routine scatter plots</w:t>
-      </w:r>
-      <w:r>
-        <w:t>.</w:t>
-      </w:r>
-      <w:r>
-        <w:t xml:space="preserve"> </w:t>
-      </w:r>
-      <w:r>
-        <w:t>This process established expected proportions of doublets and empty droplets within the single-cell dat</w:t>
-      </w:r>
-      <w:r>
-        <w:t>a and inform the magnitude of the manual thresholds</w:t>
-      </w:r>
-      <w:r>
-        <w:t>. To answer if quality control was necessary within the acquired data</w:t>
-      </w:r>
-      <w:r>
-        <w:t>,</w:t>
-      </w:r>
-      <w:r>
-        <w:t xml:space="preserve"> each dataset </w:t>
-      </w:r>
-      <w:r>
-        <w:t>that was either stated to have been pre-processed</w:t>
-      </w:r>
-      <w:r>
-        <w:t xml:space="preserve"> in their literature</w:t>
-      </w:r>
-      <w:r>
-        <w:t xml:space="preserve"> by the authors</w:t>
-      </w:r>
-      <w:r>
-        <w:t xml:space="preserve"> or demarcations</w:t>
-      </w:r>
-      <w:r>
-        <w:t xml:space="preserve"> posted onto</w:t>
-      </w:r>
-      <w:r>
-        <w:t xml:space="preserve"> files within the</w:t>
-      </w:r>
-      <w:r>
-        <w:t xml:space="preserve"> GEO</w:t>
-      </w:r>
-      <w:r>
-        <w:t xml:space="preserve"> accession repository</w:t>
-      </w:r>
-      <w:r>
-        <w:t xml:space="preserve"> was</w:t>
-      </w:r>
-      <w:r>
-        <w:t xml:space="preserve"> left unedited</w:t>
-      </w:r>
-      <w:r>
-        <w:t>.</w:t>
-      </w:r>
-      <w:r>
-        <w:t xml:space="preserve"> </w:t>
-      </w:r>
-      <w:r>
-        <w:t>W</w:t>
-      </w:r>
-      <w:r>
-        <w:t>hile data that was undeclare</w:t>
-      </w:r>
-      <w:r>
-        <w:t>d or unclear</w:t>
-      </w:r>
-      <w:r>
-        <w:t xml:space="preserve"> to have gone through quality control was </w:t>
-      </w:r>
-      <w:r>
-        <w:t>subject</w:t>
-      </w:r>
-      <w:r>
-        <w:t>ed</w:t>
-      </w:r>
-      <w:r>
-        <w:t xml:space="preserve"> to manual thresholding of their unique feature count (</w:t>
-      </w:r>
-      <w:proofErr w:type="spellStart"/>
-      <w:r>
-        <w:t>nFeature</w:t>
-      </w:r>
-      <w:proofErr w:type="spellEnd"/>
-      <w:r>
-        <w:t>), their UMI count per cell (</w:t>
-      </w:r>
-      <w:proofErr w:type="spellStart"/>
-      <w:r>
-        <w:t>nCount</w:t>
-      </w:r>
-      <w:proofErr w:type="spellEnd"/>
-      <w:r>
-        <w:t>), and the percent of mitochondrial genes per cell with relevant visuals to estimate percentage of cells that would be kept or erased from the original dataset</w:t>
-      </w:r>
-      <w:r>
-        <w:t xml:space="preserve"> after applying Seurat sub</w:t>
-      </w:r>
-      <w:r>
-        <w:t>set</w:t>
-      </w:r>
-      <w:r>
-        <w:t xml:space="preserve"> function</w:t>
-      </w:r>
-      <w:r>
-        <w:t>.</w:t>
-      </w:r>
-    </w:p>
-    <w:p>
-      <w:pPr>
-        <w:rPr>
-          <w:b/>
-          <w:bCs/>
-        </w:rPr>
-      </w:pPr>
-      <w:r>
-        <w:rPr>
-          <w:b/>
-          <w:bCs/>
-        </w:rPr>
-        <w:t xml:space="preserve">QC </w:t>
-      </w:r>
-      <w:r>
-        <w:rPr>
-          <w:b/>
-          <w:bCs/>
-        </w:rPr>
-        <w:t>Result</w:t>
-      </w:r>
-      <w:r>
-        <w:rPr>
-          <w:b/>
-          <w:bCs/>
-        </w:rPr>
-        <w:t xml:space="preserve"> Section</w:t>
-      </w:r>
-      <w:r>
-        <w:rPr>
-          <w:b/>
-          <w:bCs/>
-        </w:rPr>
-        <w:t>:</w:t>
-      </w:r>
-    </w:p>
-    <w:p>
-      <w:pPr>
-        <w:rPr>
-          <w:b/>
-          <w:bCs/>
-        </w:rPr>
-      </w:pPr>
-      <w:r>
-        <w:rPr>
-          <w:b/>
-          <w:bCs/>
-        </w:rPr>
-        <w:t>How do QC thresholds differ across datasets or patients, and what does this variability imply for cross-sample comparisons?</w:t>
-      </w:r>
-      <w:r>
-        <w:rPr>
-          <w:b/>
-          <w:bCs/>
-        </w:rPr>
-        <w:t xml:space="preserve"> </w:t>
-      </w:r>
-    </w:p>
-    <w:p>
-      <w:pPr>
-        <w:rPr>
-          <w:b/>
-          <w:bCs/>
-        </w:rPr>
-      </w:pPr>
-      <w:r>
-        <w:rPr>
-          <w:b/>
-          <w:bCs/>
-        </w:rPr>
-        <w:t>Checklist: Produce each QC Plot and compare the thresholds before and after.</w:t>
-      </w:r>
-    </w:p>
-    <w:p>
-      <w:r>
-        <w:t>Each</w:t>
-      </w:r>
-      <w:r>
-        <w:t xml:space="preserve"> quality control</w:t>
-      </w:r>
-      <w:r>
-        <w:t xml:space="preserve"> threshold was decided on a per dataset basis depending on the magnitude of correction</w:t>
-      </w:r>
-      <w:r>
-        <w:t>s</w:t>
-      </w:r>
-      <w:r>
-        <w:t xml:space="preserve"> </w:t>
-      </w:r>
-      <w:r>
-        <w:t xml:space="preserve">inferred </w:t>
-      </w:r>
-      <w:r>
-        <w:t>from the screening functions (</w:t>
-      </w:r>
-      <w:proofErr w:type="spellStart"/>
-      <w:r>
-        <w:t>EmptyDroplets</w:t>
-      </w:r>
-      <w:proofErr w:type="spellEnd"/>
+        <w:t xml:space="preserve">downstream comparisons of these requires </w:t>
+      </w:r>
+      <w:r>
+        <w:t>signal consolidation</w:t>
+      </w:r>
       <w:r>
         <w:t xml:space="preserve">, </w:t>
       </w:r>
-      <w:proofErr w:type="spellStart"/>
-      <w:r>
-        <w:t>DoubletFinder</w:t>
-      </w:r>
-      <w:proofErr w:type="spellEnd"/>
-      <w:r>
-        <w:t>,</w:t>
-      </w:r>
-      <w:r>
-        <w:t xml:space="preserve"> and </w:t>
-      </w:r>
-      <w:proofErr w:type="spellStart"/>
-      <w:r>
-        <w:t>SoupX</w:t>
-      </w:r>
-      <w:proofErr w:type="spellEnd"/>
-      <w:r>
-        <w:t>)</w:t>
-      </w:r>
-      <w:r>
-        <w:t>. R</w:t>
-      </w:r>
-      <w:r>
-        <w:t>outine scatter plots</w:t>
-      </w:r>
-      <w:r>
-        <w:t xml:space="preserve"> were</w:t>
-      </w:r>
-      <w:r>
-        <w:t xml:space="preserve"> generated using </w:t>
-      </w:r>
-      <w:proofErr w:type="gramStart"/>
-      <w:r>
-        <w:t>Seurat</w:t>
-      </w:r>
-      <w:r>
-        <w:t>::</w:t>
-      </w:r>
-      <w:proofErr w:type="spellStart"/>
-      <w:proofErr w:type="gramEnd"/>
-      <w:r>
-        <w:t>VlnPlot</w:t>
-      </w:r>
-      <w:proofErr w:type="spellEnd"/>
-      <w:r>
-        <w:t xml:space="preserve"> and</w:t>
-      </w:r>
-      <w:r>
-        <w:t xml:space="preserve"> </w:t>
-      </w:r>
-      <w:proofErr w:type="spellStart"/>
-      <w:r>
-        <w:t>FeatureScatter</w:t>
-      </w:r>
-      <w:proofErr w:type="spellEnd"/>
-      <w:r>
-        <w:t xml:space="preserve"> </w:t>
-      </w:r>
-      <w:r>
-        <w:t xml:space="preserve">functions </w:t>
-      </w:r>
-      <w:r>
-        <w:t>to show the</w:t>
-      </w:r>
-      <w:r>
-        <w:t xml:space="preserve"> relationship between transcriptional </w:t>
-      </w:r>
-      <w:proofErr w:type="gramStart"/>
-      <w:r>
-        <w:t>yield(</w:t>
-      </w:r>
-      <w:proofErr w:type="gramEnd"/>
-      <w:r>
-        <w:t>total detected RNA molecules/UMIs)</w:t>
-      </w:r>
-      <w:r>
-        <w:t xml:space="preserve"> </w:t>
-      </w:r>
-      <w:r>
-        <w:t xml:space="preserve">and gene diversity (number of distinct genes detected) for each cell </w:t>
-      </w:r>
-      <w:r>
-        <w:t>(log10(</w:t>
-      </w:r>
-      <w:proofErr w:type="spellStart"/>
-      <w:r>
-        <w:t>nCount</w:t>
-      </w:r>
-      <w:proofErr w:type="spellEnd"/>
-      <w:r>
-        <w:t xml:space="preserve"> + 1) vs log10(</w:t>
-      </w:r>
-      <w:proofErr w:type="spellStart"/>
-      <w:r>
-        <w:t>nFeature</w:t>
-      </w:r>
-      <w:proofErr w:type="spellEnd"/>
-      <w:r>
-        <w:t xml:space="preserve"> + 1)) visualized using </w:t>
-      </w:r>
-      <w:proofErr w:type="spellStart"/>
-      <w:r>
-        <w:t>ggplot</w:t>
-      </w:r>
-      <w:proofErr w:type="spellEnd"/>
-      <w:r>
-        <w:t xml:space="preserve"> and</w:t>
-      </w:r>
-      <w:r>
-        <w:t xml:space="preserve"> testing volume of droplets retained using</w:t>
-      </w:r>
-      <w:r>
-        <w:t xml:space="preserve"> </w:t>
-      </w:r>
-      <w:r>
-        <w:t>potential thresholds</w:t>
-      </w:r>
-      <w:r>
-        <w:t>. The</w:t>
-      </w:r>
-      <w:r>
-        <w:t xml:space="preserve"> applied</w:t>
-      </w:r>
-      <w:r>
-        <w:t xml:space="preserve"> thresholds for the datasets</w:t>
-      </w:r>
-      <w:r>
-        <w:t xml:space="preserve"> that necessitated QC</w:t>
-      </w:r>
-      <w:r>
-        <w:t xml:space="preserve"> (GSE176031, and GSE181294) are shown in the table below.</w:t>
-      </w:r>
-      <w:r>
-        <w:t xml:space="preserve"> </w:t>
-      </w:r>
-      <w:r>
-        <w:t xml:space="preserve">The variation of the thresholds applied indicate the </w:t>
-      </w:r>
-      <w:r>
-        <w:t>different experimental preparations between the labs and</w:t>
-      </w:r>
-      <w:r>
-        <w:t xml:space="preserve"> their</w:t>
-      </w:r>
-      <w:r>
-        <w:t xml:space="preserve"> varying results</w:t>
-      </w:r>
-      <w:r>
-        <w:t>.</w:t>
-      </w:r>
-      <w:r>
-        <w:t xml:space="preserve"> For example,</w:t>
-      </w:r>
-      <w:r>
-        <w:t xml:space="preserve"> GSE176031 showed </w:t>
-      </w:r>
-      <w:r>
-        <w:t>many</w:t>
-      </w:r>
-      <w:r>
-        <w:t xml:space="preserve"> cells that exceeded 10% mitochondrial</w:t>
-      </w:r>
-      <w:r>
-        <w:t xml:space="preserve"> gene percentage per cell  (median = 7.24%, 95</w:t>
-      </w:r>
-      <w:r>
-        <w:rPr>
-          <w:vertAlign w:val="superscript"/>
-        </w:rPr>
-        <w:t>th</w:t>
-      </w:r>
-      <w:r>
-        <w:t xml:space="preserve">% = </w:t>
-      </w:r>
-      <w:r>
-        <w:lastRenderedPageBreak/>
-        <w:t>56.7%)</w:t>
-      </w:r>
-      <w:r>
-        <w:t xml:space="preserve"> genes per cell</w:t>
-      </w:r>
-      <w:r>
-        <w:t xml:space="preserve"> while the GSE181294 had minimal mitochondrial gene counts</w:t>
-      </w:r>
-      <w:r>
-        <w:t xml:space="preserve"> (</w:t>
-      </w:r>
-      <w:r>
-        <w:t>GRAB MEDIAN AND 95</w:t>
-      </w:r>
-      <w:r>
-        <w:rPr>
-          <w:vertAlign w:val="superscript"/>
-        </w:rPr>
-        <w:t>TH</w:t>
-      </w:r>
-      <w:r>
-        <w:t xml:space="preserve"> percentile of %Mito</w:t>
-      </w:r>
-      <w:r>
-        <w:t>)</w:t>
-      </w:r>
-      <w:r>
-        <w:t>.</w:t>
+      <w:r>
+        <w:t>batch correction</w:t>
+      </w:r>
+      <w:r>
+        <w:t>, and re-normalization</w:t>
+      </w:r>
+      <w:r>
+        <w:t xml:space="preserve"> would be required </w:t>
+      </w:r>
+      <w:r>
+        <w:t>to compare relative changes in gene expression between shared conditions</w:t>
+      </w:r>
+      <w:r>
+        <w:t xml:space="preserve"> across datasets</w:t>
+      </w:r>
+      <w:r>
+        <w:t xml:space="preserve"> (ex: Normal Adjacent, and Tumor Core).</w:t>
       </w:r>
     </w:p>
     <w:tbl>
@@ -2204,6 +2187,465 @@
     </w:p>
     <w:p>
       <w:pPr>
+        <w:rPr>
+          <w:rFonts w:ascii="Times New Roman" w:eastAsia="Times New Roman" w:hAnsi="Times New Roman" w:cs="Times New Roman"/>
+          <w:kern w:val="0"/>
+          <w14:ligatures w14:val="none"/>
+        </w:rPr>
+      </w:pPr>
+    </w:p>
+    <w:p>
+      <w:pPr>
+        <w:rPr>
+          <w:rFonts w:ascii="Times New Roman" w:eastAsia="Times New Roman" w:hAnsi="Times New Roman" w:cs="Times New Roman"/>
+          <w:kern w:val="0"/>
+          <w14:ligatures w14:val="none"/>
+        </w:rPr>
+      </w:pPr>
+      <w:r>
+        <w:rPr>
+          <w:rFonts w:ascii="Times New Roman" w:eastAsia="Times New Roman" w:hAnsi="Times New Roman" w:cs="Times New Roman"/>
+          <w:kern w:val="0"/>
+          <w14:ligatures w14:val="none"/>
+        </w:rPr>
+        <w:t xml:space="preserve">What is the advantage having this large volume of </w:t>
+      </w:r>
+      <w:proofErr w:type="spellStart"/>
+      <w:r>
+        <w:rPr>
+          <w:rFonts w:ascii="Times New Roman" w:eastAsia="Times New Roman" w:hAnsi="Times New Roman" w:cs="Times New Roman"/>
+          <w:kern w:val="0"/>
+          <w14:ligatures w14:val="none"/>
+        </w:rPr>
+        <w:t>QCed</w:t>
+      </w:r>
+      <w:proofErr w:type="spellEnd"/>
+      <w:r>
+        <w:rPr>
+          <w:rFonts w:ascii="Times New Roman" w:eastAsia="Times New Roman" w:hAnsi="Times New Roman" w:cs="Times New Roman"/>
+          <w:kern w:val="0"/>
+          <w14:ligatures w14:val="none"/>
+        </w:rPr>
+        <w:t xml:space="preserve"> single cell data? D1, D2, D</w:t>
+      </w:r>
+      <w:proofErr w:type="gramStart"/>
+      <w:r>
+        <w:rPr>
+          <w:rFonts w:ascii="Times New Roman" w:eastAsia="Times New Roman" w:hAnsi="Times New Roman" w:cs="Times New Roman"/>
+          <w:kern w:val="0"/>
+          <w14:ligatures w14:val="none"/>
+        </w:rPr>
+        <w:t>3,D</w:t>
+      </w:r>
+      <w:proofErr w:type="gramEnd"/>
+      <w:r>
+        <w:rPr>
+          <w:rFonts w:ascii="Times New Roman" w:eastAsia="Times New Roman" w:hAnsi="Times New Roman" w:cs="Times New Roman"/>
+          <w:kern w:val="0"/>
+          <w14:ligatures w14:val="none"/>
+        </w:rPr>
+        <w:t>4</w:t>
+      </w:r>
+    </w:p>
+    <w:p>
+      <w:pPr>
+        <w:rPr>
+          <w:rFonts w:ascii="Times New Roman" w:eastAsia="Times New Roman" w:hAnsi="Times New Roman" w:cs="Times New Roman"/>
+          <w:kern w:val="0"/>
+          <w14:ligatures w14:val="none"/>
+        </w:rPr>
+      </w:pPr>
+      <w:r>
+        <w:rPr>
+          <w:rFonts w:ascii="Times New Roman" w:eastAsia="Times New Roman" w:hAnsi="Times New Roman" w:cs="Times New Roman"/>
+          <w:kern w:val="0"/>
+          <w14:ligatures w14:val="none"/>
+        </w:rPr>
+        <w:t xml:space="preserve">What shouldn’t we do with data? </w:t>
+      </w:r>
+    </w:p>
+    <w:p>
+      <w:pPr>
+        <w:rPr>
+          <w:rFonts w:ascii="Times New Roman" w:eastAsia="Times New Roman" w:hAnsi="Times New Roman" w:cs="Times New Roman"/>
+          <w:kern w:val="0"/>
+          <w14:ligatures w14:val="none"/>
+        </w:rPr>
+      </w:pPr>
+      <w:r>
+        <w:rPr>
+          <w:rFonts w:ascii="Times New Roman" w:eastAsia="Times New Roman" w:hAnsi="Times New Roman" w:cs="Times New Roman"/>
+          <w:kern w:val="0"/>
+          <w14:ligatures w14:val="none"/>
+        </w:rPr>
+        <w:t xml:space="preserve">The next obvious thing with this data to do is to characterize the cell types that occur within each condition. However, performing integration between these 4 datasets is computationally expensive (Seurat object likely &gt; 16 GB after raw count merging + CCA + Normalization + Scaling +recalculated PCA + recalculated UMAP+ Clustering+ Feature Consensus) and we’d likely be running into </w:t>
+      </w:r>
+      <w:proofErr w:type="gramStart"/>
+      <w:r>
+        <w:rPr>
+          <w:rFonts w:ascii="Times New Roman" w:eastAsia="Times New Roman" w:hAnsi="Times New Roman" w:cs="Times New Roman"/>
+          <w:kern w:val="0"/>
+          <w14:ligatures w14:val="none"/>
+        </w:rPr>
+        <w:t>the ”big</w:t>
+      </w:r>
+      <w:proofErr w:type="gramEnd"/>
+      <w:r>
+        <w:rPr>
+          <w:rFonts w:ascii="Times New Roman" w:eastAsia="Times New Roman" w:hAnsi="Times New Roman" w:cs="Times New Roman"/>
+          <w:kern w:val="0"/>
+          <w14:ligatures w14:val="none"/>
+        </w:rPr>
+        <w:t xml:space="preserve"> goober” strategy </w:t>
+      </w:r>
+      <w:proofErr w:type="gramStart"/>
+      <w:r>
+        <w:rPr>
+          <w:rFonts w:ascii="Times New Roman" w:eastAsia="Times New Roman" w:hAnsi="Times New Roman" w:cs="Times New Roman"/>
+          <w:kern w:val="0"/>
+          <w14:ligatures w14:val="none"/>
+        </w:rPr>
+        <w:t>were</w:t>
+      </w:r>
+      <w:proofErr w:type="gramEnd"/>
+      <w:r>
+        <w:rPr>
+          <w:rFonts w:ascii="Times New Roman" w:eastAsia="Times New Roman" w:hAnsi="Times New Roman" w:cs="Times New Roman"/>
+          <w:kern w:val="0"/>
+          <w14:ligatures w14:val="none"/>
+        </w:rPr>
+        <w:t xml:space="preserve"> the </w:t>
+      </w:r>
+      <w:proofErr w:type="spellStart"/>
+      <w:r>
+        <w:rPr>
+          <w:rFonts w:ascii="Times New Roman" w:eastAsia="Times New Roman" w:hAnsi="Times New Roman" w:cs="Times New Roman"/>
+          <w:kern w:val="0"/>
+          <w14:ligatures w14:val="none"/>
+        </w:rPr>
+        <w:t>combersome</w:t>
+      </w:r>
+      <w:proofErr w:type="spellEnd"/>
+      <w:r>
+        <w:rPr>
+          <w:rFonts w:ascii="Times New Roman" w:eastAsia="Times New Roman" w:hAnsi="Times New Roman" w:cs="Times New Roman"/>
+          <w:kern w:val="0"/>
+          <w14:ligatures w14:val="none"/>
+        </w:rPr>
+        <w:t xml:space="preserve"> volume and weight time will out weight the utility of the object itself. Characterizing the big goober (D1 + D2 +D3 +D3) and </w:t>
+      </w:r>
+      <w:proofErr w:type="gramStart"/>
+      <w:r>
+        <w:rPr>
+          <w:rFonts w:ascii="Times New Roman" w:eastAsia="Times New Roman" w:hAnsi="Times New Roman" w:cs="Times New Roman"/>
+          <w:kern w:val="0"/>
+          <w14:ligatures w14:val="none"/>
+        </w:rPr>
+        <w:t>the their</w:t>
+      </w:r>
+      <w:proofErr w:type="gramEnd"/>
+      <w:r>
+        <w:rPr>
+          <w:rFonts w:ascii="Times New Roman" w:eastAsia="Times New Roman" w:hAnsi="Times New Roman" w:cs="Times New Roman"/>
+          <w:kern w:val="0"/>
+          <w14:ligatures w14:val="none"/>
+        </w:rPr>
+        <w:t xml:space="preserve"> separate entities will be very redundant but will only confirm biological variation vs dataset variation. However, that is not the end goal. The goal is </w:t>
+      </w:r>
+      <w:proofErr w:type="gramStart"/>
+      <w:r>
+        <w:rPr>
+          <w:rFonts w:ascii="Times New Roman" w:eastAsia="Times New Roman" w:hAnsi="Times New Roman" w:cs="Times New Roman"/>
+          <w:kern w:val="0"/>
+          <w14:ligatures w14:val="none"/>
+        </w:rPr>
+        <w:t>characterize</w:t>
+      </w:r>
+      <w:proofErr w:type="gramEnd"/>
+      <w:r>
+        <w:rPr>
+          <w:rFonts w:ascii="Times New Roman" w:eastAsia="Times New Roman" w:hAnsi="Times New Roman" w:cs="Times New Roman"/>
+          <w:kern w:val="0"/>
+          <w14:ligatures w14:val="none"/>
+        </w:rPr>
+        <w:t xml:space="preserve"> the TME with </w:t>
+      </w:r>
+      <w:r>
+        <w:rPr>
+          <w:rFonts w:ascii="Times New Roman" w:eastAsia="Times New Roman" w:hAnsi="Times New Roman" w:cs="Times New Roman"/>
+          <w:kern w:val="0"/>
+          <w14:ligatures w14:val="none"/>
+        </w:rPr>
+        <w:lastRenderedPageBreak/>
+        <w:t>clinical variables using the limited computational power available. Which means the best viable path is this.</w:t>
+      </w:r>
+    </w:p>
+    <w:p>
+      <w:pPr>
+        <w:numPr>
+          <w:ilvl w:val="0"/>
+          <w:numId w:val="3"/>
+        </w:numPr>
+        <w:rPr>
+          <w:rFonts w:ascii="Times New Roman" w:eastAsia="Times New Roman" w:hAnsi="Times New Roman" w:cs="Times New Roman"/>
+          <w:kern w:val="0"/>
+          <w14:ligatures w14:val="none"/>
+        </w:rPr>
+      </w:pPr>
+      <w:r>
+        <w:rPr>
+          <w:rFonts w:ascii="Times New Roman" w:eastAsia="Times New Roman" w:hAnsi="Times New Roman" w:cs="Times New Roman"/>
+          <w:kern w:val="0"/>
+          <w14:ligatures w14:val="none"/>
+        </w:rPr>
+        <w:t xml:space="preserve">1. Characterize the individual </w:t>
+      </w:r>
+      <w:proofErr w:type="spellStart"/>
+      <w:r>
+        <w:rPr>
+          <w:rFonts w:ascii="Times New Roman" w:eastAsia="Times New Roman" w:hAnsi="Times New Roman" w:cs="Times New Roman"/>
+          <w:kern w:val="0"/>
+          <w14:ligatures w14:val="none"/>
+        </w:rPr>
+        <w:t>datasets’</w:t>
+      </w:r>
+      <w:proofErr w:type="spellEnd"/>
+      <w:r>
+        <w:rPr>
+          <w:rFonts w:ascii="Times New Roman" w:eastAsia="Times New Roman" w:hAnsi="Times New Roman" w:cs="Times New Roman"/>
+          <w:kern w:val="0"/>
+          <w14:ligatures w14:val="none"/>
+        </w:rPr>
+        <w:t xml:space="preserve"> cell types for each condition</w:t>
+      </w:r>
+    </w:p>
+    <w:p>
+      <w:pPr>
+        <w:numPr>
+          <w:ilvl w:val="0"/>
+          <w:numId w:val="3"/>
+        </w:numPr>
+        <w:rPr>
+          <w:rFonts w:ascii="Times New Roman" w:eastAsia="Times New Roman" w:hAnsi="Times New Roman" w:cs="Times New Roman"/>
+          <w:kern w:val="0"/>
+          <w14:ligatures w14:val="none"/>
+        </w:rPr>
+      </w:pPr>
+      <w:r>
+        <w:rPr>
+          <w:rFonts w:ascii="Times New Roman" w:eastAsia="Times New Roman" w:hAnsi="Times New Roman" w:cs="Times New Roman"/>
+          <w:kern w:val="0"/>
+          <w14:ligatures w14:val="none"/>
+        </w:rPr>
+        <w:t xml:space="preserve">2. Use some kind of statistical association strategy to say that it’s significant that X cell type is correlated to X condition (essentially a meta-analysis after </w:t>
+      </w:r>
+      <w:proofErr w:type="spellStart"/>
+      <w:r>
+        <w:rPr>
+          <w:rFonts w:ascii="Times New Roman" w:eastAsia="Times New Roman" w:hAnsi="Times New Roman" w:cs="Times New Roman"/>
+          <w:kern w:val="0"/>
+          <w14:ligatures w14:val="none"/>
+        </w:rPr>
+        <w:t>FindMarkers</w:t>
+      </w:r>
+      <w:proofErr w:type="spellEnd"/>
+      <w:r>
+        <w:rPr>
+          <w:rFonts w:ascii="Times New Roman" w:eastAsia="Times New Roman" w:hAnsi="Times New Roman" w:cs="Times New Roman"/>
+          <w:kern w:val="0"/>
+          <w14:ligatures w14:val="none"/>
+        </w:rPr>
+        <w:t xml:space="preserve"> 1vsAll for a specific condition not a direct comparison)</w:t>
+      </w:r>
+    </w:p>
+    <w:p>
+      <w:pPr>
+        <w:numPr>
+          <w:ilvl w:val="1"/>
+          <w:numId w:val="3"/>
+        </w:numPr>
+        <w:rPr>
+          <w:rFonts w:ascii="Times New Roman" w:eastAsia="Times New Roman" w:hAnsi="Times New Roman" w:cs="Times New Roman"/>
+          <w:kern w:val="0"/>
+          <w14:ligatures w14:val="none"/>
+        </w:rPr>
+      </w:pPr>
+      <w:r>
+        <w:rPr>
+          <w:rFonts w:ascii="Times New Roman" w:eastAsia="Times New Roman" w:hAnsi="Times New Roman" w:cs="Times New Roman"/>
+          <w:kern w:val="0"/>
+          <w14:ligatures w14:val="none"/>
+        </w:rPr>
+        <w:t>Possible Visuals: separate Dataset based Heatmaps of cell markers</w:t>
+      </w:r>
+    </w:p>
+    <w:p>
+      <w:pPr>
+        <w:numPr>
+          <w:ilvl w:val="1"/>
+          <w:numId w:val="3"/>
+        </w:numPr>
+        <w:rPr>
+          <w:rFonts w:ascii="Times New Roman" w:eastAsia="Times New Roman" w:hAnsi="Times New Roman" w:cs="Times New Roman"/>
+          <w:kern w:val="0"/>
+          <w14:ligatures w14:val="none"/>
+        </w:rPr>
+      </w:pPr>
+      <w:r>
+        <w:rPr>
+          <w:rFonts w:ascii="Times New Roman" w:eastAsia="Times New Roman" w:hAnsi="Times New Roman" w:cs="Times New Roman"/>
+          <w:kern w:val="0"/>
+          <w14:ligatures w14:val="none"/>
+        </w:rPr>
+        <w:t xml:space="preserve">Meta analysis per condition across each dataset </w:t>
+      </w:r>
+    </w:p>
+    <w:p>
+      <w:pPr>
+        <w:numPr>
+          <w:ilvl w:val="0"/>
+          <w:numId w:val="3"/>
+        </w:numPr>
+        <w:rPr>
+          <w:rFonts w:ascii="Times New Roman" w:eastAsia="Times New Roman" w:hAnsi="Times New Roman" w:cs="Times New Roman"/>
+          <w:kern w:val="0"/>
+          <w14:ligatures w14:val="none"/>
+        </w:rPr>
+      </w:pPr>
+      <w:r>
+        <w:rPr>
+          <w:rFonts w:ascii="Times New Roman" w:eastAsia="Times New Roman" w:hAnsi="Times New Roman" w:cs="Times New Roman"/>
+          <w:kern w:val="0"/>
+          <w14:ligatures w14:val="none"/>
+        </w:rPr>
+        <w:t xml:space="preserve">3. Do the same thing with the cell type and the clinical variable available within the </w:t>
+      </w:r>
+      <w:proofErr w:type="spellStart"/>
+      <w:r>
+        <w:rPr>
+          <w:rFonts w:ascii="Times New Roman" w:eastAsia="Times New Roman" w:hAnsi="Times New Roman" w:cs="Times New Roman"/>
+          <w:kern w:val="0"/>
+          <w14:ligatures w14:val="none"/>
+        </w:rPr>
+        <w:t>sc</w:t>
+      </w:r>
+      <w:proofErr w:type="spellEnd"/>
+      <w:r>
+        <w:rPr>
+          <w:rFonts w:ascii="Times New Roman" w:eastAsia="Times New Roman" w:hAnsi="Times New Roman" w:cs="Times New Roman"/>
+          <w:kern w:val="0"/>
+          <w14:ligatures w14:val="none"/>
+        </w:rPr>
+        <w:t xml:space="preserve"> metadata</w:t>
+      </w:r>
+    </w:p>
+    <w:p>
+      <w:pPr>
+        <w:numPr>
+          <w:ilvl w:val="0"/>
+          <w:numId w:val="3"/>
+        </w:numPr>
+        <w:rPr>
+          <w:rFonts w:ascii="Times New Roman" w:eastAsia="Times New Roman" w:hAnsi="Times New Roman" w:cs="Times New Roman"/>
+          <w:kern w:val="0"/>
+          <w14:ligatures w14:val="none"/>
+        </w:rPr>
+      </w:pPr>
+      <w:r>
+        <w:rPr>
+          <w:rFonts w:ascii="Times New Roman" w:eastAsia="Times New Roman" w:hAnsi="Times New Roman" w:cs="Times New Roman"/>
+          <w:kern w:val="0"/>
+          <w14:ligatures w14:val="none"/>
+        </w:rPr>
+        <w:t>4 Perform multi-reference deconvolution on bulk-</w:t>
+      </w:r>
+      <w:proofErr w:type="spellStart"/>
+      <w:r>
+        <w:rPr>
+          <w:rFonts w:ascii="Times New Roman" w:eastAsia="Times New Roman" w:hAnsi="Times New Roman" w:cs="Times New Roman"/>
+          <w:kern w:val="0"/>
+          <w14:ligatures w14:val="none"/>
+        </w:rPr>
+        <w:t>RNASeq</w:t>
+      </w:r>
+      <w:proofErr w:type="spellEnd"/>
+      <w:r>
+        <w:rPr>
+          <w:rFonts w:ascii="Times New Roman" w:eastAsia="Times New Roman" w:hAnsi="Times New Roman" w:cs="Times New Roman"/>
+          <w:kern w:val="0"/>
+          <w14:ligatures w14:val="none"/>
+        </w:rPr>
+        <w:t xml:space="preserve"> dataset</w:t>
+      </w:r>
+    </w:p>
+    <w:p>
+      <w:pPr>
+        <w:numPr>
+          <w:ilvl w:val="0"/>
+          <w:numId w:val="3"/>
+        </w:numPr>
+        <w:rPr>
+          <w:rFonts w:ascii="Times New Roman" w:eastAsia="Times New Roman" w:hAnsi="Times New Roman" w:cs="Times New Roman"/>
+          <w:kern w:val="0"/>
+          <w14:ligatures w14:val="none"/>
+        </w:rPr>
+      </w:pPr>
+      <w:r>
+        <w:rPr>
+          <w:rFonts w:ascii="Times New Roman" w:eastAsia="Times New Roman" w:hAnsi="Times New Roman" w:cs="Times New Roman"/>
+          <w:kern w:val="0"/>
+          <w14:ligatures w14:val="none"/>
+        </w:rPr>
+        <w:t xml:space="preserve">5. Use the cell </w:t>
+      </w:r>
+      <w:proofErr w:type="gramStart"/>
+      <w:r>
+        <w:rPr>
+          <w:rFonts w:ascii="Times New Roman" w:eastAsia="Times New Roman" w:hAnsi="Times New Roman" w:cs="Times New Roman"/>
+          <w:kern w:val="0"/>
+          <w14:ligatures w14:val="none"/>
+        </w:rPr>
+        <w:t>type  x</w:t>
+      </w:r>
+      <w:proofErr w:type="gramEnd"/>
+      <w:r>
+        <w:rPr>
+          <w:rFonts w:ascii="Times New Roman" w:eastAsia="Times New Roman" w:hAnsi="Times New Roman" w:cs="Times New Roman"/>
+          <w:kern w:val="0"/>
+          <w14:ligatures w14:val="none"/>
+        </w:rPr>
+        <w:t xml:space="preserve"> proportion matrix to figure out which change in cell types within the </w:t>
+      </w:r>
+      <w:proofErr w:type="spellStart"/>
+      <w:r>
+        <w:rPr>
+          <w:rFonts w:ascii="Times New Roman" w:eastAsia="Times New Roman" w:hAnsi="Times New Roman" w:cs="Times New Roman"/>
+          <w:kern w:val="0"/>
+          <w14:ligatures w14:val="none"/>
+        </w:rPr>
+        <w:t>bulkRNA</w:t>
+      </w:r>
+      <w:proofErr w:type="spellEnd"/>
+      <w:r>
+        <w:rPr>
+          <w:rFonts w:ascii="Times New Roman" w:eastAsia="Times New Roman" w:hAnsi="Times New Roman" w:cs="Times New Roman"/>
+          <w:kern w:val="0"/>
+          <w14:ligatures w14:val="none"/>
+        </w:rPr>
+        <w:t>-Seq data set and the tied meta data clinical variables.</w:t>
+      </w:r>
+    </w:p>
+    <w:p>
+      <w:pPr>
+        <w:rPr>
+          <w:rFonts w:ascii="Times New Roman" w:eastAsia="Times New Roman" w:hAnsi="Times New Roman" w:cs="Times New Roman"/>
+          <w:kern w:val="0"/>
+          <w14:ligatures w14:val="none"/>
+        </w:rPr>
+      </w:pPr>
+    </w:p>
+    <w:p>
+      <w:pPr>
         <w:pStyle w:val="NormalWeb"/>
       </w:pPr>
     </w:p>
@@ -2313,6 +2755,145 @@
     </w:lvl>
   </w:abstractNum>
   <w:abstractNum w:abstractNumId="1" w15:restartNumberingAfterBreak="0">
+    <w:nsid w:val="21416B6E"/>
+    <w:multiLevelType w:val="hybridMultilevel"/>
+    <w:tmpl w:val="42C27F3E"/>
+    <w:lvl w:ilvl="0" w:tplc="DD0A48F6">
+      <w:start w:val="1"/>
+      <w:numFmt w:val="bullet"/>
+      <w:lvlText w:val="•"/>
+      <w:lvlJc w:val="left"/>
+      <w:pPr>
+        <w:tabs>
+          <w:tab w:val="num" w:pos="720"/>
+        </w:tabs>
+        <w:ind w:left="720" w:hanging="360"/>
+      </w:pPr>
+      <w:rPr>
+        <w:rFonts w:ascii="Arial" w:hAnsi="Arial" w:hint="default"/>
+      </w:rPr>
+    </w:lvl>
+    <w:lvl w:ilvl="1" w:tplc="99B43C4C">
+      <w:numFmt w:val="bullet"/>
+      <w:lvlText w:val="•"/>
+      <w:lvlJc w:val="left"/>
+      <w:pPr>
+        <w:tabs>
+          <w:tab w:val="num" w:pos="1440"/>
+        </w:tabs>
+        <w:ind w:left="1440" w:hanging="360"/>
+      </w:pPr>
+      <w:rPr>
+        <w:rFonts w:ascii="Arial" w:hAnsi="Arial" w:hint="default"/>
+      </w:rPr>
+    </w:lvl>
+    <w:lvl w:ilvl="2" w:tplc="C2B409FA" w:tentative="1">
+      <w:start w:val="1"/>
+      <w:numFmt w:val="bullet"/>
+      <w:lvlText w:val="•"/>
+      <w:lvlJc w:val="left"/>
+      <w:pPr>
+        <w:tabs>
+          <w:tab w:val="num" w:pos="2160"/>
+        </w:tabs>
+        <w:ind w:left="2160" w:hanging="360"/>
+      </w:pPr>
+      <w:rPr>
+        <w:rFonts w:ascii="Arial" w:hAnsi="Arial" w:hint="default"/>
+      </w:rPr>
+    </w:lvl>
+    <w:lvl w:ilvl="3" w:tplc="388237F4" w:tentative="1">
+      <w:start w:val="1"/>
+      <w:numFmt w:val="bullet"/>
+      <w:lvlText w:val="•"/>
+      <w:lvlJc w:val="left"/>
+      <w:pPr>
+        <w:tabs>
+          <w:tab w:val="num" w:pos="2880"/>
+        </w:tabs>
+        <w:ind w:left="2880" w:hanging="360"/>
+      </w:pPr>
+      <w:rPr>
+        <w:rFonts w:ascii="Arial" w:hAnsi="Arial" w:hint="default"/>
+      </w:rPr>
+    </w:lvl>
+    <w:lvl w:ilvl="4" w:tplc="0A56EA80" w:tentative="1">
+      <w:start w:val="1"/>
+      <w:numFmt w:val="bullet"/>
+      <w:lvlText w:val="•"/>
+      <w:lvlJc w:val="left"/>
+      <w:pPr>
+        <w:tabs>
+          <w:tab w:val="num" w:pos="3600"/>
+        </w:tabs>
+        <w:ind w:left="3600" w:hanging="360"/>
+      </w:pPr>
+      <w:rPr>
+        <w:rFonts w:ascii="Arial" w:hAnsi="Arial" w:hint="default"/>
+      </w:rPr>
+    </w:lvl>
+    <w:lvl w:ilvl="5" w:tplc="BB4040C0" w:tentative="1">
+      <w:start w:val="1"/>
+      <w:numFmt w:val="bullet"/>
+      <w:lvlText w:val="•"/>
+      <w:lvlJc w:val="left"/>
+      <w:pPr>
+        <w:tabs>
+          <w:tab w:val="num" w:pos="4320"/>
+        </w:tabs>
+        <w:ind w:left="4320" w:hanging="360"/>
+      </w:pPr>
+      <w:rPr>
+        <w:rFonts w:ascii="Arial" w:hAnsi="Arial" w:hint="default"/>
+      </w:rPr>
+    </w:lvl>
+    <w:lvl w:ilvl="6" w:tplc="7382AB96" w:tentative="1">
+      <w:start w:val="1"/>
+      <w:numFmt w:val="bullet"/>
+      <w:lvlText w:val="•"/>
+      <w:lvlJc w:val="left"/>
+      <w:pPr>
+        <w:tabs>
+          <w:tab w:val="num" w:pos="5040"/>
+        </w:tabs>
+        <w:ind w:left="5040" w:hanging="360"/>
+      </w:pPr>
+      <w:rPr>
+        <w:rFonts w:ascii="Arial" w:hAnsi="Arial" w:hint="default"/>
+      </w:rPr>
+    </w:lvl>
+    <w:lvl w:ilvl="7" w:tplc="105AA18A" w:tentative="1">
+      <w:start w:val="1"/>
+      <w:numFmt w:val="bullet"/>
+      <w:lvlText w:val="•"/>
+      <w:lvlJc w:val="left"/>
+      <w:pPr>
+        <w:tabs>
+          <w:tab w:val="num" w:pos="5760"/>
+        </w:tabs>
+        <w:ind w:left="5760" w:hanging="360"/>
+      </w:pPr>
+      <w:rPr>
+        <w:rFonts w:ascii="Arial" w:hAnsi="Arial" w:hint="default"/>
+      </w:rPr>
+    </w:lvl>
+    <w:lvl w:ilvl="8" w:tplc="C2BE6C76" w:tentative="1">
+      <w:start w:val="1"/>
+      <w:numFmt w:val="bullet"/>
+      <w:lvlText w:val="•"/>
+      <w:lvlJc w:val="left"/>
+      <w:pPr>
+        <w:tabs>
+          <w:tab w:val="num" w:pos="6480"/>
+        </w:tabs>
+        <w:ind w:left="6480" w:hanging="360"/>
+      </w:pPr>
+      <w:rPr>
+        <w:rFonts w:ascii="Arial" w:hAnsi="Arial" w:hint="default"/>
+      </w:rPr>
+    </w:lvl>
+  </w:abstractNum>
+  <w:abstractNum w:abstractNumId="2" w15:restartNumberingAfterBreak="0">
     <w:nsid w:val="57410E7E"/>
     <w:multiLevelType w:val="hybridMultilevel"/>
     <w:tmpl w:val="D1E0371E"/>
@@ -2405,6 +2986,9 @@
     <w:abstractNumId w:val="0"/>
   </w:num>
   <w:num w:numId="2" w16cid:durableId="919100901">
+    <w:abstractNumId w:val="2"/>
+  </w:num>
+  <w:num w:numId="3" w16cid:durableId="807820510">
     <w:abstractNumId w:val="1"/>
   </w:num>
 </w:numbering>
@@ -3013,7 +3597,6 @@
   <w:style w:type="character" w:default="1" w:styleId="DefaultParagraphFont">
     <w:name w:val="Default Paragraph Font"/>
     <w:uiPriority w:val="1"/>
-    <w:semiHidden/>
     <w:unhideWhenUsed/>
   </w:style>
   <w:style w:type="table" w:default="1" w:styleId="TableNormal">
